--- a/plantillas_maestras/17_seguro_no_especificado/negativa_cobertura/2_o_mas_ddos_varios/varon/TPL_1733_2026_SEGURO_NO_ESPECIFICADO_NEGATIVA_COBERTURA_ASEGURADORA_VARON_R1.DOCX
+++ b/plantillas_maestras/17_seguro_no_especificado/negativa_cobertura/2_o_mas_ddos_varios/varon/TPL_1733_2026_SEGURO_NO_ESPECIFICADO_NEGATIVA_COBERTURA_ASEGURADORA_VARON_R1.DOCX
@@ -334,7 +334,7 @@
           <w14:ligatures w14:val="none"/>
         </w:rPr>
         <w:tab/>
-        <w:t xml:space="preserve">:       </w:t>
+        <w:t xml:space="preserve">: </w:t>
       </w:r>
       <w:r>
         <w:rPr>
@@ -2787,7 +2787,7 @@
           <w:lang w:eastAsia="es-PE"/>
           <w14:ligatures w14:val="none"/>
         </w:rPr>
-        <w:t xml:space="preserve">RESOLUCIÓN DE LA SECRETARÍA TÉCNICA  </w:t>
+        <w:t xml:space="preserve">RESOLUCIÓN DE LA SECRETARÍA TÉCNICA </w:t>
       </w:r>
     </w:p>
     <w:p>
@@ -4270,7 +4270,7 @@
           <w:kern w:val="0"/>
           <w14:ligatures w14:val="none"/>
         </w:rPr>
-        <w:t>Legislativo  807</w:t>
+        <w:t>Legislativo 807</w:t>
       </w:r>
       <w:proofErr w:type="gramEnd"/>
       <w:r>
@@ -4496,7 +4496,7 @@
           <w:rFonts w:ascii="Arial Narrow" w:hAnsi="Arial Narrow"/>
           <w:color w:val="000000"/>
         </w:rPr>
-        <w:t xml:space="preserve">Decreto Supremo  006-2026-JUS, bajo </w:t>
+        <w:t xml:space="preserve">Decreto Supremo 006-2026-JUS, bajo </w:t>
       </w:r>
       <w:r>
         <w:rPr>
@@ -4926,7 +4926,7 @@
           <w:sz w:val="16"/>
           <w:szCs w:val="16"/>
         </w:rPr>
-        <w:t>N°</w:t>
+        <w:t/>
       </w:r>
       <w:proofErr w:type="spellEnd"/>
       <w:r>
@@ -5108,7 +5108,7 @@
           <w:sz w:val="16"/>
           <w:szCs w:val="16"/>
         </w:rPr>
-        <w:t xml:space="preserve">  </w:t>
+        <w:t xml:space="preserve"> </w:t>
       </w:r>
       <w:r>
         <w:rPr>
@@ -5361,7 +5361,7 @@
           <w:sz w:val="16"/>
           <w:szCs w:val="16"/>
         </w:rPr>
-        <w:t xml:space="preserve">           </w:t>
+        <w:t xml:space="preserve"> </w:t>
       </w:r>
       <w:r>
         <w:rPr>
@@ -5379,7 +5379,7 @@
           <w:sz w:val="16"/>
           <w:szCs w:val="16"/>
         </w:rPr>
-        <w:t xml:space="preserve">LEY 29571, CÓDIGO DE PROTECCIÓN Y DEFENSA DEL CONSUMIDOR, publicado el 2 de setiembre de 2010 y modificado por Decreto Legislativo N 1308   </w:t>
+        <w:t xml:space="preserve">LEY 29571, CÓDIGO DE PROTECCIÓN Y DEFENSA DEL CONSUMIDOR, publicado el 2 de setiembre de 2010 y modificado por Decreto Legislativo N 1308 </w:t>
       </w:r>
     </w:p>
     <w:p>
@@ -5403,7 +5403,7 @@
           <w:sz w:val="16"/>
           <w:szCs w:val="16"/>
         </w:rPr>
-        <w:t xml:space="preserve">Artículo 18.- Idoneidad   </w:t>
+        <w:t xml:space="preserve">Artículo 18.- Idoneidad </w:t>
       </w:r>
     </w:p>
     <w:p>
@@ -5423,7 +5423,7 @@
           <w:sz w:val="16"/>
           <w:szCs w:val="16"/>
         </w:rPr>
-        <w:t xml:space="preserve">Se entiende por idoneidad la correspondencia entre lo que un consumidor espera y lo que efectivamente recibe, en función a lo que se le hubiera ofrecido, la publicidad e información transmitida, las condiciones y circunstancias de la transacción, las características y naturaleza del producto o servicio, el precio, entre otros factores, atendiendo a las circunstancias del caso.    </w:t>
+        <w:t xml:space="preserve">Se entiende por idoneidad la correspondencia entre lo que un consumidor espera y lo que efectivamente recibe, en función a lo que se le hubiera ofrecido, la publicidad e información transmitida, las condiciones y circunstancias de la transacción, las características y naturaleza del producto o servicio, el precio, entre otros factores, atendiendo a las circunstancias del caso. </w:t>
       </w:r>
     </w:p>
     <w:p>
@@ -5544,7 +5544,7 @@
           <w:sz w:val="16"/>
           <w:szCs w:val="16"/>
         </w:rPr>
-        <w:t xml:space="preserve">           </w:t>
+        <w:t xml:space="preserve"> </w:t>
       </w:r>
       <w:r>
         <w:rPr>
@@ -5562,7 +5562,7 @@
           <w:sz w:val="16"/>
           <w:szCs w:val="16"/>
         </w:rPr>
-        <w:t xml:space="preserve">LEY 29571, CÓDIGO DE PROTECCIÓN Y DEFENSA DEL CONSUMIDOR, publicado el 2 de setiembre de 2010 y modificado por Decreto Legislativo N 1308   </w:t>
+        <w:t xml:space="preserve">LEY 29571, CÓDIGO DE PROTECCIÓN Y DEFENSA DEL CONSUMIDOR, publicado el 2 de setiembre de 2010 y modificado por Decreto Legislativo N 1308 </w:t>
       </w:r>
     </w:p>
     <w:p>
@@ -5691,7 +5691,7 @@
           <w:sz w:val="16"/>
           <w:szCs w:val="16"/>
         </w:rPr>
-        <w:t xml:space="preserve">  </w:t>
+        <w:t xml:space="preserve"> </w:t>
       </w:r>
       <w:r>
         <w:rPr>
@@ -5876,7 +5876,7 @@
           <w:sz w:val="16"/>
           <w:szCs w:val="16"/>
         </w:rPr>
-        <w:t>Nº</w:t>
+        <w:t/>
       </w:r>
       <w:proofErr w:type="spellEnd"/>
       <w:r>
@@ -6157,15 +6157,15 @@
           <w:szCs w:val="16"/>
           <w:vertAlign w:val="superscript"/>
         </w:rPr>
-        <w:t xml:space="preserve">  </w:t>
-      </w:r>
-      <w:r>
-        <w:rPr>
-          <w:rFonts w:ascii="Arial Narrow" w:hAnsi="Arial Narrow" w:cs="Arial"/>
-          <w:sz w:val="16"/>
-          <w:szCs w:val="16"/>
-        </w:rPr>
-        <w:t xml:space="preserve">     </w:t>
+        <w:t xml:space="preserve"> </w:t>
+      </w:r>
+      <w:r>
+        <w:rPr>
+          <w:rFonts w:ascii="Arial Narrow" w:hAnsi="Arial Narrow" w:cs="Arial"/>
+          <w:sz w:val="16"/>
+          <w:szCs w:val="16"/>
+        </w:rPr>
+        <w:t xml:space="preserve"> </w:t>
       </w:r>
       <w:r>
         <w:rPr>
@@ -6262,7 +6262,7 @@
           <w:sz w:val="16"/>
           <w:szCs w:val="16"/>
         </w:rPr>
-        <w:t>El órgano resolutivo puede sancionar las infracciones administrativas a que se refiere el artículo 108º con amonestación y multas de hasta cuatrocientos cincuenta (450) Unidades Impositivas Tributarias (UIT), las cuales son calificadas de la siguiente manera:</w:t>
+        <w:t>El órgano resolutivo puede sancionar las infracciones administrativas a que se refiere el artículo 108 con amonestación y multas de hasta cuatrocientos cincuenta (450) Unidades Impositivas Tributarias (UIT), las cuales son calificadas de la siguiente manera:</w:t>
       </w:r>
     </w:p>
     <w:p>
@@ -6386,7 +6386,7 @@
           <w:sz w:val="16"/>
           <w:szCs w:val="16"/>
         </w:rPr>
-        <w:t xml:space="preserve">        </w:t>
+        <w:t xml:space="preserve"> </w:t>
       </w:r>
       <w:r>
         <w:rPr>
@@ -7243,7 +7243,7 @@
           <w:sz w:val="16"/>
           <w:szCs w:val="16"/>
         </w:rPr>
-        <w:t xml:space="preserve">         </w:t>
+        <w:t xml:space="preserve"> </w:t>
       </w:r>
       <w:r>
         <w:rPr>
@@ -7505,7 +7505,7 @@
           <w:sz w:val="16"/>
           <w:szCs w:val="16"/>
         </w:rPr>
-        <w:t>Nº</w:t>
+        <w:t/>
       </w:r>
       <w:proofErr w:type="spellEnd"/>
       <w:r>
@@ -7961,7 +7961,7 @@
               <w:sz w:val="16"/>
               <w:szCs w:val="16"/>
             </w:rPr>
-            <w:t xml:space="preserve">CNICA DE LA    </w:t>
+            <w:t xml:space="preserve">CNICA DE LA </w:t>
           </w:r>
         </w:p>
         <w:p>

--- a/plantillas_maestras/17_seguro_no_especificado/negativa_cobertura/2_o_mas_ddos_varios/varon/TPL_1733_2026_SEGURO_NO_ESPECIFICADO_NEGATIVA_COBERTURA_ASEGURADORA_VARON_R1.DOCX
+++ b/plantillas_maestras/17_seguro_no_especificado/negativa_cobertura/2_o_mas_ddos_varios/varon/TPL_1733_2026_SEGURO_NO_ESPECIFICADO_NEGATIVA_COBERTURA_ASEGURADORA_VARON_R1.DOCX
@@ -106,7 +106,7 @@
           <w:lang w:eastAsia="es-PE"/>
           <w14:ligatures w14:val="none"/>
         </w:rPr>
-        <w:t>DENUNCIANTE</w:t>
+        <w:t xml:space="preserve">DENUNCIANTE:[DENUNCIANTE] (SEÑOR [APELLIDO])</w:t>
       </w:r>
       <w:r>
         <w:rPr>
@@ -118,7 +118,7 @@
           <w14:ligatures w14:val="none"/>
         </w:rPr>
         <w:tab/>
-        <w:t>:</w:t>
+        <w:t/>
       </w:r>
       <w:r>
         <w:rPr>
@@ -140,62 +140,62 @@
           <w:lang w:eastAsia="es-PE"/>
           <w14:ligatures w14:val="none"/>
         </w:rPr>
-        <w:t>JORGE ALEJANDRO GUTI</w:t>
-      </w:r>
-      <w:r>
-        <w:rPr>
-          <w:rFonts w:ascii="Arial Narrow" w:eastAsia="Arial Narrow" w:hAnsi="Arial Narrow" w:cs="Arial Narrow"/>
-          <w:b/>
-          <w:color w:val="000000"/>
-          <w:kern w:val="0"/>
-          <w:lang w:eastAsia="es-PE"/>
-          <w14:ligatures w14:val="none"/>
-        </w:rPr>
-        <w:t>É</w:t>
-      </w:r>
-      <w:r>
-        <w:rPr>
-          <w:rFonts w:ascii="Arial Narrow" w:eastAsia="Arial Narrow" w:hAnsi="Arial Narrow" w:cs="Arial Narrow"/>
-          <w:b/>
-          <w:color w:val="000000"/>
-          <w:kern w:val="0"/>
-          <w:lang w:eastAsia="es-PE"/>
-          <w14:ligatures w14:val="none"/>
-        </w:rPr>
-        <w:t xml:space="preserve">RREZ ARAPA </w:t>
-      </w:r>
-      <w:r>
-        <w:rPr>
-          <w:rFonts w:ascii="Arial Narrow" w:eastAsia="Arial Narrow" w:hAnsi="Arial Narrow" w:cs="Arial Narrow"/>
-          <w:b/>
-          <w:color w:val="000000"/>
-          <w:kern w:val="0"/>
-          <w:lang w:eastAsia="es-PE"/>
-          <w14:ligatures w14:val="none"/>
-        </w:rPr>
-        <w:t xml:space="preserve">(SEÑOR </w:t>
-      </w:r>
-      <w:r>
-        <w:rPr>
-          <w:rFonts w:ascii="Arial Narrow" w:eastAsia="Arial Narrow" w:hAnsi="Arial Narrow" w:cs="Arial Narrow"/>
-          <w:b/>
-          <w:color w:val="000000"/>
-          <w:kern w:val="0"/>
-          <w:lang w:eastAsia="es-PE"/>
-          <w14:ligatures w14:val="none"/>
-        </w:rPr>
-        <w:t>GUTIÉRREZ</w:t>
-      </w:r>
-      <w:r>
-        <w:rPr>
-          <w:rFonts w:ascii="Arial Narrow" w:eastAsia="Arial Narrow" w:hAnsi="Arial Narrow" w:cs="Arial Narrow"/>
-          <w:b/>
-          <w:color w:val="000000"/>
-          <w:kern w:val="0"/>
-          <w:lang w:eastAsia="es-PE"/>
-          <w14:ligatures w14:val="none"/>
-        </w:rPr>
-        <w:t>)</w:t>
+        <w:t/>
+      </w:r>
+      <w:r>
+        <w:rPr>
+          <w:rFonts w:ascii="Arial Narrow" w:eastAsia="Arial Narrow" w:hAnsi="Arial Narrow" w:cs="Arial Narrow"/>
+          <w:b/>
+          <w:color w:val="000000"/>
+          <w:kern w:val="0"/>
+          <w:lang w:eastAsia="es-PE"/>
+          <w14:ligatures w14:val="none"/>
+        </w:rPr>
+        <w:t/>
+      </w:r>
+      <w:r>
+        <w:rPr>
+          <w:rFonts w:ascii="Arial Narrow" w:eastAsia="Arial Narrow" w:hAnsi="Arial Narrow" w:cs="Arial Narrow"/>
+          <w:b/>
+          <w:color w:val="000000"/>
+          <w:kern w:val="0"/>
+          <w:lang w:eastAsia="es-PE"/>
+          <w14:ligatures w14:val="none"/>
+        </w:rPr>
+        <w:t xml:space="preserve"/>
+      </w:r>
+      <w:r>
+        <w:rPr>
+          <w:rFonts w:ascii="Arial Narrow" w:eastAsia="Arial Narrow" w:hAnsi="Arial Narrow" w:cs="Arial Narrow"/>
+          <w:b/>
+          <w:color w:val="000000"/>
+          <w:kern w:val="0"/>
+          <w:lang w:eastAsia="es-PE"/>
+          <w14:ligatures w14:val="none"/>
+        </w:rPr>
+        <w:t xml:space="preserve"/>
+      </w:r>
+      <w:r>
+        <w:rPr>
+          <w:rFonts w:ascii="Arial Narrow" w:eastAsia="Arial Narrow" w:hAnsi="Arial Narrow" w:cs="Arial Narrow"/>
+          <w:b/>
+          <w:color w:val="000000"/>
+          <w:kern w:val="0"/>
+          <w:lang w:eastAsia="es-PE"/>
+          <w14:ligatures w14:val="none"/>
+        </w:rPr>
+        <w:t/>
+      </w:r>
+      <w:r>
+        <w:rPr>
+          <w:rFonts w:ascii="Arial Narrow" w:eastAsia="Arial Narrow" w:hAnsi="Arial Narrow" w:cs="Arial Narrow"/>
+          <w:b/>
+          <w:color w:val="000000"/>
+          <w:kern w:val="0"/>
+          <w:lang w:eastAsia="es-PE"/>
+          <w14:ligatures w14:val="none"/>
+        </w:rPr>
+        <w:t/>
       </w:r>
     </w:p>
     <w:p>
@@ -614,7 +614,7 @@
           <w:lang w:val="es-ES" w:eastAsia="es-ES"/>
           <w14:ligatures w14:val="none"/>
         </w:rPr>
-        <w:t xml:space="preserve">Mediante el escrito del </w:t>
+        <w:t xml:space="preserve">Mediante el escrito del 3 de abril de 2026, el señor [APELLIDO] denunció a Chubb por presuntas infracciones a la Ley 29571, Código de Protección y Defensa del Consumidor (en adelante, Código), señalando lo siguiente:</w:t>
       </w:r>
       <w:r>
         <w:rPr>
@@ -624,7 +624,7 @@
           <w:lang w:val="es-ES" w:eastAsia="es-ES"/>
           <w14:ligatures w14:val="none"/>
         </w:rPr>
-        <w:t>3 de abril de 2026</w:t>
+        <w:t/>
       </w:r>
       <w:r>
         <w:rPr>
@@ -643,7 +643,7 @@
           <w:kern w:val="0"/>
           <w14:ligatures w14:val="none"/>
         </w:rPr>
-        <w:t>,</w:t>
+        <w:t/>
       </w:r>
       <w:r>
         <w:rPr>
@@ -651,7 +651,7 @@
           <w:kern w:val="0"/>
           <w14:ligatures w14:val="none"/>
         </w:rPr>
-        <w:t xml:space="preserve"> </w:t>
+        <w:t xml:space="preserve"/>
       </w:r>
       <w:r>
         <w:rPr>
@@ -659,7 +659,7 @@
           <w:kern w:val="0"/>
           <w14:ligatures w14:val="none"/>
         </w:rPr>
-        <w:t>el</w:t>
+        <w:t/>
       </w:r>
       <w:r>
         <w:rPr>
@@ -667,7 +667,7 @@
           <w:kern w:val="0"/>
           <w14:ligatures w14:val="none"/>
         </w:rPr>
-        <w:t xml:space="preserve"> señor </w:t>
+        <w:t xml:space="preserve"/>
       </w:r>
       <w:r>
         <w:rPr>
@@ -675,7 +675,7 @@
           <w:kern w:val="0"/>
           <w14:ligatures w14:val="none"/>
         </w:rPr>
-        <w:t xml:space="preserve">Gutiérrez </w:t>
+        <w:t xml:space="preserve"/>
       </w:r>
       <w:r>
         <w:rPr>
@@ -683,7 +683,7 @@
           <w:kern w:val="0"/>
           <w14:ligatures w14:val="none"/>
         </w:rPr>
-        <w:t>d</w:t>
+        <w:t/>
       </w:r>
       <w:r>
         <w:rPr>
@@ -693,7 +693,7 @@
           <w:lang w:val="es-ES" w:eastAsia="es-ES"/>
           <w14:ligatures w14:val="none"/>
         </w:rPr>
-        <w:t xml:space="preserve">enunció a </w:t>
+        <w:t xml:space="preserve"/>
       </w:r>
       <w:r>
         <w:rPr>
@@ -703,7 +703,7 @@
           <w:lang w:val="es-ES" w:eastAsia="es-ES"/>
           <w14:ligatures w14:val="none"/>
         </w:rPr>
-        <w:t xml:space="preserve">Chubb </w:t>
+        <w:t xml:space="preserve"/>
       </w:r>
       <w:r>
         <w:rPr>
@@ -713,7 +713,7 @@
           <w:lang w:val="es-ES" w:eastAsia="es-ES"/>
           <w14:ligatures w14:val="none"/>
         </w:rPr>
-        <w:t xml:space="preserve">por presuntas infracciones a la </w:t>
+        <w:t xml:space="preserve"/>
       </w:r>
       <w:r>
         <w:rPr>
@@ -723,7 +723,7 @@
           <w:lang w:val="es-ES" w:eastAsia="es-ES"/>
           <w14:ligatures w14:val="none"/>
         </w:rPr>
-        <w:t xml:space="preserve">Ley </w:t>
+        <w:t xml:space="preserve"/>
       </w:r>
       <w:r>
         <w:rPr>
@@ -733,7 +733,7 @@
           <w:lang w:eastAsia="es-PE"/>
           <w14:ligatures w14:val="none"/>
         </w:rPr>
-        <w:t>29571</w:t>
+        <w:t/>
       </w:r>
       <w:r>
         <w:rPr>
@@ -743,7 +743,7 @@
           <w:lang w:val="es-ES" w:eastAsia="es-ES"/>
           <w14:ligatures w14:val="none"/>
         </w:rPr>
-        <w:t>, Código de Protección y Defensa del Consumidor (en adelante, Código)</w:t>
+        <w:t/>
       </w:r>
       <w:r>
         <w:rPr>
@@ -764,7 +764,7 @@
           <w:lang w:val="es-ES" w:eastAsia="es-ES"/>
           <w14:ligatures w14:val="none"/>
         </w:rPr>
-        <w:t xml:space="preserve">, señalando </w:t>
+        <w:t xml:space="preserve"/>
       </w:r>
       <w:r>
         <w:rPr>
@@ -775,7 +775,7 @@
           <w:lang w:val="es-ES" w:eastAsia="es-ES"/>
           <w14:ligatures w14:val="none"/>
         </w:rPr>
-        <w:t>lo siguiente:</w:t>
+        <w:t/>
       </w:r>
     </w:p>
     <w:p>
@@ -1216,7 +1216,7 @@
           <w:lang w:eastAsia="es-ES"/>
           <w14:ligatures w14:val="none"/>
         </w:rPr>
-        <w:t xml:space="preserve">El 10 de julio de 2025, se comunicó nuevamente con </w:t>
+        <w:t xml:space="preserve">El 10 de julio de 2025, se comunicó nuevamente con Chubb, siendo informado de que el siniestro no figuraba registrado en el sistema y requiriéndosele el envío de los documentos al correo electrónico [CORREO]. En la misma fecha, remitió a dicho correo la denuncia policial, la declaración jurada, el número de cuenta, las constancias de bloqueo de las tarjetas de Banbif, BCP y Banco Ripley, los reclamos y las respuestas emitidas por dichas entidades financieras, y la copia del documento de identidad; recibiendo la confirmación de recepción de la solicitud.</w:t>
       </w:r>
       <w:r>
         <w:rPr>
@@ -1226,7 +1226,7 @@
           <w:lang w:eastAsia="es-ES"/>
           <w14:ligatures w14:val="none"/>
         </w:rPr>
-        <w:t>Chubb</w:t>
+        <w:t/>
       </w:r>
       <w:r>
         <w:rPr>
@@ -1236,7 +1236,7 @@
           <w:lang w:eastAsia="es-ES"/>
           <w14:ligatures w14:val="none"/>
         </w:rPr>
-        <w:t xml:space="preserve">, siendo informado de que el siniestro no figuraba registrado en el sistema y requiriéndosele el envío de los documentos al correo electrónico siniestrosriesgoshumanos@chubb.com. En la misma fecha, remitió a dicho correo la denuncia policial, la declaración jurada, el número de cuenta, las constancias de bloqueo de las tarjetas de Banbif, BCP y </w:t>
+        <w:t xml:space="preserve"/>
       </w:r>
       <w:r>
         <w:rPr>
@@ -1246,7 +1246,7 @@
           <w:lang w:eastAsia="es-ES"/>
           <w14:ligatures w14:val="none"/>
         </w:rPr>
-        <w:t>Banco Ripley</w:t>
+        <w:t/>
       </w:r>
       <w:r>
         <w:rPr>
@@ -1256,7 +1256,7 @@
           <w:lang w:eastAsia="es-ES"/>
           <w14:ligatures w14:val="none"/>
         </w:rPr>
-        <w:t xml:space="preserve">, los reclamos y las respuestas </w:t>
+        <w:t xml:space="preserve"/>
       </w:r>
       <w:r>
         <w:rPr>
@@ -1267,7 +1267,7 @@
           <w14:ligatures w14:val="none"/>
         </w:rPr>
         <w:lastRenderedPageBreak/>
-        <w:t>emitidas por dichas entidades financieras, y la copia del documento de identidad; recibiendo la confirmación de recepción de la solicitud.</w:t>
+        <w:t/>
       </w:r>
     </w:p>
     <w:p>
@@ -1428,7 +1428,7 @@
           <w:lang w:eastAsia="es-ES"/>
           <w14:ligatures w14:val="none"/>
         </w:rPr>
-        <w:t>El 15 de julio de 2025, insistió con las llamadas telefónicas y fue atendido por una persona que indicó que se comunicarían posteriormente. Remitió un correo electrónico a siniestrosriesgoshumanos@chubb.com expresando su disconformidad con la atención.</w:t>
+        <w:t xml:space="preserve">El 15 de julio de 2025, insistió con las llamadas telefónicas y fue atendido por una persona que indicó que se comunicarían posteriormente. Remitió un correo electrónico a [CORREO] expresando su disconformidad con la atención.</w:t>
       </w:r>
     </w:p>
     <w:p>
@@ -2005,7 +2005,7 @@
           <w:lang w:val="es-ES" w:eastAsia="es-ES"/>
           <w14:ligatures w14:val="none"/>
         </w:rPr>
-        <w:t>El</w:t>
+        <w:t xml:space="preserve">El señor [APELLIDO] solicitó, en calidad de medida correctiva, que Chubb cumpla con otorgar la cobertura del Seguro de Protección de Tarjetas por el monto de S/ 20 000,00 incluyendo los intereses legales, gastos, comisiones y otros conceptos generados. Asimismo, requirió el reembolso de costos y costas del presente procedimiento.</w:t>
       </w:r>
       <w:r>
         <w:rPr>
@@ -2015,7 +2015,7 @@
           <w:lang w:val="es-ES" w:eastAsia="es-ES"/>
           <w14:ligatures w14:val="none"/>
         </w:rPr>
-        <w:t xml:space="preserve"> </w:t>
+        <w:t xml:space="preserve"/>
       </w:r>
       <w:r>
         <w:rPr>
@@ -2025,7 +2025,7 @@
           <w:lang w:val="es-ES" w:eastAsia="es-ES"/>
           <w14:ligatures w14:val="none"/>
         </w:rPr>
-        <w:t xml:space="preserve">señor Gutiérrez </w:t>
+        <w:t xml:space="preserve"/>
       </w:r>
       <w:r>
         <w:rPr>
@@ -2035,7 +2035,7 @@
           <w:lang w:val="es-ES" w:eastAsia="es-ES"/>
           <w14:ligatures w14:val="none"/>
         </w:rPr>
-        <w:t xml:space="preserve">solicitó, en calidad de medida correctiva, que </w:t>
+        <w:t xml:space="preserve"/>
       </w:r>
       <w:r>
         <w:rPr>
@@ -2045,7 +2045,7 @@
           <w:lang w:val="es-ES" w:eastAsia="es-ES"/>
           <w14:ligatures w14:val="none"/>
         </w:rPr>
-        <w:t xml:space="preserve">Chubb </w:t>
+        <w:t xml:space="preserve"/>
       </w:r>
       <w:r>
         <w:rPr>
@@ -2055,7 +2055,7 @@
           <w:lang w:val="es-ES" w:eastAsia="es-ES"/>
           <w14:ligatures w14:val="none"/>
         </w:rPr>
-        <w:t xml:space="preserve">cumpla con </w:t>
+        <w:t xml:space="preserve"/>
       </w:r>
       <w:r>
         <w:rPr>
@@ -2065,7 +2065,7 @@
           <w:lang w:val="es-ES" w:eastAsia="es-ES"/>
           <w14:ligatures w14:val="none"/>
         </w:rPr>
-        <w:t>otorgar la cobertura del Seguro de Protección</w:t>
+        <w:t/>
       </w:r>
       <w:r>
         <w:rPr>
@@ -2075,7 +2075,7 @@
           <w:lang w:val="es-ES" w:eastAsia="es-ES"/>
           <w14:ligatures w14:val="none"/>
         </w:rPr>
-        <w:t xml:space="preserve"> de Tarjetas por el monto de S/ 20 000,00 incluyendo los </w:t>
+        <w:t xml:space="preserve"/>
       </w:r>
       <w:r>
         <w:rPr>
@@ -2086,7 +2086,7 @@
           <w14:ligatures w14:val="none"/>
         </w:rPr>
         <w:lastRenderedPageBreak/>
-        <w:t>intereses legales, gastos, comisiones y otros conceptos generados.</w:t>
+        <w:t/>
       </w:r>
       <w:r>
         <w:rPr>
@@ -2096,7 +2096,7 @@
           <w:lang w:val="es-ES" w:eastAsia="es-ES"/>
           <w14:ligatures w14:val="none"/>
         </w:rPr>
-        <w:t xml:space="preserve"> Asimismo, requirió el reembolso de costos y costas del </w:t>
+        <w:t xml:space="preserve"/>
       </w:r>
       <w:r>
         <w:rPr>
@@ -2106,7 +2106,7 @@
           <w:lang w:val="es-ES" w:eastAsia="es-ES"/>
           <w14:ligatures w14:val="none"/>
         </w:rPr>
-        <w:t>presente procedimiento.</w:t>
+        <w:t/>
       </w:r>
     </w:p>
     <w:p>
@@ -2825,7 +2825,7 @@
           <w:lang w:eastAsia="es-PE"/>
           <w14:ligatures w14:val="none"/>
         </w:rPr>
-        <w:t xml:space="preserve">PRIMERO: </w:t>
+        <w:t xml:space="preserve">PRIMERO: admitir a trámite la denuncia del 3 de abril de 2026 interpuesta por el señor [DENUNCIANTE] contra Chubb Perú S.A. Compañía de Seguros y Reaseguros, por lo siguiente:</w:t>
       </w:r>
       <w:r>
         <w:rPr>
@@ -2836,7 +2836,7 @@
           <w:lang w:eastAsia="es-PE"/>
           <w14:ligatures w14:val="none"/>
         </w:rPr>
-        <w:t xml:space="preserve">admitir a trámite la denuncia del </w:t>
+        <w:t xml:space="preserve"/>
       </w:r>
       <w:r>
         <w:rPr>
@@ -2847,7 +2847,7 @@
           <w:lang w:eastAsia="es-PE"/>
           <w14:ligatures w14:val="none"/>
         </w:rPr>
-        <w:t xml:space="preserve">3 de abril de 2026 </w:t>
+        <w:t xml:space="preserve"/>
       </w:r>
       <w:r>
         <w:rPr>
@@ -2858,7 +2858,7 @@
           <w:lang w:eastAsia="es-PE"/>
           <w14:ligatures w14:val="none"/>
         </w:rPr>
-        <w:t>interpuesta</w:t>
+        <w:t/>
       </w:r>
       <w:r>
         <w:rPr>
@@ -2869,7 +2869,7 @@
           <w:lang w:eastAsia="es-PE"/>
           <w14:ligatures w14:val="none"/>
         </w:rPr>
-        <w:t xml:space="preserve"> por el </w:t>
+        <w:t xml:space="preserve"/>
       </w:r>
       <w:r>
         <w:rPr>
@@ -2880,7 +2880,7 @@
           <w:lang w:eastAsia="es-PE"/>
           <w14:ligatures w14:val="none"/>
         </w:rPr>
-        <w:t xml:space="preserve">señor Jorge Alejandro Gutiérrez Arapa </w:t>
+        <w:t xml:space="preserve"/>
       </w:r>
       <w:r>
         <w:rPr>
@@ -2891,7 +2891,7 @@
           <w:lang w:eastAsia="es-PE"/>
           <w14:ligatures w14:val="none"/>
         </w:rPr>
-        <w:t xml:space="preserve">contra </w:t>
+        <w:t xml:space="preserve"/>
       </w:r>
       <w:r>
         <w:rPr>
@@ -2902,7 +2902,7 @@
           <w:lang w:eastAsia="es-PE"/>
           <w14:ligatures w14:val="none"/>
         </w:rPr>
-        <w:t>Chubb Perú S.A. Compañía de Seguros y Reaseguros</w:t>
+        <w:t/>
       </w:r>
       <w:r>
         <w:rPr>
@@ -2913,7 +2913,7 @@
           <w:lang w:eastAsia="es-PE"/>
           <w14:ligatures w14:val="none"/>
         </w:rPr>
-        <w:t xml:space="preserve">, </w:t>
+        <w:t xml:space="preserve"/>
       </w:r>
       <w:bookmarkStart w:id="16" w:name="_Hlk215062067"/>
       <w:r>
@@ -2925,7 +2925,7 @@
           <w:lang w:eastAsia="es-PE"/>
           <w14:ligatures w14:val="none"/>
         </w:rPr>
-        <w:t>por lo siguiente:</w:t>
+        <w:t/>
       </w:r>
     </w:p>
     <w:p>
@@ -4407,7 +4407,7 @@
           <w:b/>
           <w:bCs/>
         </w:rPr>
-        <w:t>DÉCIMO</w:t>
+        <w:t xml:space="preserve">DÉCIMO: requerir al señor [DENUNCIANTE] para que, dentro del plazo de dos (2) días hábiles siguientes a la fecha en que reciba la notificación en su bandeja de correo electrónico, efectúe la confirmación de recepción de la notificación remitida por este despacho a su correo electrónico, de conformidad con el segundo párrafo del numeral 4 del artículo 20 del Texto Único Ordenado de la Ley del Procedimiento Administrativo General, aprobado mediante Decreto Supremo 006-2026-JUS, bajo apercibimiento de rehacer el acto de notificación y notificarle conforme al numeral 1 del artículo 20 del citado cuerpo normativo.</w:t>
       </w:r>
       <w:r>
         <w:rPr>
@@ -4417,7 +4417,7 @@
           <w:kern w:val="0"/>
           <w14:ligatures w14:val="none"/>
         </w:rPr>
-        <w:t>:</w:t>
+        <w:t/>
       </w:r>
       <w:r>
         <w:rPr>
@@ -4427,7 +4427,7 @@
           <w:kern w:val="0"/>
           <w14:ligatures w14:val="none"/>
         </w:rPr>
-        <w:t xml:space="preserve"> </w:t>
+        <w:t xml:space="preserve"/>
       </w:r>
       <w:r>
         <w:rPr>
@@ -4437,7 +4437,7 @@
           <w:kern w:val="0"/>
           <w14:ligatures w14:val="none"/>
         </w:rPr>
-        <w:t xml:space="preserve">requerir </w:t>
+        <w:t xml:space="preserve"/>
       </w:r>
       <w:r>
         <w:rPr>
@@ -4447,7 +4447,7 @@
           <w:kern w:val="0"/>
           <w14:ligatures w14:val="none"/>
         </w:rPr>
-        <w:t>al señor</w:t>
+        <w:t/>
       </w:r>
       <w:r>
         <w:rPr>
@@ -4457,7 +4457,7 @@
           <w:kern w:val="0"/>
           <w14:ligatures w14:val="none"/>
         </w:rPr>
-        <w:t xml:space="preserve"> </w:t>
+        <w:t xml:space="preserve"/>
       </w:r>
       <w:r>
         <w:rPr>
@@ -4468,35 +4468,35 @@
           <w:lang w:eastAsia="es-PE"/>
           <w14:ligatures w14:val="none"/>
         </w:rPr>
-        <w:t xml:space="preserve">Jorge Alejandro Gutiérrez Arapa </w:t>
+        <w:t xml:space="preserve"/>
       </w:r>
       <w:r>
         <w:rPr>
           <w:rFonts w:ascii="Arial Narrow" w:hAnsi="Arial Narrow"/>
           <w:color w:val="000000"/>
         </w:rPr>
-        <w:t xml:space="preserve">para que, dentro del plazo </w:t>
+        <w:t xml:space="preserve"/>
       </w:r>
       <w:r>
         <w:rPr>
           <w:rFonts w:ascii="Arial Narrow" w:hAnsi="Arial Narrow"/>
           <w:color w:val="000000"/>
         </w:rPr>
-        <w:t>de dos (2) días hábiles siguientes a la fecha en que reciba la notificación en su bandeja de correo electrónico, efectúe la confirmación de recepción de la notificación remitida por este despacho a su correo electrónico, de conformidad con el segundo párrafo del numeral 4 del artículo 20 del Texto Único Ordenado de la Ley</w:t>
+        <w:t/>
       </w:r>
       <w:r>
         <w:rPr>
           <w:rFonts w:ascii="Arial Narrow" w:hAnsi="Arial Narrow"/>
           <w:color w:val="000000"/>
         </w:rPr>
-        <w:t xml:space="preserve"> del Procedimiento Administrativo General, aprobado mediante </w:t>
+        <w:t xml:space="preserve"/>
       </w:r>
       <w:r>
         <w:rPr>
           <w:rFonts w:ascii="Arial Narrow" w:hAnsi="Arial Narrow"/>
           <w:color w:val="000000"/>
         </w:rPr>
-        <w:t xml:space="preserve">Decreto Supremo 006-2026-JUS, bajo </w:t>
+        <w:t xml:space="preserve"/>
       </w:r>
       <w:r>
         <w:rPr>
@@ -4504,14 +4504,14 @@
           <w:color w:val="000000"/>
         </w:rPr>
         <w:lastRenderedPageBreak/>
-        <w:t>apercibimiento de rehacer el acto de notificación y notificarle conforme</w:t>
+        <w:t/>
       </w:r>
       <w:r>
         <w:rPr>
           <w:rFonts w:ascii="Arial Narrow" w:hAnsi="Arial Narrow"/>
           <w:color w:val="000000"/>
         </w:rPr>
-        <w:t xml:space="preserve"> al numeral 1 del artículo 20 del citado cuerpo normativo</w:t>
+        <w:t xml:space="preserve"/>
       </w:r>
       <w:r>
         <w:rPr>
@@ -4524,7 +4524,7 @@
         <w:rPr>
           <w:rFonts w:ascii="Arial Narrow" w:hAnsi="Arial Narrow" w:cs="Arial"/>
         </w:rPr>
-        <w:t>.</w:t>
+        <w:t/>
       </w:r>
     </w:p>
     <w:p>

--- a/plantillas_maestras/17_seguro_no_especificado/negativa_cobertura/2_o_mas_ddos_varios/varon/TPL_1733_2026_SEGURO_NO_ESPECIFICADO_NEGATIVA_COBERTURA_ASEGURADORA_VARON_R1.DOCX
+++ b/plantillas_maestras/17_seguro_no_especificado/negativa_cobertura/2_o_mas_ddos_varios/varon/TPL_1733_2026_SEGURO_NO_ESPECIFICADO_NEGATIVA_COBERTURA_ASEGURADORA_VARON_R1.DOCX
@@ -628,6 +628,7 @@
       </w:r>
       <w:r>
         <w:rPr>
+          <w:rStyle w:val="Refdenotaalpie"/>
           <w:rFonts w:ascii="Arial Narrow" w:eastAsia="Times New Roman" w:hAnsi="Arial Narrow" w:cs="Times New Roman"/>
           <w:color w:val="000000"/>
           <w:kern w:val="0"/>
@@ -747,6 +748,7 @@
       </w:r>
       <w:r>
         <w:rPr>
+          <w:rStyle w:val="Refdenotaalpie"/>
           <w:rFonts w:ascii="Arial Narrow" w:eastAsia="Times New Roman" w:hAnsi="Arial Narrow" w:cs="Times New Roman"/>
           <w:color w:val="000000"/>
           <w:kern w:val="0"/>
@@ -2210,6 +2212,7 @@
       <w:bookmarkEnd w:id="6"/>
       <w:r>
         <w:rPr>
+          <w:rStyle w:val="Refdenotaalpie"/>
           <w:rFonts w:ascii="Arial Narrow" w:eastAsia="Arial Narrow" w:hAnsi="Arial Narrow" w:cs="Arial Narrow"/>
           <w:kern w:val="0"/>
           <w:vertAlign w:val="superscript"/>
@@ -2290,6 +2293,7 @@
       <w:bookmarkEnd w:id="8"/>
       <w:r>
         <w:rPr>
+          <w:rStyle w:val="Refdenotaalpie"/>
           <w:rFonts w:ascii="Arial Narrow" w:eastAsia="Arial Narrow" w:hAnsi="Arial Narrow" w:cs="Arial"/>
           <w:kern w:val="0"/>
           <w:vertAlign w:val="superscript"/>
@@ -2389,6 +2393,7 @@
       </w:r>
       <w:r>
         <w:rPr>
+          <w:rStyle w:val="Refdenotaalpie"/>
           <w:rFonts w:ascii="Arial Narrow" w:eastAsia="Arial Narrow" w:hAnsi="Arial Narrow" w:cs="Arial"/>
           <w:kern w:val="0"/>
           <w:vertAlign w:val="superscript"/>
@@ -2415,7 +2420,6 @@
         <w:rPr>
           <w:rFonts w:ascii="Arial Narrow" w:eastAsia="Arial Narrow" w:hAnsi="Arial Narrow" w:cs="Arial Narrow"/>
           <w:kern w:val="0"/>
-          <w:highlight w:val="green"/>
           <w14:ligatures w14:val="none"/>
         </w:rPr>
       </w:pPr>
@@ -2450,6 +2454,7 @@
       </w:r>
       <w:r>
         <w:rPr>
+          <w:rStyle w:val="Refdenotaalpie"/>
           <w:rFonts w:ascii="Arial Narrow" w:eastAsia="Arial Narrow" w:hAnsi="Arial Narrow" w:cs="Arial Narrow"/>
           <w:kern w:val="0"/>
           <w:vertAlign w:val="superscript"/>
@@ -3619,6 +3624,7 @@
       </w:r>
       <w:r>
         <w:rPr>
+          <w:rStyle w:val="Refdenotaalpie"/>
           <w:rFonts w:ascii="Arial Narrow" w:eastAsia="Calibri" w:hAnsi="Arial Narrow" w:cs="Arial"/>
           <w:kern w:val="0"/>
           <w:vertAlign w:val="superscript"/>
@@ -3645,6 +3651,7 @@
       </w:r>
       <w:r>
         <w:rPr>
+          <w:rStyle w:val="Refdenotaalpie"/>
           <w:rFonts w:ascii="Arial Narrow" w:eastAsia="Calibri" w:hAnsi="Arial Narrow" w:cs="Arial"/>
           <w:spacing w:val="-2"/>
           <w:kern w:val="0"/>
@@ -4047,6 +4054,7 @@
       </w:r>
       <w:r>
         <w:rPr>
+          <w:rStyle w:val="Refdenotaalpie"/>
           <w:rFonts w:ascii="Arial Narrow" w:eastAsia="Arial Narrow" w:hAnsi="Arial Narrow" w:cs="Times New Roman"/>
           <w:color w:val="000000"/>
           <w:kern w:val="0"/>
@@ -4079,6 +4087,7 @@
       </w:r>
       <w:r>
         <w:rPr>
+          <w:rStyle w:val="Refdenotaalpie"/>
           <w:rFonts w:ascii="Arial Narrow" w:eastAsia="Arial Narrow" w:hAnsi="Arial Narrow" w:cs="Times New Roman"/>
           <w:color w:val="000000"/>
           <w:kern w:val="0"/>
@@ -4122,6 +4131,7 @@
       </w:r>
       <w:r>
         <w:rPr>
+          <w:rStyle w:val="Refdenotaalpie"/>
           <w:rFonts w:ascii="Arial Narrow" w:eastAsia="Arial Narrow" w:hAnsi="Arial Narrow" w:cs="Times New Roman"/>
           <w:color w:val="000000"/>
           <w:kern w:val="0"/>
@@ -4275,6 +4285,7 @@
       <w:proofErr w:type="gramEnd"/>
       <w:r>
         <w:rPr>
+          <w:rStyle w:val="Refdenotaalpie"/>
           <w:rFonts w:ascii="Arial Narrow" w:eastAsia="Calibri" w:hAnsi="Arial Narrow" w:cs="Arial"/>
           <w:kern w:val="0"/>
           <w:vertAlign w:val="superscript"/>
@@ -4515,6 +4526,7 @@
       </w:r>
       <w:r>
         <w:rPr>
+          <w:rStyle w:val="Refdenotaalpie"/>
           <w:rFonts w:ascii="Arial Narrow" w:hAnsi="Arial Narrow"/>
           <w:vertAlign w:val="superscript"/>
         </w:rPr>
@@ -4611,7 +4623,6 @@
           <w:b/>
           <w:color w:val="000000"/>
           <w:kern w:val="0"/>
-          <w:highlight w:val="magenta"/>
           <w:lang w:val="es-ES" w:eastAsia="es-PE"/>
           <w14:ligatures w14:val="none"/>
         </w:rPr>
@@ -4788,14 +4799,14 @@
         <w:tab w:val="right" w:pos="8838"/>
       </w:tabs>
       <w:rPr>
-        <w:rFonts w:ascii="Arial" w:eastAsia="Arial" w:hAnsi="Arial" w:cs="Arial"/>
+        <w:rFonts w:ascii="Arial Narrow" w:eastAsia="Arial" w:hAnsi="Arial Narrow" w:cs="Arial"/>
         <w:sz w:val="16"/>
         <w:szCs w:val="16"/>
       </w:rPr>
     </w:pPr>
     <w:r>
       <w:rPr>
-        <w:rFonts w:ascii="Arial" w:eastAsia="Arial" w:hAnsi="Arial" w:cs="Arial"/>
+        <w:rFonts w:ascii="Arial Narrow" w:eastAsia="Arial" w:hAnsi="Arial Narrow" w:cs="Arial"/>
         <w:sz w:val="16"/>
         <w:szCs w:val="16"/>
       </w:rPr>
@@ -4809,7 +4820,7 @@
     </w:pPr>
     <w:r>
       <w:rPr>
-        <w:rFonts w:ascii="Arial" w:eastAsia="Arial" w:hAnsi="Arial" w:cs="Arial"/>
+        <w:rFonts w:ascii="Arial Narrow" w:eastAsia="Arial" w:hAnsi="Arial Narrow" w:cs="Arial"/>
         <w:sz w:val="16"/>
         <w:szCs w:val="16"/>
       </w:rPr>
@@ -4817,7 +4828,7 @@
     </w:r>
     <w:r>
       <w:rPr>
-        <w:rFonts w:ascii="Arial" w:eastAsia="Arial" w:hAnsi="Arial" w:cs="Arial"/>
+        <w:rFonts w:ascii="Arial Narrow" w:eastAsia="Arial" w:hAnsi="Arial Narrow" w:cs="Arial"/>
         <w:sz w:val="16"/>
         <w:szCs w:val="16"/>
       </w:rPr>
@@ -4825,7 +4836,7 @@
     </w:r>
     <w:r>
       <w:rPr>
-        <w:rFonts w:ascii="Arial" w:eastAsia="Arial" w:hAnsi="Arial" w:cs="Arial"/>
+        <w:rFonts w:ascii="Arial Narrow" w:eastAsia="Arial" w:hAnsi="Arial Narrow" w:cs="Arial"/>
         <w:sz w:val="16"/>
         <w:szCs w:val="16"/>
       </w:rPr>
@@ -4833,7 +4844,7 @@
     </w:r>
     <w:r>
       <w:rPr>
-        <w:rFonts w:ascii="Arial" w:eastAsia="Arial" w:hAnsi="Arial" w:cs="Arial"/>
+        <w:rFonts w:ascii="Arial Narrow" w:eastAsia="Arial" w:hAnsi="Arial Narrow" w:cs="Arial"/>
         <w:sz w:val="16"/>
         <w:szCs w:val="16"/>
       </w:rPr>
@@ -4841,7 +4852,7 @@
     </w:r>
     <w:r>
       <w:rPr>
-        <w:rFonts w:ascii="Arial" w:eastAsia="Arial" w:hAnsi="Arial" w:cs="Arial"/>
+        <w:rFonts w:ascii="Arial Narrow" w:eastAsia="Arial" w:hAnsi="Arial Narrow" w:cs="Arial"/>
         <w:sz w:val="16"/>
         <w:szCs w:val="16"/>
       </w:rPr>
@@ -4891,6 +4902,7 @@
           <w:rFonts w:ascii="Arial Narrow" w:hAnsi="Arial Narrow" w:cs="Arial"/>
           <w:sz w:val="16"/>
           <w:szCs w:val="16"/>
+          <w:vertAlign w:val="superscript"/>
         </w:rPr>
         <w:footnoteRef/>
       </w:r>
@@ -5025,6 +5037,7 @@
           <w:rFonts w:ascii="Arial Narrow" w:hAnsi="Arial Narrow" w:cs="Arial"/>
           <w:sz w:val="16"/>
           <w:szCs w:val="16"/>
+          <w:vertAlign w:val="superscript"/>
         </w:rPr>
         <w:footnoteRef/>
       </w:r>
@@ -5099,6 +5112,7 @@
           <w:rFonts w:ascii="Arial Narrow" w:hAnsi="Arial Narrow" w:cs="Arial"/>
           <w:sz w:val="16"/>
           <w:szCs w:val="16"/>
+          <w:vertAlign w:val="superscript"/>
         </w:rPr>
         <w:footnoteRef/>
       </w:r>
@@ -5352,6 +5366,7 @@
           <w:rFonts w:ascii="Arial Narrow" w:hAnsi="Arial Narrow"/>
           <w:sz w:val="16"/>
           <w:szCs w:val="16"/>
+          <w:vertAlign w:val="superscript"/>
         </w:rPr>
         <w:footnoteRef/>
       </w:r>
@@ -5535,6 +5550,7 @@
           <w:rFonts w:ascii="Arial Narrow" w:hAnsi="Arial Narrow"/>
           <w:sz w:val="16"/>
           <w:szCs w:val="16"/>
+          <w:vertAlign w:val="superscript"/>
         </w:rPr>
         <w:footnoteRef/>
       </w:r>
@@ -5682,6 +5698,7 @@
           <w:rFonts w:ascii="Arial Narrow" w:hAnsi="Arial Narrow" w:cs="Arial"/>
           <w:sz w:val="16"/>
           <w:szCs w:val="16"/>
+          <w:vertAlign w:val="superscript"/>
         </w:rPr>
         <w:footnoteRef/>
       </w:r>
@@ -5849,6 +5866,7 @@
           <w:rFonts w:ascii="Arial Narrow" w:hAnsi="Arial Narrow" w:cs="Arial"/>
           <w:sz w:val="16"/>
           <w:szCs w:val="16"/>
+          <w:vertAlign w:val="superscript"/>
         </w:rPr>
         <w:footnoteRef/>
       </w:r>
@@ -5937,6 +5955,7 @@
           <w:rFonts w:ascii="Arial Narrow" w:hAnsi="Arial Narrow" w:cs="Arial"/>
           <w:sz w:val="16"/>
           <w:szCs w:val="16"/>
+          <w:vertAlign w:val="superscript"/>
         </w:rPr>
         <w:footnoteRef/>
       </w:r>
@@ -6142,7 +6161,7 @@
       </w:pPr>
       <w:r>
         <w:rPr>
-          <w:rStyle w:val="TextonotapieCar"/>
+          <w:rStyle w:val="Refdenotaalpie"/>
           <w:rFonts w:ascii="Arial Narrow" w:hAnsi="Arial Narrow" w:cs="Arial"/>
           <w:sz w:val="16"/>
           <w:szCs w:val="16"/>
@@ -6377,6 +6396,7 @@
           <w:rFonts w:ascii="Arial Narrow" w:hAnsi="Arial Narrow" w:cs="Arial"/>
           <w:sz w:val="16"/>
           <w:szCs w:val="16"/>
+          <w:vertAlign w:val="superscript"/>
         </w:rPr>
         <w:footnoteRef/>
       </w:r>
@@ -7234,6 +7254,7 @@
           <w:rFonts w:ascii="Arial Narrow" w:hAnsi="Arial Narrow" w:cs="Arial"/>
           <w:sz w:val="16"/>
           <w:szCs w:val="16"/>
+          <w:vertAlign w:val="superscript"/>
         </w:rPr>
         <w:footnoteRef/>
       </w:r>
@@ -7472,6 +7493,7 @@
           <w:bCs/>
           <w:sz w:val="16"/>
           <w:szCs w:val="16"/>
+          <w:vertAlign w:val="superscript"/>
         </w:rPr>
         <w:footnoteRef/>
       </w:r>
@@ -7583,6 +7605,7 @@
           <w:rFonts w:ascii="Arial Narrow" w:hAnsi="Arial Narrow" w:cs="Arial"/>
           <w:sz w:val="16"/>
           <w:szCs w:val="16"/>
+          <w:vertAlign w:val="superscript"/>
         </w:rPr>
         <w:footnoteRef/>
       </w:r>
@@ -10047,6 +10070,17 @@
       <w:szCs w:val="20"/>
     </w:rPr>
   </w:style>
+  <w:style w:type="character" w:styleId="FootnoteReference">
+    <w:name w:val="footnote reference"/>
+    <w:basedOn w:val="Fuentedeprrafopredeter"/>
+    <w:uiPriority w:val="99"/>
+    <w:semiHidden/>
+    <w:unhideWhenUsed/>
+    <w:rPr>
+      <w:rFonts w:ascii="Arial Narrow" w:hAnsi="Arial Narrow"/>
+      <w:vertAlign w:val="superscript"/>
+    </w:rPr>
+  </w:style>
 </w:styles>
 </file>
 

--- a/plantillas_maestras/17_seguro_no_especificado/negativa_cobertura/2_o_mas_ddos_varios/varon/TPL_1733_2026_SEGURO_NO_ESPECIFICADO_NEGATIVA_COBERTURA_ASEGURADORA_VARON_R1.DOCX
+++ b/plantillas_maestras/17_seguro_no_especificado/negativa_cobertura/2_o_mas_ddos_varios/varon/TPL_1733_2026_SEGURO_NO_ESPECIFICADO_NEGATIVA_COBERTURA_ASEGURADORA_VARON_R1.DOCX
@@ -1,8 +1,8 @@
 
 <file path=word/document.xml><?xml version="1.0" encoding="utf-8"?>
-<w:document xmlns:wpc="http://schemas.microsoft.com/office/word/2010/wordprocessingCanvas" xmlns:cx="http://schemas.microsoft.com/office/drawing/2014/chartex" xmlns:cx1="http://schemas.microsoft.com/office/drawing/2015/9/8/chartex" xmlns:cx2="http://schemas.microsoft.com/office/drawing/2015/10/21/chartex" xmlns:cx3="http://schemas.microsoft.com/office/drawing/2016/5/9/chartex" xmlns:cx4="http://schemas.microsoft.com/office/drawing/2016/5/10/chartex" xmlns:cx5="http://schemas.microsoft.com/office/drawing/2016/5/11/chartex" xmlns:cx6="http://schemas.microsoft.com/office/drawing/2016/5/12/chartex" xmlns:cx7="http://schemas.microsoft.com/office/drawing/2016/5/13/chartex" xmlns:cx8="http://schemas.microsoft.com/office/drawing/2016/5/14/chartex" xmlns:mc="http://schemas.openxmlformats.org/markup-compatibility/2006" xmlns:aink="http://schemas.microsoft.com/office/drawing/2016/ink" xmlns:am3d="http://schemas.microsoft.com/office/drawing/2017/model3d" xmlns:o="urn:schemas-microsoft-com:office:office" xmlns:oel="http://schemas.microsoft.com/office/2019/extlst" xmlns:r="http://schemas.openxmlformats.org/officeDocument/2006/relationships" xmlns:m="http://schemas.openxmlformats.org/officeDocument/2006/math" xmlns:v="urn:schemas-microsoft-com:vml" xmlns:wp14="http://schemas.microsoft.com/office/word/2010/wordprocessingDrawing" xmlns:wp="http://schemas.openxmlformats.org/drawingml/2006/wordprocessingDrawing" xmlns:w10="urn:schemas-microsoft-com:office:word" xmlns:w="http://schemas.openxmlformats.org/wordprocessingml/2006/main" xmlns:w14="http://schemas.microsoft.com/office/word/2010/wordml" xmlns:w15="http://schemas.microsoft.com/office/word/2012/wordml" xmlns:w16cex="http://schemas.microsoft.com/office/word/2018/wordml/cex" xmlns:w16cid="http://schemas.microsoft.com/office/word/2016/wordml/cid" xmlns:w16="http://schemas.microsoft.com/office/word/2018/wordml" xmlns:w16du="http://schemas.microsoft.com/office/word/2023/wordml/word16du" xmlns:w16sdtdh="http://schemas.microsoft.com/office/word/2020/wordml/sdtdatahash" xmlns:w16sdtfl="http://schemas.microsoft.com/office/word/2024/wordml/sdtformatlock" xmlns:w16se="http://schemas.microsoft.com/office/word/2015/wordml/symex" xmlns:wpg="http://schemas.microsoft.com/office/word/2010/wordprocessingGroup" xmlns:wpi="http://schemas.microsoft.com/office/word/2010/wordprocessingInk" xmlns:wne="http://schemas.microsoft.com/office/word/2006/wordml" xmlns:wps="http://schemas.microsoft.com/office/word/2010/wordprocessingShape" mc:Ignorable="w14 w15 w16se w16cid w16 w16cex w16sdtdh w16sdtfl w16du wp14">
+<w:document xmlns:ns1="http://schemas.openxmlformats.org/markup-compatibility/2006" xmlns:ns2="http://schemas.microsoft.com/office/word/2010/wordml" xmlns:ns3="http://schemas.openxmlformats.org/officeDocument/2006/relationships" xmlns:w="http://schemas.openxmlformats.org/wordprocessingml/2006/main" ns1:Ignorable="w14 w15 w16se w16cid w16 w16cex w16sdtdh w16sdtfl w16du wp14">
   <w:body>
-    <w:p>
+    <w:p ns2:paraId="1B509B2D" ns2:textId="50C15B03">
       <w:pPr>
         <w:tabs>
           <w:tab w:val="left" w:pos="1701"/>
@@ -14,7 +14,7 @@
           <w:color w:val="000000"/>
           <w:kern w:val="0"/>
           <w:lang w:eastAsia="es-PE"/>
-          <w14:ligatures w14:val="none"/>
+          <ns2:ligatures ns2:val="none"/>
         </w:rPr>
       </w:pPr>
       <w:bookmarkStart w:id="0" w:name="_Hlk80343540"/>
@@ -25,7 +25,7 @@
           <w:color w:val="000000"/>
           <w:kern w:val="0"/>
           <w:lang w:eastAsia="es-PE"/>
-          <w14:ligatures w14:val="none"/>
+          <ns2:ligatures ns2:val="none"/>
         </w:rPr>
         <w:t xml:space="preserve">EXPEDIENTE </w:t>
       </w:r>
@@ -36,7 +36,7 @@
           <w:color w:val="000000"/>
           <w:kern w:val="0"/>
           <w:lang w:eastAsia="es-PE"/>
-          <w14:ligatures w14:val="none"/>
+          <ns2:ligatures ns2:val="none"/>
         </w:rPr>
         <w:tab/>
         <w:t>:</w:t>
@@ -48,7 +48,7 @@
           <w:color w:val="000000"/>
           <w:kern w:val="0"/>
           <w:lang w:eastAsia="es-PE"/>
-          <w14:ligatures w14:val="none"/>
+          <ns2:ligatures ns2:val="none"/>
         </w:rPr>
         <w:tab/>
       </w:r>
@@ -61,7 +61,7 @@
           <w:kern w:val="0"/>
           <w:shd w:val="clear" w:color="auto" w:fill="FFFFFF"/>
           <w:lang w:eastAsia="es-PE"/>
-          <w14:ligatures w14:val="none"/>
+          <ns2:ligatures ns2:val="none"/>
         </w:rPr>
         <w:t>1733-2</w:t>
       </w:r>
@@ -74,12 +74,12 @@
           <w:kern w:val="0"/>
           <w:shd w:val="clear" w:color="auto" w:fill="FFFFFF"/>
           <w:lang w:eastAsia="es-PE"/>
-          <w14:ligatures w14:val="none"/>
+          <ns2:ligatures ns2:val="none"/>
         </w:rPr>
         <w:t>026/CC1</w:t>
       </w:r>
     </w:p>
-    <w:p>
+    <w:p ns2:paraId="7E5DC22B" ns2:textId="24822884">
       <w:pPr>
         <w:tabs>
           <w:tab w:val="left" w:pos="1701"/>
@@ -94,17 +94,17 @@
           <w:color w:val="000000"/>
           <w:kern w:val="0"/>
           <w:lang w:eastAsia="es-PE"/>
-          <w14:ligatures w14:val="none"/>
-        </w:rPr>
-      </w:pPr>
-      <w:r>
-        <w:rPr>
-          <w:rFonts w:ascii="Arial Narrow" w:eastAsia="Arial Narrow" w:hAnsi="Arial Narrow" w:cs="Arial Narrow"/>
-          <w:b/>
-          <w:color w:val="000000"/>
-          <w:kern w:val="0"/>
-          <w:lang w:eastAsia="es-PE"/>
-          <w14:ligatures w14:val="none"/>
+          <ns2:ligatures ns2:val="none"/>
+        </w:rPr>
+      </w:pPr>
+      <w:r>
+        <w:rPr>
+          <w:rFonts w:ascii="Arial Narrow" w:eastAsia="Arial Narrow" w:hAnsi="Arial Narrow" w:cs="Arial Narrow"/>
+          <w:b/>
+          <w:color w:val="000000"/>
+          <w:kern w:val="0"/>
+          <w:lang w:eastAsia="es-PE"/>
+          <ns2:ligatures ns2:val="none"/>
         </w:rPr>
         <w:t xml:space="preserve">DENUNCIANTE:[DENUNCIANTE] (SEÑOR [APELLIDO])</w:t>
       </w:r>
@@ -115,7 +115,7 @@
           <w:color w:val="000000"/>
           <w:kern w:val="0"/>
           <w:lang w:eastAsia="es-PE"/>
-          <w14:ligatures w14:val="none"/>
+          <ns2:ligatures ns2:val="none"/>
         </w:rPr>
         <w:tab/>
         <w:t/>
@@ -127,7 +127,7 @@
           <w:color w:val="000000"/>
           <w:kern w:val="0"/>
           <w:lang w:eastAsia="es-PE"/>
-          <w14:ligatures w14:val="none"/>
+          <ns2:ligatures ns2:val="none"/>
         </w:rPr>
         <w:tab/>
       </w:r>
@@ -138,7 +138,7 @@
           <w:color w:val="000000"/>
           <w:kern w:val="0"/>
           <w:lang w:eastAsia="es-PE"/>
-          <w14:ligatures w14:val="none"/>
+          <ns2:ligatures ns2:val="none"/>
         </w:rPr>
         <w:t/>
       </w:r>
@@ -149,7 +149,7 @@
           <w:color w:val="000000"/>
           <w:kern w:val="0"/>
           <w:lang w:eastAsia="es-PE"/>
-          <w14:ligatures w14:val="none"/>
+          <ns2:ligatures ns2:val="none"/>
         </w:rPr>
         <w:t/>
       </w:r>
@@ -160,7 +160,7 @@
           <w:color w:val="000000"/>
           <w:kern w:val="0"/>
           <w:lang w:eastAsia="es-PE"/>
-          <w14:ligatures w14:val="none"/>
+          <ns2:ligatures ns2:val="none"/>
         </w:rPr>
         <w:t xml:space="preserve"/>
       </w:r>
@@ -171,7 +171,7 @@
           <w:color w:val="000000"/>
           <w:kern w:val="0"/>
           <w:lang w:eastAsia="es-PE"/>
-          <w14:ligatures w14:val="none"/>
+          <ns2:ligatures ns2:val="none"/>
         </w:rPr>
         <w:t xml:space="preserve"/>
       </w:r>
@@ -182,7 +182,7 @@
           <w:color w:val="000000"/>
           <w:kern w:val="0"/>
           <w:lang w:eastAsia="es-PE"/>
-          <w14:ligatures w14:val="none"/>
+          <ns2:ligatures ns2:val="none"/>
         </w:rPr>
         <w:t/>
       </w:r>
@@ -193,12 +193,12 @@
           <w:color w:val="000000"/>
           <w:kern w:val="0"/>
           <w:lang w:eastAsia="es-PE"/>
-          <w14:ligatures w14:val="none"/>
+          <ns2:ligatures ns2:val="none"/>
         </w:rPr>
         <w:t/>
       </w:r>
     </w:p>
-    <w:p>
+    <w:p ns2:paraId="6DEEEDFE" ns2:textId="14E78565">
       <w:pPr>
         <w:tabs>
           <w:tab w:val="left" w:pos="1701"/>
@@ -213,17 +213,17 @@
           <w:color w:val="000000"/>
           <w:kern w:val="0"/>
           <w:lang w:eastAsia="es-PE"/>
-          <w14:ligatures w14:val="none"/>
-        </w:rPr>
-      </w:pPr>
-      <w:r>
-        <w:rPr>
-          <w:rFonts w:ascii="Arial Narrow" w:eastAsia="Arial Narrow" w:hAnsi="Arial Narrow" w:cs="Arial Narrow"/>
-          <w:b/>
-          <w:color w:val="000000"/>
-          <w:kern w:val="0"/>
-          <w:lang w:eastAsia="es-PE"/>
-          <w14:ligatures w14:val="none"/>
+          <ns2:ligatures ns2:val="none"/>
+        </w:rPr>
+      </w:pPr>
+      <w:r>
+        <w:rPr>
+          <w:rFonts w:ascii="Arial Narrow" w:eastAsia="Arial Narrow" w:hAnsi="Arial Narrow" w:cs="Arial Narrow"/>
+          <w:b/>
+          <w:color w:val="000000"/>
+          <w:kern w:val="0"/>
+          <w:lang w:eastAsia="es-PE"/>
+          <ns2:ligatures ns2:val="none"/>
         </w:rPr>
         <w:t>DENUNCIADO</w:t>
       </w:r>
@@ -234,7 +234,7 @@
           <w:color w:val="000000"/>
           <w:kern w:val="0"/>
           <w:lang w:eastAsia="es-PE"/>
-          <w14:ligatures w14:val="none"/>
+          <ns2:ligatures ns2:val="none"/>
         </w:rPr>
         <w:tab/>
         <w:t>:</w:t>
@@ -246,7 +246,7 @@
           <w:color w:val="000000"/>
           <w:kern w:val="0"/>
           <w:lang w:eastAsia="es-PE"/>
-          <w14:ligatures w14:val="none"/>
+          <ns2:ligatures ns2:val="none"/>
         </w:rPr>
         <w:tab/>
       </w:r>
@@ -257,7 +257,7 @@
           <w:color w:val="000000"/>
           <w:kern w:val="0"/>
           <w:lang w:eastAsia="es-PE"/>
-          <w14:ligatures w14:val="none"/>
+          <ns2:ligatures ns2:val="none"/>
         </w:rPr>
         <w:t>CHUBB PERÚ S.A. COMPAÑÍA DE SEGUROS Y REASEGUROS</w:t>
       </w:r>
@@ -268,7 +268,7 @@
           <w:color w:val="000000"/>
           <w:kern w:val="0"/>
           <w:lang w:eastAsia="es-PE"/>
-          <w14:ligatures w14:val="none"/>
+          <ns2:ligatures ns2:val="none"/>
         </w:rPr>
         <w:t xml:space="preserve"> (</w:t>
       </w:r>
@@ -279,7 +279,7 @@
           <w:color w:val="000000"/>
           <w:kern w:val="0"/>
           <w:lang w:eastAsia="es-PE"/>
-          <w14:ligatures w14:val="none"/>
+          <ns2:ligatures ns2:val="none"/>
         </w:rPr>
         <w:t>CHUBB</w:t>
       </w:r>
@@ -290,12 +290,12 @@
           <w:color w:val="000000"/>
           <w:kern w:val="0"/>
           <w:lang w:eastAsia="es-PE"/>
-          <w14:ligatures w14:val="none"/>
+          <ns2:ligatures ns2:val="none"/>
         </w:rPr>
         <w:t>)</w:t>
       </w:r>
     </w:p>
-    <w:p>
+    <w:p ns2:paraId="022D2B94" ns2:textId="77777777">
       <w:pPr>
         <w:tabs>
           <w:tab w:val="left" w:pos="1701"/>
@@ -310,17 +310,17 @@
           <w:color w:val="000000"/>
           <w:kern w:val="0"/>
           <w:lang w:eastAsia="es-PE"/>
-          <w14:ligatures w14:val="none"/>
-        </w:rPr>
-      </w:pPr>
-      <w:r>
-        <w:rPr>
-          <w:rFonts w:ascii="Arial Narrow" w:eastAsia="Arial Narrow" w:hAnsi="Arial Narrow" w:cs="Arial Narrow"/>
-          <w:b/>
-          <w:color w:val="000000"/>
-          <w:kern w:val="0"/>
-          <w:lang w:eastAsia="es-PE"/>
-          <w14:ligatures w14:val="none"/>
+          <ns2:ligatures ns2:val="none"/>
+        </w:rPr>
+      </w:pPr>
+      <w:r>
+        <w:rPr>
+          <w:rFonts w:ascii="Arial Narrow" w:eastAsia="Arial Narrow" w:hAnsi="Arial Narrow" w:cs="Arial Narrow"/>
+          <w:b/>
+          <w:color w:val="000000"/>
+          <w:kern w:val="0"/>
+          <w:lang w:eastAsia="es-PE"/>
+          <ns2:ligatures ns2:val="none"/>
         </w:rPr>
         <w:t>MATERIAS</w:t>
       </w:r>
@@ -331,7 +331,7 @@
           <w:color w:val="000000"/>
           <w:kern w:val="0"/>
           <w:lang w:eastAsia="es-PE"/>
-          <w14:ligatures w14:val="none"/>
+          <ns2:ligatures ns2:val="none"/>
         </w:rPr>
         <w:tab/>
         <w:t xml:space="preserve">: </w:t>
@@ -343,13 +343,13 @@
           <w:color w:val="000000"/>
           <w:kern w:val="0"/>
           <w:lang w:eastAsia="es-PE"/>
-          <w14:ligatures w14:val="none"/>
+          <ns2:ligatures ns2:val="none"/>
         </w:rPr>
         <w:tab/>
         <w:t>ADMISIÓN A TRÁMITE</w:t>
       </w:r>
     </w:p>
-    <w:p>
+    <w:p ns2:paraId="19ED7B73" ns2:textId="77777777">
       <w:pPr>
         <w:tabs>
           <w:tab w:val="left" w:pos="1701"/>
@@ -364,22 +364,22 @@
           <w:color w:val="000000"/>
           <w:kern w:val="0"/>
           <w:lang w:eastAsia="es-PE"/>
-          <w14:ligatures w14:val="none"/>
-        </w:rPr>
-      </w:pPr>
-      <w:r>
-        <w:rPr>
-          <w:rFonts w:ascii="Arial Narrow" w:eastAsia="Arial Narrow" w:hAnsi="Arial Narrow" w:cs="Arial Narrow"/>
-          <w:b/>
-          <w:color w:val="000000"/>
-          <w:kern w:val="0"/>
-          <w:lang w:eastAsia="es-PE"/>
-          <w14:ligatures w14:val="none"/>
+          <ns2:ligatures ns2:val="none"/>
+        </w:rPr>
+      </w:pPr>
+      <w:r>
+        <w:rPr>
+          <w:rFonts w:ascii="Arial Narrow" w:eastAsia="Arial Narrow" w:hAnsi="Arial Narrow" w:cs="Arial Narrow"/>
+          <w:b/>
+          <w:color w:val="000000"/>
+          <w:kern w:val="0"/>
+          <w:lang w:eastAsia="es-PE"/>
+          <ns2:ligatures ns2:val="none"/>
         </w:rPr>
         <w:t xml:space="preserve">REQUERIMIENTO DE INFORMACIÓN </w:t>
       </w:r>
     </w:p>
-    <w:p>
+    <w:p ns2:paraId="46A5A479" ns2:textId="417C0D85">
       <w:pPr>
         <w:tabs>
           <w:tab w:val="left" w:pos="1701"/>
@@ -393,17 +393,17 @@
           <w:color w:val="000000"/>
           <w:kern w:val="0"/>
           <w:lang w:eastAsia="es-PE"/>
-          <w14:ligatures w14:val="none"/>
-        </w:rPr>
-      </w:pPr>
-      <w:r>
-        <w:rPr>
-          <w:rFonts w:ascii="Arial Narrow" w:eastAsia="Arial Narrow" w:hAnsi="Arial Narrow" w:cs="Arial Narrow"/>
-          <w:b/>
-          <w:color w:val="000000"/>
-          <w:kern w:val="0"/>
-          <w:lang w:eastAsia="es-PE"/>
-          <w14:ligatures w14:val="none"/>
+          <ns2:ligatures ns2:val="none"/>
+        </w:rPr>
+      </w:pPr>
+      <w:r>
+        <w:rPr>
+          <w:rFonts w:ascii="Arial Narrow" w:eastAsia="Arial Narrow" w:hAnsi="Arial Narrow" w:cs="Arial Narrow"/>
+          <w:b/>
+          <w:color w:val="000000"/>
+          <w:kern w:val="0"/>
+          <w:lang w:eastAsia="es-PE"/>
+          <ns2:ligatures ns2:val="none"/>
         </w:rPr>
         <w:t xml:space="preserve">RESOLUCIÓN </w:t>
       </w:r>
@@ -414,7 +414,7 @@
           <w:color w:val="000000"/>
           <w:kern w:val="0"/>
           <w:lang w:eastAsia="es-PE"/>
-          <w14:ligatures w14:val="none"/>
+          <ns2:ligatures ns2:val="none"/>
         </w:rPr>
         <w:tab/>
         <w:t>:</w:t>
@@ -426,7 +426,7 @@
           <w:color w:val="000000"/>
           <w:kern w:val="0"/>
           <w:lang w:eastAsia="es-PE"/>
-          <w14:ligatures w14:val="none"/>
+          <ns2:ligatures ns2:val="none"/>
         </w:rPr>
         <w:tab/>
       </w:r>
@@ -437,12 +437,12 @@
           <w:color w:val="000000"/>
           <w:kern w:val="0"/>
           <w:lang w:eastAsia="es-PE"/>
-          <w14:ligatures w14:val="none"/>
+          <ns2:ligatures ns2:val="none"/>
         </w:rPr>
         <w:t>1</w:t>
       </w:r>
     </w:p>
-    <w:p>
+    <w:p ns2:paraId="5BA3A18D" ns2:textId="77777777">
       <w:pPr>
         <w:tabs>
           <w:tab w:val="left" w:pos="1014"/>
@@ -455,11 +455,11 @@
           <w:kern w:val="0"/>
           <w:shd w:val="clear" w:color="auto" w:fill="FFFFFF"/>
           <w:lang w:eastAsia="es-PE"/>
-          <w14:ligatures w14:val="none"/>
-        </w:rPr>
-      </w:pPr>
-    </w:p>
-    <w:p>
+          <ns2:ligatures ns2:val="none"/>
+        </w:rPr>
+      </w:pPr>
+    </w:p>
+    <w:p ns2:paraId="2F799822" ns2:textId="72FAFC89">
       <w:pPr>
         <w:tabs>
           <w:tab w:val="left" w:pos="1014"/>
@@ -472,7 +472,7 @@
           <w:kern w:val="0"/>
           <w:shd w:val="clear" w:color="auto" w:fill="FFFFFF"/>
           <w:lang w:eastAsia="es-PE"/>
-          <w14:ligatures w14:val="none"/>
+          <ns2:ligatures ns2:val="none"/>
         </w:rPr>
       </w:pPr>
       <w:r>
@@ -482,7 +482,7 @@
           <w:kern w:val="0"/>
           <w:shd w:val="clear" w:color="auto" w:fill="FFFFFF"/>
           <w:lang w:eastAsia="es-PE"/>
-          <w14:ligatures w14:val="none"/>
+          <ns2:ligatures ns2:val="none"/>
         </w:rPr>
         <w:t xml:space="preserve">Lima, </w:t>
       </w:r>
@@ -493,7 +493,7 @@
           <w:kern w:val="0"/>
           <w:shd w:val="clear" w:color="auto" w:fill="FFFFFF"/>
           <w:lang w:eastAsia="es-PE"/>
-          <w14:ligatures w14:val="none"/>
+          <ns2:ligatures ns2:val="none"/>
         </w:rPr>
         <w:t>5</w:t>
       </w:r>
@@ -504,7 +504,7 @@
           <w:kern w:val="0"/>
           <w:shd w:val="clear" w:color="auto" w:fill="FFFFFF"/>
           <w:lang w:eastAsia="es-PE"/>
-          <w14:ligatures w14:val="none"/>
+          <ns2:ligatures ns2:val="none"/>
         </w:rPr>
         <w:t xml:space="preserve"> de </w:t>
       </w:r>
@@ -515,7 +515,7 @@
           <w:kern w:val="0"/>
           <w:shd w:val="clear" w:color="auto" w:fill="FFFFFF"/>
           <w:lang w:eastAsia="es-PE"/>
-          <w14:ligatures w14:val="none"/>
+          <ns2:ligatures ns2:val="none"/>
         </w:rPr>
         <w:t>junio</w:t>
       </w:r>
@@ -526,12 +526,12 @@
           <w:kern w:val="0"/>
           <w:shd w:val="clear" w:color="auto" w:fill="FFFFFF"/>
           <w:lang w:eastAsia="es-PE"/>
-          <w14:ligatures w14:val="none"/>
+          <ns2:ligatures ns2:val="none"/>
         </w:rPr>
         <w:t xml:space="preserve"> de 2026</w:t>
       </w:r>
     </w:p>
-    <w:p>
+    <w:p ns2:paraId="66CE1821" ns2:textId="77777777">
       <w:pPr>
         <w:tabs>
           <w:tab w:val="left" w:pos="1014"/>
@@ -543,11 +543,11 @@
           <w:color w:val="000000"/>
           <w:kern w:val="0"/>
           <w:lang w:eastAsia="es-PE"/>
-          <w14:ligatures w14:val="none"/>
-        </w:rPr>
-      </w:pPr>
-    </w:p>
-    <w:p>
+          <ns2:ligatures ns2:val="none"/>
+        </w:rPr>
+      </w:pPr>
+    </w:p>
+    <w:p ns2:paraId="0B80AAA5" ns2:textId="77777777">
       <w:pPr>
         <w:numPr>
           <w:ilvl w:val="0"/>
@@ -561,22 +561,22 @@
           <w:color w:val="000000"/>
           <w:kern w:val="0"/>
           <w:lang w:eastAsia="es-PE"/>
-          <w14:ligatures w14:val="none"/>
-        </w:rPr>
-      </w:pPr>
-      <w:r>
-        <w:rPr>
-          <w:rFonts w:ascii="Arial Narrow" w:eastAsia="Arial Narrow" w:hAnsi="Arial Narrow" w:cs="Arial Narrow"/>
-          <w:b/>
-          <w:color w:val="000000"/>
-          <w:kern w:val="0"/>
-          <w:lang w:eastAsia="es-PE"/>
-          <w14:ligatures w14:val="none"/>
+          <ns2:ligatures ns2:val="none"/>
+        </w:rPr>
+      </w:pPr>
+      <w:r>
+        <w:rPr>
+          <w:rFonts w:ascii="Arial Narrow" w:eastAsia="Arial Narrow" w:hAnsi="Arial Narrow" w:cs="Arial Narrow"/>
+          <w:b/>
+          <w:color w:val="000000"/>
+          <w:kern w:val="0"/>
+          <w:lang w:eastAsia="es-PE"/>
+          <ns2:ligatures ns2:val="none"/>
         </w:rPr>
         <w:t xml:space="preserve">HECHOS </w:t>
       </w:r>
     </w:p>
-    <w:p>
+    <w:p ns2:paraId="621F2AB2" ns2:textId="77777777">
       <w:pPr>
         <w:spacing w:after="0" w:line="240" w:lineRule="auto"/>
         <w:jc w:val="both"/>
@@ -585,11 +585,11 @@
           <w:color w:val="000000"/>
           <w:kern w:val="0"/>
           <w:lang w:eastAsia="es-PE"/>
-          <w14:ligatures w14:val="none"/>
-        </w:rPr>
-      </w:pPr>
-    </w:p>
-    <w:p>
+          <ns2:ligatures ns2:val="none"/>
+        </w:rPr>
+      </w:pPr>
+    </w:p>
+    <w:p ns2:paraId="60B5D5B0" ns2:textId="35D1AB70">
       <w:pPr>
         <w:numPr>
           <w:ilvl w:val="1"/>
@@ -603,7 +603,7 @@
           <w:color w:val="000000"/>
           <w:kern w:val="0"/>
           <w:lang w:val="es-ES" w:eastAsia="es-ES"/>
-          <w14:ligatures w14:val="none"/>
+          <ns2:ligatures ns2:val="none"/>
         </w:rPr>
       </w:pPr>
       <w:r>
@@ -612,7 +612,7 @@
           <w:color w:val="000000"/>
           <w:kern w:val="0"/>
           <w:lang w:val="es-ES" w:eastAsia="es-ES"/>
-          <w14:ligatures w14:val="none"/>
+          <ns2:ligatures ns2:val="none"/>
         </w:rPr>
         <w:t xml:space="preserve">Mediante el escrito del 3 de abril de 2026, el señor [APELLIDO] denunció a Chubb por presuntas infracciones a la Ley 29571, Código de Protección y Defensa del Consumidor (en adelante, Código), señalando lo siguiente:</w:t>
       </w:r>
@@ -622,7 +622,7 @@
           <w:color w:val="000000"/>
           <w:kern w:val="0"/>
           <w:lang w:val="es-ES" w:eastAsia="es-ES"/>
-          <w14:ligatures w14:val="none"/>
+          <ns2:ligatures ns2:val="none"/>
         </w:rPr>
         <w:t/>
       </w:r>
@@ -634,7 +634,7 @@
           <w:kern w:val="0"/>
           <w:vertAlign w:val="superscript"/>
           <w:lang w:val="es-ES" w:eastAsia="es-ES"/>
-          <w14:ligatures w14:val="none"/>
+          <ns2:ligatures ns2:val="none"/>
         </w:rPr>
         <w:footnoteReference w:id="1"/>
       </w:r>
@@ -642,7 +642,7 @@
         <w:rPr>
           <w:rFonts w:ascii="Arial Narrow" w:eastAsia="Calibri" w:hAnsi="Arial Narrow" w:cs="Arial"/>
           <w:kern w:val="0"/>
-          <w14:ligatures w14:val="none"/>
+          <ns2:ligatures ns2:val="none"/>
         </w:rPr>
         <w:t/>
       </w:r>
@@ -650,7 +650,7 @@
         <w:rPr>
           <w:rFonts w:ascii="Arial Narrow" w:eastAsia="Calibri" w:hAnsi="Arial Narrow" w:cs="Arial"/>
           <w:kern w:val="0"/>
-          <w14:ligatures w14:val="none"/>
+          <ns2:ligatures ns2:val="none"/>
         </w:rPr>
         <w:t xml:space="preserve"/>
       </w:r>
@@ -658,7 +658,7 @@
         <w:rPr>
           <w:rFonts w:ascii="Arial Narrow" w:eastAsia="Calibri" w:hAnsi="Arial Narrow" w:cs="Arial"/>
           <w:kern w:val="0"/>
-          <w14:ligatures w14:val="none"/>
+          <ns2:ligatures ns2:val="none"/>
         </w:rPr>
         <w:t/>
       </w:r>
@@ -666,7 +666,7 @@
         <w:rPr>
           <w:rFonts w:ascii="Arial Narrow" w:eastAsia="Calibri" w:hAnsi="Arial Narrow" w:cs="Arial"/>
           <w:kern w:val="0"/>
-          <w14:ligatures w14:val="none"/>
+          <ns2:ligatures ns2:val="none"/>
         </w:rPr>
         <w:t xml:space="preserve"/>
       </w:r>
@@ -674,7 +674,7 @@
         <w:rPr>
           <w:rFonts w:ascii="Arial Narrow" w:eastAsia="Calibri" w:hAnsi="Arial Narrow" w:cs="Arial"/>
           <w:kern w:val="0"/>
-          <w14:ligatures w14:val="none"/>
+          <ns2:ligatures ns2:val="none"/>
         </w:rPr>
         <w:t xml:space="preserve"/>
       </w:r>
@@ -682,7 +682,7 @@
         <w:rPr>
           <w:rFonts w:ascii="Arial Narrow" w:eastAsia="Calibri" w:hAnsi="Arial Narrow" w:cs="Arial"/>
           <w:kern w:val="0"/>
-          <w14:ligatures w14:val="none"/>
+          <ns2:ligatures ns2:val="none"/>
         </w:rPr>
         <w:t/>
       </w:r>
@@ -692,7 +692,7 @@
           <w:color w:val="000000"/>
           <w:kern w:val="0"/>
           <w:lang w:val="es-ES" w:eastAsia="es-ES"/>
-          <w14:ligatures w14:val="none"/>
+          <ns2:ligatures ns2:val="none"/>
         </w:rPr>
         <w:t xml:space="preserve"/>
       </w:r>
@@ -702,7 +702,7 @@
           <w:color w:val="000000"/>
           <w:kern w:val="0"/>
           <w:lang w:val="es-ES" w:eastAsia="es-ES"/>
-          <w14:ligatures w14:val="none"/>
+          <ns2:ligatures ns2:val="none"/>
         </w:rPr>
         <w:t xml:space="preserve"/>
       </w:r>
@@ -712,7 +712,7 @@
           <w:color w:val="000000"/>
           <w:kern w:val="0"/>
           <w:lang w:val="es-ES" w:eastAsia="es-ES"/>
-          <w14:ligatures w14:val="none"/>
+          <ns2:ligatures ns2:val="none"/>
         </w:rPr>
         <w:t xml:space="preserve"/>
       </w:r>
@@ -722,7 +722,7 @@
           <w:color w:val="000000"/>
           <w:kern w:val="0"/>
           <w:lang w:val="es-ES" w:eastAsia="es-ES"/>
-          <w14:ligatures w14:val="none"/>
+          <ns2:ligatures ns2:val="none"/>
         </w:rPr>
         <w:t xml:space="preserve"/>
       </w:r>
@@ -732,7 +732,7 @@
           <w:kern w:val="0"/>
           <w:shd w:val="clear" w:color="auto" w:fill="FFFFFF"/>
           <w:lang w:eastAsia="es-PE"/>
-          <w14:ligatures w14:val="none"/>
+          <ns2:ligatures ns2:val="none"/>
         </w:rPr>
         <w:t/>
       </w:r>
@@ -742,7 +742,7 @@
           <w:color w:val="000000"/>
           <w:kern w:val="0"/>
           <w:lang w:val="es-ES" w:eastAsia="es-ES"/>
-          <w14:ligatures w14:val="none"/>
+          <ns2:ligatures ns2:val="none"/>
         </w:rPr>
         <w:t/>
       </w:r>
@@ -754,7 +754,7 @@
           <w:kern w:val="0"/>
           <w:vertAlign w:val="superscript"/>
           <w:lang w:val="es-ES" w:eastAsia="es-ES"/>
-          <w14:ligatures w14:val="none"/>
+          <ns2:ligatures ns2:val="none"/>
         </w:rPr>
         <w:footnoteReference w:id="2"/>
       </w:r>
@@ -764,7 +764,7 @@
           <w:color w:val="000000"/>
           <w:kern w:val="0"/>
           <w:lang w:val="es-ES" w:eastAsia="es-ES"/>
-          <w14:ligatures w14:val="none"/>
+          <ns2:ligatures ns2:val="none"/>
         </w:rPr>
         <w:t xml:space="preserve"/>
       </w:r>
@@ -775,12 +775,12 @@
           <w:color w:val="000000"/>
           <w:kern w:val="0"/>
           <w:lang w:val="es-ES" w:eastAsia="es-ES"/>
-          <w14:ligatures w14:val="none"/>
+          <ns2:ligatures ns2:val="none"/>
         </w:rPr>
         <w:t/>
       </w:r>
     </w:p>
-    <w:p>
+    <w:p ns2:paraId="512911CE" ns2:textId="77777777">
       <w:pPr>
         <w:spacing w:after="0" w:line="240" w:lineRule="auto"/>
         <w:jc w:val="both"/>
@@ -789,11 +789,11 @@
           <w:color w:val="000000"/>
           <w:kern w:val="0"/>
           <w:lang w:eastAsia="es-ES"/>
-          <w14:ligatures w14:val="none"/>
-        </w:rPr>
-      </w:pPr>
-    </w:p>
-    <w:p>
+          <ns2:ligatures ns2:val="none"/>
+        </w:rPr>
+      </w:pPr>
+    </w:p>
+    <w:p ns2:paraId="6FBA1566" ns2:textId="7A5931AC">
       <w:pPr>
         <w:pStyle w:val="Prrafodelista"/>
         <w:numPr>
@@ -811,7 +811,7 @@
           <w:color w:val="000000"/>
           <w:kern w:val="0"/>
           <w:lang w:eastAsia="es-ES"/>
-          <w14:ligatures w14:val="none"/>
+          <ns2:ligatures ns2:val="none"/>
         </w:rPr>
       </w:pPr>
       <w:r>
@@ -820,7 +820,7 @@
           <w:color w:val="000000"/>
           <w:kern w:val="0"/>
           <w:lang w:eastAsia="es-ES"/>
-          <w14:ligatures w14:val="none"/>
+          <ns2:ligatures ns2:val="none"/>
         </w:rPr>
         <w:t xml:space="preserve">El 21 de marzo de 2025, </w:t>
       </w:r>
@@ -830,7 +830,7 @@
           <w:color w:val="000000"/>
           <w:kern w:val="0"/>
           <w:lang w:eastAsia="es-ES"/>
-          <w14:ligatures w14:val="none"/>
+          <ns2:ligatures ns2:val="none"/>
         </w:rPr>
         <w:t>adquirió</w:t>
       </w:r>
@@ -840,7 +840,7 @@
           <w:color w:val="000000"/>
           <w:kern w:val="0"/>
           <w:lang w:eastAsia="es-ES"/>
-          <w14:ligatures w14:val="none"/>
+          <ns2:ligatures ns2:val="none"/>
         </w:rPr>
         <w:t xml:space="preserve"> el Seguro de Protección de Tarjetas – Póliza 71-45432 (en adelante, Seguro de Protección de Tarjetas)</w:t>
       </w:r>
@@ -857,7 +857,7 @@
           <w:color w:val="000000"/>
           <w:kern w:val="0"/>
           <w:lang w:eastAsia="es-ES"/>
-          <w14:ligatures w14:val="none"/>
+          <ns2:ligatures ns2:val="none"/>
         </w:rPr>
         <w:t>Chubb</w:t>
       </w:r>
@@ -868,12 +868,12 @@
           <w:color w:val="000000"/>
           <w:kern w:val="0"/>
           <w:lang w:eastAsia="es-ES"/>
-          <w14:ligatures w14:val="none"/>
+          <ns2:ligatures ns2:val="none"/>
         </w:rPr>
         <w:t>.</w:t>
       </w:r>
     </w:p>
-    <w:p>
+    <w:p ns2:paraId="50D3D786" ns2:textId="77777777">
       <w:pPr>
         <w:pStyle w:val="Prrafodelista"/>
         <w:spacing w:after="0" w:line="240" w:lineRule="auto"/>
@@ -884,11 +884,11 @@
           <w:color w:val="000000"/>
           <w:kern w:val="0"/>
           <w:lang w:eastAsia="es-ES"/>
-          <w14:ligatures w14:val="none"/>
-        </w:rPr>
-      </w:pPr>
-    </w:p>
-    <w:p>
+          <ns2:ligatures ns2:val="none"/>
+        </w:rPr>
+      </w:pPr>
+    </w:p>
+    <w:p ns2:paraId="6A00180D" ns2:textId="6B0A3817">
       <w:pPr>
         <w:pStyle w:val="Prrafodelista"/>
         <w:numPr>
@@ -906,7 +906,7 @@
           <w:color w:val="000000"/>
           <w:kern w:val="0"/>
           <w:lang w:eastAsia="es-ES"/>
-          <w14:ligatures w14:val="none"/>
+          <ns2:ligatures ns2:val="none"/>
         </w:rPr>
       </w:pPr>
       <w:r>
@@ -915,7 +915,7 @@
           <w:color w:val="000000"/>
           <w:kern w:val="0"/>
           <w:lang w:eastAsia="es-ES"/>
-          <w14:ligatures w14:val="none"/>
+          <ns2:ligatures ns2:val="none"/>
         </w:rPr>
         <w:t xml:space="preserve">El 14 de abril de 2025, sufrió el robo de su billetera, la cual contenía tarjetas de crédito y débito de </w:t>
       </w:r>
@@ -925,7 +925,7 @@
           <w:color w:val="000000"/>
           <w:kern w:val="0"/>
           <w:lang w:eastAsia="es-ES"/>
-          <w14:ligatures w14:val="none"/>
+          <ns2:ligatures ns2:val="none"/>
         </w:rPr>
         <w:t>diversas</w:t>
       </w:r>
@@ -935,12 +935,12 @@
           <w:color w:val="000000"/>
           <w:kern w:val="0"/>
           <w:lang w:eastAsia="es-ES"/>
-          <w14:ligatures w14:val="none"/>
+          <ns2:ligatures ns2:val="none"/>
         </w:rPr>
         <w:t xml:space="preserve"> entidades financieras, procediendo a efectuar el bloqueo de las referidas tarjetas y asentar la respectiva denuncia policial.</w:t>
       </w:r>
     </w:p>
-    <w:p>
+    <w:p ns2:paraId="20A7ABE7" ns2:textId="77777777">
       <w:pPr>
         <w:pStyle w:val="Prrafodelista"/>
         <w:spacing w:after="0" w:line="240" w:lineRule="auto"/>
@@ -951,11 +951,11 @@
           <w:color w:val="000000"/>
           <w:kern w:val="0"/>
           <w:lang w:eastAsia="es-ES"/>
-          <w14:ligatures w14:val="none"/>
-        </w:rPr>
-      </w:pPr>
-    </w:p>
-    <w:p>
+          <ns2:ligatures ns2:val="none"/>
+        </w:rPr>
+      </w:pPr>
+    </w:p>
+    <w:p ns2:paraId="5B7A7616" ns2:textId="05D72FD0">
       <w:pPr>
         <w:pStyle w:val="Prrafodelista"/>
         <w:numPr>
@@ -973,7 +973,7 @@
           <w:color w:val="000000"/>
           <w:kern w:val="0"/>
           <w:lang w:eastAsia="es-ES"/>
-          <w14:ligatures w14:val="none"/>
+          <ns2:ligatures ns2:val="none"/>
         </w:rPr>
       </w:pPr>
       <w:r>
@@ -982,7 +982,7 @@
           <w:color w:val="000000"/>
           <w:kern w:val="0"/>
           <w:lang w:eastAsia="es-ES"/>
-          <w14:ligatures w14:val="none"/>
+          <ns2:ligatures ns2:val="none"/>
         </w:rPr>
         <w:t xml:space="preserve">El 15 de abril de 2025, se apersonó a tramitar la obtención de los duplicados de las tarjetas y constató la realización de consumos no reconocidos en la tarjeta del </w:t>
       </w:r>
@@ -992,7 +992,7 @@
           <w:color w:val="000000"/>
           <w:kern w:val="0"/>
           <w:lang w:eastAsia="es-ES"/>
-          <w14:ligatures w14:val="none"/>
+          <ns2:ligatures ns2:val="none"/>
         </w:rPr>
         <w:t xml:space="preserve">Banco Interamericano de Finanzas </w:t>
       </w:r>
@@ -1002,7 +1002,7 @@
           <w:color w:val="000000"/>
           <w:kern w:val="0"/>
           <w:lang w:eastAsia="es-ES"/>
-          <w14:ligatures w14:val="none"/>
+          <ns2:ligatures ns2:val="none"/>
         </w:rPr>
         <w:t xml:space="preserve">S.A. </w:t>
       </w:r>
@@ -1012,7 +1012,7 @@
           <w:color w:val="000000"/>
           <w:kern w:val="0"/>
           <w:lang w:eastAsia="es-ES"/>
-          <w14:ligatures w14:val="none"/>
+          <ns2:ligatures ns2:val="none"/>
         </w:rPr>
         <w:t xml:space="preserve">(en adelante, Banbif) </w:t>
       </w:r>
@@ -1022,7 +1022,7 @@
           <w:color w:val="000000"/>
           <w:kern w:val="0"/>
           <w:lang w:eastAsia="es-ES"/>
-          <w14:ligatures w14:val="none"/>
+          <ns2:ligatures ns2:val="none"/>
         </w:rPr>
         <w:t xml:space="preserve">por la suma de S/ 5 000,00, en la tarjeta del </w:t>
       </w:r>
@@ -1032,7 +1032,7 @@
           <w:color w:val="000000"/>
           <w:kern w:val="0"/>
           <w:lang w:eastAsia="es-ES"/>
-          <w14:ligatures w14:val="none"/>
+          <ns2:ligatures ns2:val="none"/>
         </w:rPr>
         <w:t xml:space="preserve">Banco de Crédito del Perú S.A. </w:t>
       </w:r>
@@ -1042,7 +1042,7 @@
           <w:color w:val="000000"/>
           <w:kern w:val="0"/>
           <w:lang w:eastAsia="es-ES"/>
-          <w14:ligatures w14:val="none"/>
+          <ns2:ligatures ns2:val="none"/>
         </w:rPr>
         <w:t xml:space="preserve">(en adelante, BCP) </w:t>
       </w:r>
@@ -1052,7 +1052,7 @@
           <w:color w:val="000000"/>
           <w:kern w:val="0"/>
           <w:lang w:eastAsia="es-ES"/>
-          <w14:ligatures w14:val="none"/>
+          <ns2:ligatures ns2:val="none"/>
         </w:rPr>
         <w:t xml:space="preserve">por la suma de S/ 5 000,00 y extracciones de dinero en la tarjeta del </w:t>
       </w:r>
@@ -1062,7 +1062,7 @@
           <w:color w:val="000000"/>
           <w:kern w:val="0"/>
           <w:lang w:eastAsia="es-ES"/>
-          <w14:ligatures w14:val="none"/>
+          <ns2:ligatures ns2:val="none"/>
         </w:rPr>
         <w:t xml:space="preserve">Banco Ripley Perú S.A. </w:t>
       </w:r>
@@ -1072,7 +1072,7 @@
           <w:color w:val="000000"/>
           <w:kern w:val="0"/>
           <w:lang w:eastAsia="es-ES"/>
-          <w14:ligatures w14:val="none"/>
+          <ns2:ligatures ns2:val="none"/>
         </w:rPr>
         <w:t xml:space="preserve">(en adelante, </w:t>
       </w:r>
@@ -1082,7 +1082,7 @@
           <w:color w:val="000000"/>
           <w:kern w:val="0"/>
           <w:lang w:eastAsia="es-ES"/>
-          <w14:ligatures w14:val="none"/>
+          <ns2:ligatures ns2:val="none"/>
         </w:rPr>
         <w:t>Banco Ripley</w:t>
       </w:r>
@@ -1092,7 +1092,7 @@
           <w:color w:val="000000"/>
           <w:kern w:val="0"/>
           <w:lang w:eastAsia="es-ES"/>
-          <w14:ligatures w14:val="none"/>
+          <ns2:ligatures ns2:val="none"/>
         </w:rPr>
         <w:t xml:space="preserve">) </w:t>
       </w:r>
@@ -1102,12 +1102,12 @@
           <w:color w:val="000000"/>
           <w:kern w:val="0"/>
           <w:lang w:eastAsia="es-ES"/>
-          <w14:ligatures w14:val="none"/>
+          <ns2:ligatures ns2:val="none"/>
         </w:rPr>
         <w:t>por la suma de S/ 30 000,00. El Banbif le informó sobre el seguro contratado y proporcionó números telefónicos de contacto para requerir información y presentar la documentación.</w:t>
       </w:r>
     </w:p>
-    <w:p>
+    <w:p ns2:paraId="04111A8A" ns2:textId="77777777">
       <w:pPr>
         <w:pStyle w:val="Prrafodelista"/>
         <w:spacing w:after="0" w:line="240" w:lineRule="auto"/>
@@ -1118,11 +1118,11 @@
           <w:color w:val="000000"/>
           <w:kern w:val="0"/>
           <w:lang w:eastAsia="es-ES"/>
-          <w14:ligatures w14:val="none"/>
-        </w:rPr>
-      </w:pPr>
-    </w:p>
-    <w:p>
+          <ns2:ligatures ns2:val="none"/>
+        </w:rPr>
+      </w:pPr>
+    </w:p>
+    <w:p ns2:paraId="1F33CCDE" ns2:textId="2D30E4DD">
       <w:pPr>
         <w:pStyle w:val="Prrafodelista"/>
         <w:numPr>
@@ -1140,7 +1140,7 @@
           <w:color w:val="000000"/>
           <w:kern w:val="0"/>
           <w:lang w:eastAsia="es-ES"/>
-          <w14:ligatures w14:val="none"/>
+          <ns2:ligatures ns2:val="none"/>
         </w:rPr>
       </w:pPr>
       <w:r>
@@ -1149,7 +1149,7 @@
           <w:color w:val="000000"/>
           <w:kern w:val="0"/>
           <w:lang w:eastAsia="es-ES"/>
-          <w14:ligatures w14:val="none"/>
+          <ns2:ligatures ns2:val="none"/>
         </w:rPr>
         <w:t xml:space="preserve">El 12 de mayo de 2025, luego de recibir la respuesta denegatoria del banco Banbif sobre el reintegro de la suma de S/ 5 000,00, se comunicó telefónicamente con la compañía aseguradora para reportar el siniestro. </w:t>
       </w:r>
@@ -1159,7 +1159,7 @@
           <w:color w:val="000000"/>
           <w:kern w:val="0"/>
           <w:lang w:eastAsia="es-ES"/>
-          <w14:ligatures w14:val="none"/>
+          <ns2:ligatures ns2:val="none"/>
         </w:rPr>
         <w:t xml:space="preserve">Chubb </w:t>
       </w:r>
@@ -1169,12 +1169,12 @@
           <w:color w:val="000000"/>
           <w:kern w:val="0"/>
           <w:lang w:eastAsia="es-ES"/>
-          <w14:ligatures w14:val="none"/>
+          <ns2:ligatures ns2:val="none"/>
         </w:rPr>
         <w:t>remitió un correo electrónico requiriendo el ingreso a su plataforma web para el reporte correspondiente, procediendo a enviar la documentación por dicho canal digital. En la misma fecha y a su solicitud, la compañía aseguradora remitió por primera vez el documento de la póliza contratada.</w:t>
       </w:r>
     </w:p>
-    <w:p>
+    <w:p ns2:paraId="214724FC" ns2:textId="77777777">
       <w:pPr>
         <w:pStyle w:val="Prrafodelista"/>
         <w:spacing w:after="0" w:line="240" w:lineRule="auto"/>
@@ -1185,11 +1185,11 @@
           <w:color w:val="000000"/>
           <w:kern w:val="0"/>
           <w:lang w:eastAsia="es-ES"/>
-          <w14:ligatures w14:val="none"/>
-        </w:rPr>
-      </w:pPr>
-    </w:p>
-    <w:p>
+          <ns2:ligatures ns2:val="none"/>
+        </w:rPr>
+      </w:pPr>
+    </w:p>
+    <w:p ns2:paraId="4162A433" ns2:textId="32E548AE">
       <w:pPr>
         <w:pStyle w:val="Prrafodelista"/>
         <w:numPr>
@@ -1207,7 +1207,7 @@
           <w:color w:val="000000"/>
           <w:kern w:val="0"/>
           <w:lang w:eastAsia="es-ES"/>
-          <w14:ligatures w14:val="none"/>
+          <ns2:ligatures ns2:val="none"/>
         </w:rPr>
       </w:pPr>
       <w:r>
@@ -1216,7 +1216,7 @@
           <w:color w:val="000000"/>
           <w:kern w:val="0"/>
           <w:lang w:eastAsia="es-ES"/>
-          <w14:ligatures w14:val="none"/>
+          <ns2:ligatures ns2:val="none"/>
         </w:rPr>
         <w:t xml:space="preserve">El 10 de julio de 2025, se comunicó nuevamente con Chubb, siendo informado de que el siniestro no figuraba registrado en el sistema y requiriéndosele el envío de los documentos al correo electrónico [CORREO]. En la misma fecha, remitió a dicho correo la denuncia policial, la declaración jurada, el número de cuenta, las constancias de bloqueo de las tarjetas de Banbif, BCP y Banco Ripley, los reclamos y las respuestas emitidas por dichas entidades financieras, y la copia del documento de identidad; recibiendo la confirmación de recepción de la solicitud.</w:t>
       </w:r>
@@ -1226,7 +1226,7 @@
           <w:color w:val="000000"/>
           <w:kern w:val="0"/>
           <w:lang w:eastAsia="es-ES"/>
-          <w14:ligatures w14:val="none"/>
+          <ns2:ligatures ns2:val="none"/>
         </w:rPr>
         <w:t/>
       </w:r>
@@ -1236,7 +1236,7 @@
           <w:color w:val="000000"/>
           <w:kern w:val="0"/>
           <w:lang w:eastAsia="es-ES"/>
-          <w14:ligatures w14:val="none"/>
+          <ns2:ligatures ns2:val="none"/>
         </w:rPr>
         <w:t xml:space="preserve"/>
       </w:r>
@@ -1246,7 +1246,7 @@
           <w:color w:val="000000"/>
           <w:kern w:val="0"/>
           <w:lang w:eastAsia="es-ES"/>
-          <w14:ligatures w14:val="none"/>
+          <ns2:ligatures ns2:val="none"/>
         </w:rPr>
         <w:t/>
       </w:r>
@@ -1256,7 +1256,7 @@
           <w:color w:val="000000"/>
           <w:kern w:val="0"/>
           <w:lang w:eastAsia="es-ES"/>
-          <w14:ligatures w14:val="none"/>
+          <ns2:ligatures ns2:val="none"/>
         </w:rPr>
         <w:t xml:space="preserve"/>
       </w:r>
@@ -1266,13 +1266,13 @@
           <w:color w:val="000000"/>
           <w:kern w:val="0"/>
           <w:lang w:eastAsia="es-ES"/>
-          <w14:ligatures w14:val="none"/>
+          <ns2:ligatures ns2:val="none"/>
         </w:rPr>
         <w:lastRenderedPageBreak/>
         <w:t/>
       </w:r>
     </w:p>
-    <w:p>
+    <w:p ns2:paraId="00420B67" ns2:textId="77777777">
       <w:pPr>
         <w:pStyle w:val="Prrafodelista"/>
         <w:spacing w:after="0" w:line="240" w:lineRule="auto"/>
@@ -1283,11 +1283,11 @@
           <w:color w:val="000000"/>
           <w:kern w:val="0"/>
           <w:lang w:eastAsia="es-ES"/>
-          <w14:ligatures w14:val="none"/>
-        </w:rPr>
-      </w:pPr>
-    </w:p>
-    <w:p>
+          <ns2:ligatures ns2:val="none"/>
+        </w:rPr>
+      </w:pPr>
+    </w:p>
+    <w:p ns2:paraId="00BC1DDA" ns2:textId="77777777">
       <w:pPr>
         <w:pStyle w:val="Prrafodelista"/>
         <w:numPr>
@@ -1305,7 +1305,7 @@
           <w:color w:val="000000"/>
           <w:kern w:val="0"/>
           <w:lang w:eastAsia="es-ES"/>
-          <w14:ligatures w14:val="none"/>
+          <ns2:ligatures ns2:val="none"/>
         </w:rPr>
       </w:pPr>
       <w:r>
@@ -1314,12 +1314,12 @@
           <w:color w:val="000000"/>
           <w:kern w:val="0"/>
           <w:lang w:eastAsia="es-ES"/>
-          <w14:ligatures w14:val="none"/>
+          <ns2:ligatures ns2:val="none"/>
         </w:rPr>
         <w:t>El 11 de julio de 2025, recibió una respuesta mediante correo electrónico por parte de la compañía aseguradora.</w:t>
       </w:r>
     </w:p>
-    <w:p>
+    <w:p ns2:paraId="4BD1E6D9" ns2:textId="77777777">
       <w:pPr>
         <w:pStyle w:val="Prrafodelista"/>
         <w:spacing w:after="0" w:line="240" w:lineRule="auto"/>
@@ -1330,11 +1330,11 @@
           <w:color w:val="000000"/>
           <w:kern w:val="0"/>
           <w:lang w:eastAsia="es-ES"/>
-          <w14:ligatures w14:val="none"/>
-        </w:rPr>
-      </w:pPr>
-    </w:p>
-    <w:p>
+          <ns2:ligatures ns2:val="none"/>
+        </w:rPr>
+      </w:pPr>
+    </w:p>
+    <w:p ns2:paraId="4E91F2F4" ns2:textId="5F9C986B">
       <w:pPr>
         <w:pStyle w:val="Prrafodelista"/>
         <w:numPr>
@@ -1352,7 +1352,7 @@
           <w:color w:val="000000"/>
           <w:kern w:val="0"/>
           <w:lang w:eastAsia="es-ES"/>
-          <w14:ligatures w14:val="none"/>
+          <ns2:ligatures ns2:val="none"/>
         </w:rPr>
       </w:pPr>
       <w:r>
@@ -1361,7 +1361,7 @@
           <w:color w:val="000000"/>
           <w:kern w:val="0"/>
           <w:lang w:eastAsia="es-ES"/>
-          <w14:ligatures w14:val="none"/>
+          <ns2:ligatures ns2:val="none"/>
         </w:rPr>
         <w:t xml:space="preserve">El 14 de julio de 2025, respondió el correo electrónico remitiendo el registro de movimientos bancarios. </w:t>
       </w:r>
@@ -1371,7 +1371,7 @@
           <w:color w:val="000000"/>
           <w:kern w:val="0"/>
           <w:lang w:eastAsia="es-ES"/>
-          <w14:ligatures w14:val="none"/>
+          <ns2:ligatures ns2:val="none"/>
         </w:rPr>
         <w:t xml:space="preserve">Chubb </w:t>
       </w:r>
@@ -1381,12 +1381,12 @@
           <w:color w:val="000000"/>
           <w:kern w:val="0"/>
           <w:lang w:eastAsia="es-ES"/>
-          <w14:ligatures w14:val="none"/>
+          <ns2:ligatures ns2:val="none"/>
         </w:rPr>
         <w:t>contestó en la misma fecha indicando que faltaba concretar una entrevista y proporcionó un número telefónico de contacto, al cual procedió a comunicarse sin obtener respuesta.</w:t>
       </w:r>
     </w:p>
-    <w:p>
+    <w:p ns2:paraId="50224AD0" ns2:textId="77777777">
       <w:pPr>
         <w:pStyle w:val="Prrafodelista"/>
         <w:spacing w:after="0" w:line="240" w:lineRule="auto"/>
@@ -1397,11 +1397,11 @@
           <w:color w:val="000000"/>
           <w:kern w:val="0"/>
           <w:lang w:eastAsia="es-ES"/>
-          <w14:ligatures w14:val="none"/>
-        </w:rPr>
-      </w:pPr>
-    </w:p>
-    <w:p>
+          <ns2:ligatures ns2:val="none"/>
+        </w:rPr>
+      </w:pPr>
+    </w:p>
+    <w:p ns2:paraId="4E9CF50A" ns2:textId="77777777">
       <w:pPr>
         <w:pStyle w:val="Prrafodelista"/>
         <w:numPr>
@@ -1419,7 +1419,7 @@
           <w:color w:val="000000"/>
           <w:kern w:val="0"/>
           <w:lang w:eastAsia="es-ES"/>
-          <w14:ligatures w14:val="none"/>
+          <ns2:ligatures ns2:val="none"/>
         </w:rPr>
       </w:pPr>
       <w:r>
@@ -1428,12 +1428,12 @@
           <w:color w:val="000000"/>
           <w:kern w:val="0"/>
           <w:lang w:eastAsia="es-ES"/>
-          <w14:ligatures w14:val="none"/>
+          <ns2:ligatures ns2:val="none"/>
         </w:rPr>
         <w:t xml:space="preserve">El 15 de julio de 2025, insistió con las llamadas telefónicas y fue atendido por una persona que indicó que se comunicarían posteriormente. Remitió un correo electrónico a [CORREO] expresando su disconformidad con la atención.</w:t>
       </w:r>
     </w:p>
-    <w:p>
+    <w:p ns2:paraId="5A2C3D97" ns2:textId="77777777">
       <w:pPr>
         <w:spacing w:after="0" w:line="240" w:lineRule="auto"/>
         <w:jc w:val="both"/>
@@ -1442,11 +1442,11 @@
           <w:color w:val="000000"/>
           <w:kern w:val="0"/>
           <w:lang w:eastAsia="es-ES"/>
-          <w14:ligatures w14:val="none"/>
-        </w:rPr>
-      </w:pPr>
-    </w:p>
-    <w:p>
+          <ns2:ligatures ns2:val="none"/>
+        </w:rPr>
+      </w:pPr>
+    </w:p>
+    <w:p ns2:paraId="6E43A7E3" ns2:textId="3805E16E">
       <w:pPr>
         <w:pStyle w:val="Prrafodelista"/>
         <w:numPr>
@@ -1464,7 +1464,7 @@
           <w:color w:val="000000"/>
           <w:kern w:val="0"/>
           <w:lang w:eastAsia="es-ES"/>
-          <w14:ligatures w14:val="none"/>
+          <ns2:ligatures ns2:val="none"/>
         </w:rPr>
       </w:pPr>
       <w:r>
@@ -1473,7 +1473,7 @@
           <w:color w:val="000000"/>
           <w:kern w:val="0"/>
           <w:lang w:eastAsia="es-ES"/>
-          <w14:ligatures w14:val="none"/>
+          <ns2:ligatures ns2:val="none"/>
         </w:rPr>
         <w:t xml:space="preserve">El 23 de julio de 2025, participó en </w:t>
       </w:r>
@@ -1483,7 +1483,7 @@
           <w:color w:val="000000"/>
           <w:kern w:val="0"/>
           <w:lang w:eastAsia="es-ES"/>
-          <w14:ligatures w14:val="none"/>
+          <ns2:ligatures ns2:val="none"/>
         </w:rPr>
         <w:t>una</w:t>
       </w:r>
@@ -1493,7 +1493,7 @@
           <w:color w:val="000000"/>
           <w:kern w:val="0"/>
           <w:lang w:eastAsia="es-ES"/>
-          <w14:ligatures w14:val="none"/>
+          <ns2:ligatures ns2:val="none"/>
         </w:rPr>
         <w:t xml:space="preserve"> entrevista con el procurador de </w:t>
       </w:r>
@@ -1503,7 +1503,7 @@
           <w:color w:val="000000"/>
           <w:kern w:val="0"/>
           <w:lang w:eastAsia="es-ES"/>
-          <w14:ligatures w14:val="none"/>
+          <ns2:ligatures ns2:val="none"/>
         </w:rPr>
         <w:t>Chubb</w:t>
       </w:r>
@@ -1513,12 +1513,12 @@
           <w:color w:val="000000"/>
           <w:kern w:val="0"/>
           <w:lang w:eastAsia="es-ES"/>
-          <w14:ligatures w14:val="none"/>
+          <ns2:ligatures ns2:val="none"/>
         </w:rPr>
         <w:t xml:space="preserve">, acudiendo al lugar de los hechos y a la respectiva dependencia policial. Durante la diligencia, informó que en el mes de diciembre de 2023 sufrió un robo con arma blanca y que registraba denuncias adicionales previas. </w:t>
       </w:r>
     </w:p>
-    <w:p>
+    <w:p ns2:paraId="348CAE18" ns2:textId="77777777">
       <w:pPr>
         <w:pStyle w:val="Prrafodelista"/>
         <w:spacing w:after="0" w:line="240" w:lineRule="auto"/>
@@ -1529,11 +1529,11 @@
           <w:color w:val="000000"/>
           <w:kern w:val="0"/>
           <w:lang w:eastAsia="es-ES"/>
-          <w14:ligatures w14:val="none"/>
-        </w:rPr>
-      </w:pPr>
-    </w:p>
-    <w:p>
+          <ns2:ligatures ns2:val="none"/>
+        </w:rPr>
+      </w:pPr>
+    </w:p>
+    <w:p ns2:paraId="13FFA7A9" ns2:textId="245E46CE">
       <w:pPr>
         <w:pStyle w:val="Prrafodelista"/>
         <w:numPr>
@@ -1551,7 +1551,7 @@
           <w:color w:val="000000"/>
           <w:kern w:val="0"/>
           <w:lang w:eastAsia="es-ES"/>
-          <w14:ligatures w14:val="none"/>
+          <ns2:ligatures ns2:val="none"/>
         </w:rPr>
       </w:pPr>
       <w:r>
@@ -1560,7 +1560,7 @@
           <w:color w:val="000000"/>
           <w:kern w:val="0"/>
           <w:lang w:eastAsia="es-ES"/>
-          <w14:ligatures w14:val="none"/>
+          <ns2:ligatures ns2:val="none"/>
         </w:rPr>
         <w:t xml:space="preserve">El 7 de agosto de 2025, recibió un correo electrónico de </w:t>
       </w:r>
@@ -1570,7 +1570,7 @@
           <w:color w:val="000000"/>
           <w:kern w:val="0"/>
           <w:lang w:eastAsia="es-ES"/>
-          <w14:ligatures w14:val="none"/>
+          <ns2:ligatures ns2:val="none"/>
         </w:rPr>
         <w:t>Chubb</w:t>
       </w:r>
@@ -1580,12 +1580,12 @@
           <w:color w:val="000000"/>
           <w:kern w:val="0"/>
           <w:lang w:eastAsia="es-ES"/>
-          <w14:ligatures w14:val="none"/>
+          <ns2:ligatures ns2:val="none"/>
         </w:rPr>
         <w:t>. Respondió la comunicación precisando que la documentación ya había sido entregada al procurador.</w:t>
       </w:r>
     </w:p>
-    <w:p>
+    <w:p ns2:paraId="51CFC92C" ns2:textId="77777777">
       <w:pPr>
         <w:pStyle w:val="Prrafodelista"/>
         <w:spacing w:after="0" w:line="240" w:lineRule="auto"/>
@@ -1596,11 +1596,11 @@
           <w:color w:val="000000"/>
           <w:kern w:val="0"/>
           <w:lang w:eastAsia="es-ES"/>
-          <w14:ligatures w14:val="none"/>
-        </w:rPr>
-      </w:pPr>
-    </w:p>
-    <w:p>
+          <ns2:ligatures ns2:val="none"/>
+        </w:rPr>
+      </w:pPr>
+    </w:p>
+    <w:p ns2:paraId="2B658177" ns2:textId="33C1BC09">
       <w:pPr>
         <w:pStyle w:val="Prrafodelista"/>
         <w:numPr>
@@ -1618,7 +1618,7 @@
           <w:color w:val="000000"/>
           <w:kern w:val="0"/>
           <w:lang w:eastAsia="es-ES"/>
-          <w14:ligatures w14:val="none"/>
+          <ns2:ligatures ns2:val="none"/>
         </w:rPr>
       </w:pPr>
       <w:r>
@@ -1627,7 +1627,7 @@
           <w:color w:val="000000"/>
           <w:kern w:val="0"/>
           <w:lang w:eastAsia="es-ES"/>
-          <w14:ligatures w14:val="none"/>
+          <ns2:ligatures ns2:val="none"/>
         </w:rPr>
         <w:t xml:space="preserve">El 11 de agosto de 2025, </w:t>
       </w:r>
@@ -1637,7 +1637,7 @@
           <w:color w:val="000000"/>
           <w:kern w:val="0"/>
           <w:lang w:eastAsia="es-ES"/>
-          <w14:ligatures w14:val="none"/>
+          <ns2:ligatures ns2:val="none"/>
         </w:rPr>
         <w:t xml:space="preserve">Chubb </w:t>
       </w:r>
@@ -1647,12 +1647,12 @@
           <w:color w:val="000000"/>
           <w:kern w:val="0"/>
           <w:lang w:eastAsia="es-ES"/>
-          <w14:ligatures w14:val="none"/>
+          <ns2:ligatures ns2:val="none"/>
         </w:rPr>
         <w:t>remitió una nueva comunicación. Respondió mediante correo electrónico reiterando que la documentación fue enviada el 14 de julio de 2025, y remitió la declaración jurada y los actuados del caso fiscal que se encontraba en etapa de investigación.</w:t>
       </w:r>
     </w:p>
-    <w:p>
+    <w:p ns2:paraId="70247BF5" ns2:textId="77777777">
       <w:pPr>
         <w:pStyle w:val="Prrafodelista"/>
         <w:spacing w:after="0" w:line="240" w:lineRule="auto"/>
@@ -1663,11 +1663,11 @@
           <w:color w:val="000000"/>
           <w:kern w:val="0"/>
           <w:lang w:eastAsia="es-ES"/>
-          <w14:ligatures w14:val="none"/>
-        </w:rPr>
-      </w:pPr>
-    </w:p>
-    <w:p>
+          <ns2:ligatures ns2:val="none"/>
+        </w:rPr>
+      </w:pPr>
+    </w:p>
+    <w:p ns2:paraId="42B45C04" ns2:textId="18D529B5">
       <w:pPr>
         <w:pStyle w:val="Prrafodelista"/>
         <w:numPr>
@@ -1685,7 +1685,7 @@
           <w:color w:val="000000"/>
           <w:kern w:val="0"/>
           <w:lang w:eastAsia="es-ES"/>
-          <w14:ligatures w14:val="none"/>
+          <ns2:ligatures ns2:val="none"/>
         </w:rPr>
       </w:pPr>
       <w:r>
@@ -1694,7 +1694,7 @@
           <w:color w:val="000000"/>
           <w:kern w:val="0"/>
           <w:lang w:eastAsia="es-ES"/>
-          <w14:ligatures w14:val="none"/>
+          <ns2:ligatures ns2:val="none"/>
         </w:rPr>
         <w:t xml:space="preserve">El 12 de agosto de 2025, </w:t>
       </w:r>
@@ -1704,7 +1704,7 @@
           <w:color w:val="000000"/>
           <w:kern w:val="0"/>
           <w:lang w:eastAsia="es-ES"/>
-          <w14:ligatures w14:val="none"/>
+          <ns2:ligatures ns2:val="none"/>
         </w:rPr>
         <w:t xml:space="preserve">Chubb </w:t>
       </w:r>
@@ -1714,12 +1714,12 @@
           <w:color w:val="000000"/>
           <w:kern w:val="0"/>
           <w:lang w:eastAsia="es-ES"/>
-          <w14:ligatures w14:val="none"/>
+          <ns2:ligatures ns2:val="none"/>
         </w:rPr>
         <w:t>solicitó enviar la ampliación de la denuncia policial. Respondió la comunicación presentando sus descargos y señalando que la compañía aseguradora prolongaba la activación del siniestro 71-17139-1-2.</w:t>
       </w:r>
     </w:p>
-    <w:p>
+    <w:p ns2:paraId="1C3AE297" ns2:textId="77777777">
       <w:pPr>
         <w:pStyle w:val="Prrafodelista"/>
         <w:spacing w:after="0" w:line="240" w:lineRule="auto"/>
@@ -1730,11 +1730,11 @@
           <w:color w:val="000000"/>
           <w:kern w:val="0"/>
           <w:lang w:eastAsia="es-ES"/>
-          <w14:ligatures w14:val="none"/>
-        </w:rPr>
-      </w:pPr>
-    </w:p>
-    <w:p>
+          <ns2:ligatures ns2:val="none"/>
+        </w:rPr>
+      </w:pPr>
+    </w:p>
+    <w:p ns2:paraId="1A138C3B" ns2:textId="2CDCC390">
       <w:pPr>
         <w:pStyle w:val="Prrafodelista"/>
         <w:numPr>
@@ -1752,7 +1752,7 @@
           <w:color w:val="000000"/>
           <w:kern w:val="0"/>
           <w:lang w:eastAsia="es-ES"/>
-          <w14:ligatures w14:val="none"/>
+          <ns2:ligatures ns2:val="none"/>
         </w:rPr>
       </w:pPr>
       <w:r>
@@ -1761,7 +1761,7 @@
           <w:color w:val="000000"/>
           <w:kern w:val="0"/>
           <w:lang w:eastAsia="es-ES"/>
-          <w14:ligatures w14:val="none"/>
+          <ns2:ligatures ns2:val="none"/>
         </w:rPr>
         <w:t xml:space="preserve">El 13 de agosto de 2025, </w:t>
       </w:r>
@@ -1771,7 +1771,7 @@
           <w:color w:val="000000"/>
           <w:kern w:val="0"/>
           <w:lang w:eastAsia="es-ES"/>
-          <w14:ligatures w14:val="none"/>
+          <ns2:ligatures ns2:val="none"/>
         </w:rPr>
         <w:t xml:space="preserve">Chubb </w:t>
       </w:r>
@@ -1781,12 +1781,12 @@
           <w:color w:val="000000"/>
           <w:kern w:val="0"/>
           <w:lang w:eastAsia="es-ES"/>
-          <w14:ligatures w14:val="none"/>
+          <ns2:ligatures ns2:val="none"/>
         </w:rPr>
         <w:t>reiteró el requerimiento de enviar la ampliación de la denuncia policial. Respondió indicando que no resultaba posible realizar dicha ampliación debido a que la investigación se encontraba en la fiscalía.</w:t>
       </w:r>
     </w:p>
-    <w:p>
+    <w:p ns2:paraId="7AF770F2" ns2:textId="77777777">
       <w:pPr>
         <w:pStyle w:val="Prrafodelista"/>
         <w:spacing w:after="0" w:line="240" w:lineRule="auto"/>
@@ -1797,11 +1797,11 @@
           <w:color w:val="000000"/>
           <w:kern w:val="0"/>
           <w:lang w:eastAsia="es-ES"/>
-          <w14:ligatures w14:val="none"/>
-        </w:rPr>
-      </w:pPr>
-    </w:p>
-    <w:p>
+          <ns2:ligatures ns2:val="none"/>
+        </w:rPr>
+      </w:pPr>
+    </w:p>
+    <w:p ns2:paraId="01B4F8FE" ns2:textId="0EC6E07B">
       <w:pPr>
         <w:pStyle w:val="Prrafodelista"/>
         <w:numPr>
@@ -1819,7 +1819,7 @@
           <w:color w:val="000000"/>
           <w:kern w:val="0"/>
           <w:lang w:eastAsia="es-ES"/>
-          <w14:ligatures w14:val="none"/>
+          <ns2:ligatures ns2:val="none"/>
         </w:rPr>
       </w:pPr>
       <w:r>
@@ -1828,7 +1828,7 @@
           <w:color w:val="000000"/>
           <w:kern w:val="0"/>
           <w:lang w:eastAsia="es-ES"/>
-          <w14:ligatures w14:val="none"/>
+          <ns2:ligatures ns2:val="none"/>
         </w:rPr>
         <w:t xml:space="preserve">El 6 de octubre de 2025, recibió la entrega de la carpeta fiscal, procediendo a remitirla a </w:t>
       </w:r>
@@ -1838,7 +1838,7 @@
           <w:color w:val="000000"/>
           <w:kern w:val="0"/>
           <w:lang w:eastAsia="es-ES"/>
-          <w14:ligatures w14:val="none"/>
+          <ns2:ligatures ns2:val="none"/>
         </w:rPr>
         <w:t>Chubb</w:t>
       </w:r>
@@ -1848,12 +1848,12 @@
           <w:color w:val="000000"/>
           <w:kern w:val="0"/>
           <w:lang w:eastAsia="es-ES"/>
-          <w14:ligatures w14:val="none"/>
+          <ns2:ligatures ns2:val="none"/>
         </w:rPr>
         <w:t xml:space="preserve"> a través de correo electrónico.</w:t>
       </w:r>
     </w:p>
-    <w:p>
+    <w:p ns2:paraId="16C0CC2B" ns2:textId="77777777">
       <w:pPr>
         <w:pStyle w:val="Prrafodelista"/>
         <w:spacing w:after="0" w:line="240" w:lineRule="auto"/>
@@ -1864,11 +1864,11 @@
           <w:color w:val="000000"/>
           <w:kern w:val="0"/>
           <w:lang w:eastAsia="es-ES"/>
-          <w14:ligatures w14:val="none"/>
-        </w:rPr>
-      </w:pPr>
-    </w:p>
-    <w:p>
+          <ns2:ligatures ns2:val="none"/>
+        </w:rPr>
+      </w:pPr>
+    </w:p>
+    <w:p ns2:paraId="33FAA43A" ns2:textId="6AAA04E0">
       <w:pPr>
         <w:pStyle w:val="Prrafodelista"/>
         <w:numPr>
@@ -1886,7 +1886,7 @@
           <w:color w:val="000000"/>
           <w:kern w:val="0"/>
           <w:lang w:eastAsia="es-ES"/>
-          <w14:ligatures w14:val="none"/>
+          <ns2:ligatures ns2:val="none"/>
         </w:rPr>
       </w:pPr>
       <w:r>
@@ -1895,12 +1895,12 @@
           <w:color w:val="000000"/>
           <w:kern w:val="0"/>
           <w:lang w:eastAsia="es-ES"/>
-          <w14:ligatures w14:val="none"/>
+          <ns2:ligatures ns2:val="none"/>
         </w:rPr>
         <w:t xml:space="preserve">El 31 de octubre de 2025, la compañía aseguradora remitió una comunicación rechazando la cobertura del siniestro 71-17139-1-2, fundamentando su decisión en presuntas declaraciones falsas y accionar fraudulento. </w:t>
       </w:r>
     </w:p>
-    <w:p>
+    <w:p ns2:paraId="1789F09A" ns2:textId="77777777">
       <w:pPr>
         <w:spacing w:after="0" w:line="240" w:lineRule="auto"/>
         <w:jc w:val="both"/>
@@ -1909,11 +1909,11 @@
           <w:color w:val="000000"/>
           <w:kern w:val="0"/>
           <w:lang w:eastAsia="es-ES"/>
-          <w14:ligatures w14:val="none"/>
-        </w:rPr>
-      </w:pPr>
-    </w:p>
-    <w:p>
+          <ns2:ligatures ns2:val="none"/>
+        </w:rPr>
+      </w:pPr>
+    </w:p>
+    <w:p ns2:paraId="2F9CF7F5" ns2:textId="02F2EEEF">
       <w:pPr>
         <w:pStyle w:val="Prrafodelista"/>
         <w:numPr>
@@ -1928,7 +1928,7 @@
           <w:color w:val="000000"/>
           <w:kern w:val="0"/>
           <w:lang w:eastAsia="es-ES"/>
-          <w14:ligatures w14:val="none"/>
+          <ns2:ligatures ns2:val="none"/>
         </w:rPr>
       </w:pPr>
       <w:r>
@@ -1937,7 +1937,7 @@
           <w:color w:val="000000"/>
           <w:kern w:val="0"/>
           <w:lang w:eastAsia="es-ES"/>
-          <w14:ligatures w14:val="none"/>
+          <ns2:ligatures ns2:val="none"/>
         </w:rPr>
         <w:t xml:space="preserve">Posteriormente, participó en </w:t>
       </w:r>
@@ -1947,7 +1947,7 @@
           <w:color w:val="000000"/>
           <w:kern w:val="0"/>
           <w:lang w:eastAsia="es-ES"/>
-          <w14:ligatures w14:val="none"/>
+          <ns2:ligatures ns2:val="none"/>
         </w:rPr>
         <w:t>una</w:t>
       </w:r>
@@ -1957,12 +1957,12 @@
           <w:color w:val="000000"/>
           <w:kern w:val="0"/>
           <w:lang w:eastAsia="es-ES"/>
-          <w14:ligatures w14:val="none"/>
+          <ns2:ligatures ns2:val="none"/>
         </w:rPr>
         <w:t xml:space="preserve"> audiencia de conciliación, la cual concluyó sin acuerdo debido a que la compañía aseguradora mantuvo la denegatoria de cobertura argumentando supuestas incongruencias en la entrevista realizada.</w:t>
       </w:r>
     </w:p>
-    <w:p>
+    <w:p ns2:paraId="33E14FF7" ns2:textId="77777777">
       <w:pPr>
         <w:tabs>
           <w:tab w:val="left" w:pos="1134"/>
@@ -1974,11 +1974,11 @@
           <w:color w:val="000000"/>
           <w:kern w:val="0"/>
           <w:lang w:eastAsia="es-ES"/>
-          <w14:ligatures w14:val="none"/>
-        </w:rPr>
-      </w:pPr>
-    </w:p>
-    <w:p>
+          <ns2:ligatures ns2:val="none"/>
+        </w:rPr>
+      </w:pPr>
+    </w:p>
+    <w:p ns2:paraId="65C58807" ns2:textId="4C20E9AA">
       <w:pPr>
         <w:numPr>
           <w:ilvl w:val="1"/>
@@ -1996,7 +1996,7 @@
           <w:color w:val="000000"/>
           <w:kern w:val="0"/>
           <w:lang w:val="es-ES" w:eastAsia="es-ES"/>
-          <w14:ligatures w14:val="none"/>
+          <ns2:ligatures ns2:val="none"/>
         </w:rPr>
       </w:pPr>
       <w:r>
@@ -2005,7 +2005,7 @@
           <w:color w:val="000000"/>
           <w:kern w:val="0"/>
           <w:lang w:val="es-ES" w:eastAsia="es-ES"/>
-          <w14:ligatures w14:val="none"/>
+          <ns2:ligatures ns2:val="none"/>
         </w:rPr>
         <w:t xml:space="preserve">El señor [APELLIDO] solicitó, en calidad de medida correctiva, que Chubb cumpla con otorgar la cobertura del Seguro de Protección de Tarjetas por el monto de S/ 20 000,00 incluyendo los intereses legales, gastos, comisiones y otros conceptos generados. Asimismo, requirió el reembolso de costos y costas del presente procedimiento.</w:t>
       </w:r>
@@ -2015,7 +2015,7 @@
           <w:color w:val="000000"/>
           <w:kern w:val="0"/>
           <w:lang w:val="es-ES" w:eastAsia="es-ES"/>
-          <w14:ligatures w14:val="none"/>
+          <ns2:ligatures ns2:val="none"/>
         </w:rPr>
         <w:t xml:space="preserve"/>
       </w:r>
@@ -2025,7 +2025,7 @@
           <w:color w:val="000000"/>
           <w:kern w:val="0"/>
           <w:lang w:val="es-ES" w:eastAsia="es-ES"/>
-          <w14:ligatures w14:val="none"/>
+          <ns2:ligatures ns2:val="none"/>
         </w:rPr>
         <w:t xml:space="preserve"/>
       </w:r>
@@ -2035,7 +2035,7 @@
           <w:color w:val="000000"/>
           <w:kern w:val="0"/>
           <w:lang w:val="es-ES" w:eastAsia="es-ES"/>
-          <w14:ligatures w14:val="none"/>
+          <ns2:ligatures ns2:val="none"/>
         </w:rPr>
         <w:t xml:space="preserve"/>
       </w:r>
@@ -2045,7 +2045,7 @@
           <w:color w:val="000000"/>
           <w:kern w:val="0"/>
           <w:lang w:val="es-ES" w:eastAsia="es-ES"/>
-          <w14:ligatures w14:val="none"/>
+          <ns2:ligatures ns2:val="none"/>
         </w:rPr>
         <w:t xml:space="preserve"/>
       </w:r>
@@ -2055,7 +2055,7 @@
           <w:color w:val="000000"/>
           <w:kern w:val="0"/>
           <w:lang w:val="es-ES" w:eastAsia="es-ES"/>
-          <w14:ligatures w14:val="none"/>
+          <ns2:ligatures ns2:val="none"/>
         </w:rPr>
         <w:t xml:space="preserve"/>
       </w:r>
@@ -2065,7 +2065,7 @@
           <w:color w:val="000000"/>
           <w:kern w:val="0"/>
           <w:lang w:val="es-ES" w:eastAsia="es-ES"/>
-          <w14:ligatures w14:val="none"/>
+          <ns2:ligatures ns2:val="none"/>
         </w:rPr>
         <w:t/>
       </w:r>
@@ -2075,7 +2075,7 @@
           <w:color w:val="000000"/>
           <w:kern w:val="0"/>
           <w:lang w:val="es-ES" w:eastAsia="es-ES"/>
-          <w14:ligatures w14:val="none"/>
+          <ns2:ligatures ns2:val="none"/>
         </w:rPr>
         <w:t xml:space="preserve"/>
       </w:r>
@@ -2085,7 +2085,7 @@
           <w:color w:val="000000"/>
           <w:kern w:val="0"/>
           <w:lang w:val="es-ES" w:eastAsia="es-ES"/>
-          <w14:ligatures w14:val="none"/>
+          <ns2:ligatures ns2:val="none"/>
         </w:rPr>
         <w:lastRenderedPageBreak/>
         <w:t/>
@@ -2096,7 +2096,7 @@
           <w:color w:val="000000"/>
           <w:kern w:val="0"/>
           <w:lang w:val="es-ES" w:eastAsia="es-ES"/>
-          <w14:ligatures w14:val="none"/>
+          <ns2:ligatures ns2:val="none"/>
         </w:rPr>
         <w:t xml:space="preserve"/>
       </w:r>
@@ -2106,12 +2106,12 @@
           <w:color w:val="000000"/>
           <w:kern w:val="0"/>
           <w:lang w:val="es-ES" w:eastAsia="es-ES"/>
-          <w14:ligatures w14:val="none"/>
+          <ns2:ligatures ns2:val="none"/>
         </w:rPr>
         <w:t/>
       </w:r>
     </w:p>
-    <w:p>
+    <w:p ns2:paraId="66005174" ns2:textId="77777777">
       <w:pPr>
         <w:spacing w:after="0" w:line="240" w:lineRule="auto"/>
         <w:contextualSpacing/>
@@ -2122,11 +2122,11 @@
           <w:color w:val="000000"/>
           <w:kern w:val="0"/>
           <w:lang w:eastAsia="es-PE"/>
-          <w14:ligatures w14:val="none"/>
-        </w:rPr>
-      </w:pPr>
-    </w:p>
-    <w:p>
+          <ns2:ligatures ns2:val="none"/>
+        </w:rPr>
+      </w:pPr>
+    </w:p>
+    <w:p ns2:paraId="3541B1F9" ns2:textId="77777777">
       <w:pPr>
         <w:pStyle w:val="Prrafodelista"/>
         <w:numPr>
@@ -2146,22 +2146,22 @@
           <w:color w:val="000000"/>
           <w:kern w:val="0"/>
           <w:lang w:eastAsia="es-PE"/>
-          <w14:ligatures w14:val="none"/>
-        </w:rPr>
-      </w:pPr>
-      <w:r>
-        <w:rPr>
-          <w:rFonts w:ascii="Arial Narrow" w:eastAsia="Arial Narrow" w:hAnsi="Arial Narrow" w:cs="Arial Narrow"/>
-          <w:b/>
-          <w:color w:val="000000"/>
-          <w:kern w:val="0"/>
-          <w:lang w:eastAsia="es-PE"/>
-          <w14:ligatures w14:val="none"/>
+          <ns2:ligatures ns2:val="none"/>
+        </w:rPr>
+      </w:pPr>
+      <w:r>
+        <w:rPr>
+          <w:rFonts w:ascii="Arial Narrow" w:eastAsia="Arial Narrow" w:hAnsi="Arial Narrow" w:cs="Arial Narrow"/>
+          <w:b/>
+          <w:color w:val="000000"/>
+          <w:kern w:val="0"/>
+          <w:lang w:eastAsia="es-PE"/>
+          <ns2:ligatures ns2:val="none"/>
         </w:rPr>
         <w:t>DE LA ADMISIÓN A TRÁMITE DE LA DENUNCIA</w:t>
       </w:r>
     </w:p>
-    <w:p>
+    <w:p ns2:paraId="34556756" ns2:textId="77777777">
       <w:pPr>
         <w:spacing w:after="0" w:line="240" w:lineRule="auto"/>
         <w:contextualSpacing/>
@@ -2172,13 +2172,13 @@
           <w:color w:val="000000"/>
           <w:kern w:val="0"/>
           <w:lang w:eastAsia="es-PE"/>
-          <w14:ligatures w14:val="none"/>
+          <ns2:ligatures ns2:val="none"/>
         </w:rPr>
       </w:pPr>
       <w:bookmarkStart w:id="2" w:name="_Hlk212795168"/>
       <w:bookmarkStart w:id="3" w:name="_Hlk218848146"/>
     </w:p>
-    <w:p>
+    <w:p ns2:paraId="5F4266A4" ns2:textId="056A29A5">
       <w:pPr>
         <w:pStyle w:val="Prrafodelista"/>
         <w:numPr>
@@ -2191,7 +2191,7 @@
         <w:rPr>
           <w:rFonts w:ascii="Arial Narrow" w:eastAsia="Arial Narrow" w:hAnsi="Arial Narrow" w:cs="Arial Narrow"/>
           <w:kern w:val="0"/>
-          <w14:ligatures w14:val="none"/>
+          <ns2:ligatures ns2:val="none"/>
         </w:rPr>
       </w:pPr>
       <w:bookmarkStart w:id="4" w:name="_Hlk140755208"/>
@@ -2203,7 +2203,7 @@
           <w:color w:val="000000"/>
           <w:kern w:val="0"/>
           <w:lang w:eastAsia="es-PE"/>
-          <w14:ligatures w14:val="none"/>
+          <ns2:ligatures ns2:val="none"/>
         </w:rPr>
         <w:t>La Secretaría Técnica de la Comisión de Protección al Consumidor 1 (en adelante, la Secretaría Técnica), en ejercicio de sus facultades</w:t>
       </w:r>
@@ -2216,7 +2216,7 @@
           <w:rFonts w:ascii="Arial Narrow" w:eastAsia="Arial Narrow" w:hAnsi="Arial Narrow" w:cs="Arial Narrow"/>
           <w:kern w:val="0"/>
           <w:vertAlign w:val="superscript"/>
-          <w14:ligatures w14:val="none"/>
+          <ns2:ligatures ns2:val="none"/>
         </w:rPr>
         <w:footnoteReference w:id="3"/>
       </w:r>
@@ -2226,7 +2226,7 @@
           <w:color w:val="000000"/>
           <w:kern w:val="0"/>
           <w:lang w:eastAsia="es-PE"/>
-          <w14:ligatures w14:val="none"/>
+          <ns2:ligatures ns2:val="none"/>
         </w:rPr>
         <w:t xml:space="preserve">, </w:t>
       </w:r>
@@ -2236,7 +2236,7 @@
           <w:color w:val="000000"/>
           <w:kern w:val="0"/>
           <w:lang w:eastAsia="es-PE"/>
-          <w14:ligatures w14:val="none"/>
+          <ns2:ligatures ns2:val="none"/>
         </w:rPr>
         <w:t>considera</w:t>
       </w:r>
@@ -2246,7 +2246,7 @@
           <w:color w:val="000000"/>
           <w:kern w:val="0"/>
           <w:lang w:eastAsia="es-PE"/>
-          <w14:ligatures w14:val="none"/>
+          <ns2:ligatures ns2:val="none"/>
         </w:rPr>
         <w:t xml:space="preserve"> </w:t>
       </w:r>
@@ -2254,7 +2254,7 @@
         <w:rPr>
           <w:rFonts w:ascii="Arial Narrow" w:eastAsia="Arial Narrow" w:hAnsi="Arial Narrow" w:cs="Arial Narrow"/>
           <w:kern w:val="0"/>
-          <w14:ligatures w14:val="none"/>
+          <ns2:ligatures ns2:val="none"/>
         </w:rPr>
         <w:t xml:space="preserve">que el hecho denunciado, </w:t>
       </w:r>
@@ -2263,7 +2263,7 @@
         <w:rPr>
           <w:rFonts w:ascii="Arial Narrow" w:eastAsia="Arial Narrow" w:hAnsi="Arial Narrow" w:cs="Arial Narrow"/>
           <w:kern w:val="0"/>
-          <w14:ligatures w14:val="none"/>
+          <ns2:ligatures ns2:val="none"/>
         </w:rPr>
         <w:t xml:space="preserve">consistente en que </w:t>
       </w:r>
@@ -2277,7 +2277,7 @@
           <w:kern w:val="0"/>
           <w:shd w:val="clear" w:color="auto" w:fill="FFFFFF"/>
           <w:lang w:eastAsia="es-PE"/>
-          <w14:ligatures w14:val="none"/>
+          <ns2:ligatures ns2:val="none"/>
         </w:rPr>
         <w:t>la compañía aseguradora habría negado injustificadamente al denunciante la cobertura de la Póliza 71-45432 del Seguro de Protección de Tarjetas por el siniestro 71-17139-1-2</w:t>
       </w:r>
@@ -2285,7 +2285,7 @@
         <w:rPr>
           <w:rFonts w:ascii="Arial Narrow" w:eastAsia="Arial Narrow" w:hAnsi="Arial Narrow" w:cs="Arial Narrow"/>
           <w:kern w:val="0"/>
-          <w14:ligatures w14:val="none"/>
+          <ns2:ligatures ns2:val="none"/>
         </w:rPr>
         <w:t>; involucraría una presunta afectación a sus expectativas, quien no habría encontrado una correspondencia entre lo que esperaba recibir de parte del proveedor y lo que realmente recibió. Por consiguiente, corresponde calificar el hecho materia de denuncia como una presunta infracción al deber de idoneidad, tipificado en los artículos 18 y 19 del Código</w:t>
       </w:r>
@@ -2297,7 +2297,7 @@
           <w:rFonts w:ascii="Arial Narrow" w:eastAsia="Arial Narrow" w:hAnsi="Arial Narrow" w:cs="Arial"/>
           <w:kern w:val="0"/>
           <w:vertAlign w:val="superscript"/>
-          <w14:ligatures w14:val="none"/>
+          <ns2:ligatures ns2:val="none"/>
         </w:rPr>
         <w:footnoteReference w:id="4"/>
       </w:r>
@@ -2306,25 +2306,25 @@
         <w:rPr>
           <w:rFonts w:ascii="Arial Narrow" w:eastAsia="Arial Narrow" w:hAnsi="Arial Narrow" w:cs="Arial Narrow"/>
           <w:kern w:val="0"/>
-          <w14:ligatures w14:val="none"/>
+          <ns2:ligatures ns2:val="none"/>
         </w:rPr>
         <w:t>.</w:t>
       </w:r>
       <w:bookmarkEnd w:id="9"/>
     </w:p>
     <w:bookmarkEnd w:id="2"/>
-    <w:p>
-      <w:pPr>
-        <w:spacing w:after="0" w:line="240" w:lineRule="auto"/>
-        <w:jc w:val="both"/>
-        <w:rPr>
-          <w:rFonts w:ascii="Arial Narrow" w:eastAsia="Arial Narrow" w:hAnsi="Arial Narrow" w:cs="Arial Narrow"/>
-          <w:kern w:val="0"/>
-          <w14:ligatures w14:val="none"/>
-        </w:rPr>
-      </w:pPr>
-    </w:p>
-    <w:p>
+    <w:p ns2:paraId="2DC7B64E" ns2:textId="77777777">
+      <w:pPr>
+        <w:spacing w:after="0" w:line="240" w:lineRule="auto"/>
+        <w:jc w:val="both"/>
+        <w:rPr>
+          <w:rFonts w:ascii="Arial Narrow" w:eastAsia="Arial Narrow" w:hAnsi="Arial Narrow" w:cs="Arial Narrow"/>
+          <w:kern w:val="0"/>
+          <ns2:ligatures ns2:val="none"/>
+        </w:rPr>
+      </w:pPr>
+    </w:p>
+    <w:p ns2:paraId="432038D6" ns2:textId="33FB2611">
       <w:pPr>
         <w:pStyle w:val="Prrafodelista"/>
         <w:numPr>
@@ -2337,14 +2337,14 @@
         <w:rPr>
           <w:rFonts w:ascii="Arial Narrow" w:eastAsia="Arial Narrow" w:hAnsi="Arial Narrow" w:cs="Arial Narrow"/>
           <w:kern w:val="0"/>
-          <w14:ligatures w14:val="none"/>
-        </w:rPr>
-      </w:pPr>
-      <w:r>
-        <w:rPr>
-          <w:rFonts w:ascii="Arial Narrow" w:eastAsia="Arial Narrow" w:hAnsi="Arial Narrow" w:cs="Arial Narrow"/>
-          <w:kern w:val="0"/>
-          <w14:ligatures w14:val="none"/>
+          <ns2:ligatures ns2:val="none"/>
+        </w:rPr>
+      </w:pPr>
+      <w:r>
+        <w:rPr>
+          <w:rFonts w:ascii="Arial Narrow" w:eastAsia="Arial Narrow" w:hAnsi="Arial Narrow" w:cs="Arial Narrow"/>
+          <w:kern w:val="0"/>
+          <ns2:ligatures ns2:val="none"/>
         </w:rPr>
         <w:t xml:space="preserve">Asimismo, </w:t>
       </w:r>
@@ -2354,7 +2354,7 @@
           <w:color w:val="000000"/>
           <w:kern w:val="0"/>
           <w:lang w:eastAsia="es-PE"/>
-          <w14:ligatures w14:val="none"/>
+          <ns2:ligatures ns2:val="none"/>
         </w:rPr>
         <w:t xml:space="preserve">la Secretaría Técnica, en ejercicio de sus facultades, considera </w:t>
       </w:r>
@@ -2362,7 +2362,7 @@
         <w:rPr>
           <w:rFonts w:ascii="Arial Narrow" w:eastAsia="Arial Narrow" w:hAnsi="Arial Narrow" w:cs="Arial"/>
           <w:kern w:val="0"/>
-          <w14:ligatures w14:val="none"/>
+          <ns2:ligatures ns2:val="none"/>
         </w:rPr>
         <w:t xml:space="preserve">que el hecho denunciado, consistente en que </w:t>
       </w:r>
@@ -2370,7 +2370,7 @@
         <w:rPr>
           <w:rFonts w:ascii="Arial Narrow" w:eastAsia="Arial Narrow" w:hAnsi="Arial Narrow" w:cs="Arial Narrow"/>
           <w:kern w:val="0"/>
-          <w14:ligatures w14:val="none"/>
+          <ns2:ligatures ns2:val="none"/>
         </w:rPr>
         <w:t>la compañía aseguradora no habría cumplido con enviar de forma oportuna los documentos contractuales de la Póliza 71-45432 del Seguro de Protección de Tarjetas al denunciante</w:t>
       </w:r>
@@ -2378,7 +2378,7 @@
         <w:rPr>
           <w:rFonts w:ascii="Arial Narrow" w:eastAsia="Arial Narrow" w:hAnsi="Arial Narrow" w:cs="Arial"/>
           <w:kern w:val="0"/>
-          <w14:ligatures w14:val="none"/>
+          <ns2:ligatures ns2:val="none"/>
         </w:rPr>
         <w:t xml:space="preserve">. </w:t>
       </w:r>
@@ -2387,7 +2387,7 @@
         <w:rPr>
           <w:rFonts w:ascii="Arial Narrow" w:eastAsia="Arial Narrow" w:hAnsi="Arial Narrow" w:cs="Arial"/>
           <w:kern w:val="0"/>
-          <w14:ligatures w14:val="none"/>
+          <ns2:ligatures ns2:val="none"/>
         </w:rPr>
         <w:t>Por consiguiente, corresponde calificar el hecho materia de denuncia como una presunta infracción al deber de entregar a los usuarios copia de los contratos y demás documentación relacionada con dichos actos jurídicos, tipificado en el literal e) del artículo 47 del Código</w:t>
       </w:r>
@@ -2397,7 +2397,7 @@
           <w:rFonts w:ascii="Arial Narrow" w:eastAsia="Arial Narrow" w:hAnsi="Arial Narrow" w:cs="Arial"/>
           <w:kern w:val="0"/>
           <w:vertAlign w:val="superscript"/>
-          <w14:ligatures w14:val="none"/>
+          <ns2:ligatures ns2:val="none"/>
         </w:rPr>
         <w:footnoteReference w:id="5"/>
       </w:r>
@@ -2405,7 +2405,7 @@
         <w:rPr>
           <w:rFonts w:ascii="Arial Narrow" w:eastAsia="Arial Narrow" w:hAnsi="Arial Narrow" w:cs="Arial"/>
           <w:kern w:val="0"/>
-          <w14:ligatures w14:val="none"/>
+          <ns2:ligatures ns2:val="none"/>
         </w:rPr>
         <w:t>.</w:t>
       </w:r>
@@ -2413,19 +2413,19 @@
       <w:bookmarkEnd w:id="10"/>
       <w:bookmarkEnd w:id="12"/>
     </w:p>
-    <w:p>
-      <w:pPr>
-        <w:spacing w:after="0" w:line="240" w:lineRule="auto"/>
-        <w:jc w:val="both"/>
-        <w:rPr>
-          <w:rFonts w:ascii="Arial Narrow" w:eastAsia="Arial Narrow" w:hAnsi="Arial Narrow" w:cs="Arial Narrow"/>
-          <w:kern w:val="0"/>
-          <w14:ligatures w14:val="none"/>
+    <w:p ns2:paraId="451C4A33" ns2:textId="77777777">
+      <w:pPr>
+        <w:spacing w:after="0" w:line="240" w:lineRule="auto"/>
+        <w:jc w:val="both"/>
+        <w:rPr>
+          <w:rFonts w:ascii="Arial Narrow" w:eastAsia="Arial Narrow" w:hAnsi="Arial Narrow" w:cs="Arial Narrow"/>
+          <w:kern w:val="0"/>
+          <ns2:ligatures ns2:val="none"/>
         </w:rPr>
       </w:pPr>
     </w:p>
     <w:bookmarkEnd w:id="3"/>
-    <w:p>
+    <w:p ns2:paraId="463134E5" ns2:textId="77777777">
       <w:pPr>
         <w:pStyle w:val="Prrafodelista"/>
         <w:numPr>
@@ -2439,7 +2439,7 @@
           <w:rFonts w:ascii="Arial Narrow" w:eastAsia="Calibri" w:hAnsi="Arial Narrow" w:cs="Arial Narrow"/>
           <w:kern w:val="0"/>
           <w:lang w:eastAsia="es-PE"/>
-          <w14:ligatures w14:val="none"/>
+          <ns2:ligatures ns2:val="none"/>
         </w:rPr>
       </w:pPr>
       <w:r>
@@ -2448,7 +2448,7 @@
           <w:color w:val="000000"/>
           <w:kern w:val="0"/>
           <w:lang w:eastAsia="es-PE"/>
-          <w14:ligatures w14:val="none"/>
+          <ns2:ligatures ns2:val="none"/>
         </w:rPr>
         <w:t>En tanto la denuncia reúne los requisitos establecidos por la norma citada, corresponde admitirla a trámite</w:t>
       </w:r>
@@ -2458,7 +2458,7 @@
           <w:rFonts w:ascii="Arial Narrow" w:eastAsia="Arial Narrow" w:hAnsi="Arial Narrow" w:cs="Arial Narrow"/>
           <w:kern w:val="0"/>
           <w:vertAlign w:val="superscript"/>
-          <w14:ligatures w14:val="none"/>
+          <ns2:ligatures ns2:val="none"/>
         </w:rPr>
         <w:footnoteReference w:id="6"/>
       </w:r>
@@ -2468,13 +2468,13 @@
           <w:color w:val="000000"/>
           <w:kern w:val="0"/>
           <w:lang w:eastAsia="es-PE"/>
-          <w14:ligatures w14:val="none"/>
+          <ns2:ligatures ns2:val="none"/>
         </w:rPr>
         <w:t>.</w:t>
       </w:r>
       <w:bookmarkStart w:id="13" w:name="_Hlk214963039"/>
     </w:p>
-    <w:p>
+    <w:p ns2:paraId="68C71625" ns2:textId="77777777">
       <w:pPr>
         <w:spacing w:after="0" w:line="240" w:lineRule="auto"/>
         <w:ind w:left="567"/>
@@ -2485,12 +2485,12 @@
           <w:color w:val="000000"/>
           <w:kern w:val="0"/>
           <w:lang w:eastAsia="es-PE"/>
-          <w14:ligatures w14:val="none"/>
+          <ns2:ligatures ns2:val="none"/>
         </w:rPr>
       </w:pPr>
       <w:bookmarkStart w:id="14" w:name="_Hlk214963071"/>
     </w:p>
-    <w:p>
+    <w:p ns2:paraId="38A98B4B" ns2:textId="77777777">
       <w:pPr>
         <w:pStyle w:val="Prrafodelista"/>
         <w:numPr>
@@ -2510,22 +2510,22 @@
           <w:color w:val="000000"/>
           <w:kern w:val="0"/>
           <w:lang w:eastAsia="es-PE"/>
-          <w14:ligatures w14:val="none"/>
-        </w:rPr>
-      </w:pPr>
-      <w:r>
-        <w:rPr>
-          <w:rFonts w:ascii="Arial Narrow" w:eastAsia="Arial Narrow" w:hAnsi="Arial Narrow" w:cs="Arial Narrow"/>
-          <w:b/>
-          <w:color w:val="000000"/>
-          <w:kern w:val="0"/>
-          <w:lang w:eastAsia="es-PE"/>
-          <w14:ligatures w14:val="none"/>
+          <ns2:ligatures ns2:val="none"/>
+        </w:rPr>
+      </w:pPr>
+      <w:r>
+        <w:rPr>
+          <w:rFonts w:ascii="Arial Narrow" w:eastAsia="Arial Narrow" w:hAnsi="Arial Narrow" w:cs="Arial Narrow"/>
+          <w:b/>
+          <w:color w:val="000000"/>
+          <w:kern w:val="0"/>
+          <w:lang w:eastAsia="es-PE"/>
+          <ns2:ligatures ns2:val="none"/>
         </w:rPr>
         <w:t>REQUERIMIENTO DE INFORMACIÓN</w:t>
       </w:r>
     </w:p>
-    <w:p>
+    <w:p ns2:paraId="5B518DC4" ns2:textId="77777777">
       <w:pPr>
         <w:spacing w:after="0" w:line="240" w:lineRule="auto"/>
         <w:jc w:val="both"/>
@@ -2534,11 +2534,11 @@
           <w:color w:val="000000"/>
           <w:kern w:val="0"/>
           <w:lang w:val="es-ES" w:eastAsia="es-ES"/>
-          <w14:ligatures w14:val="none"/>
-        </w:rPr>
-      </w:pPr>
-    </w:p>
-    <w:p>
+          <ns2:ligatures ns2:val="none"/>
+        </w:rPr>
+      </w:pPr>
+    </w:p>
+    <w:p ns2:paraId="62B88A04" ns2:textId="61CE2778">
       <w:pPr>
         <w:pStyle w:val="Prrafodelista"/>
         <w:numPr>
@@ -2553,7 +2553,7 @@
           <w:color w:val="000000"/>
           <w:kern w:val="0"/>
           <w:lang w:val="es-ES" w:eastAsia="es-ES"/>
-          <w14:ligatures w14:val="none"/>
+          <ns2:ligatures ns2:val="none"/>
         </w:rPr>
       </w:pPr>
       <w:r>
@@ -2562,7 +2562,7 @@
           <w:color w:val="000000"/>
           <w:kern w:val="0"/>
           <w:lang w:val="es-ES" w:eastAsia="es-ES"/>
-          <w14:ligatures w14:val="none"/>
+          <ns2:ligatures ns2:val="none"/>
         </w:rPr>
         <w:t xml:space="preserve">A efectos de tener mayores elementos </w:t>
       </w:r>
@@ -2573,7 +2573,7 @@
           <w:color w:val="000000"/>
           <w:kern w:val="0"/>
           <w:lang w:val="es-ES" w:eastAsia="es-ES"/>
-          <w14:ligatures w14:val="none"/>
+          <ns2:ligatures ns2:val="none"/>
         </w:rPr>
         <w:t xml:space="preserve">que sirvan para la resolución definitiva del presente caso, la Secretaría Técnica, en ejercicio de las facultades que la ley le confiere, </w:t>
       </w:r>
@@ -2583,7 +2583,7 @@
           <w:color w:val="000000"/>
           <w:kern w:val="0"/>
           <w:lang w:val="es-ES" w:eastAsia="es-ES"/>
-          <w14:ligatures w14:val="none"/>
+          <ns2:ligatures ns2:val="none"/>
         </w:rPr>
         <w:t xml:space="preserve">conviene requerir </w:t>
       </w:r>
@@ -2593,7 +2593,7 @@
           <w:color w:val="000000"/>
           <w:kern w:val="0"/>
           <w:lang w:val="es-ES" w:eastAsia="es-ES"/>
-          <w14:ligatures w14:val="none"/>
+          <ns2:ligatures ns2:val="none"/>
         </w:rPr>
         <w:t>a la compañía aseguradora</w:t>
       </w:r>
@@ -2603,7 +2603,7 @@
           <w:color w:val="000000"/>
           <w:kern w:val="0"/>
           <w:lang w:val="es-ES" w:eastAsia="es-ES"/>
-          <w14:ligatures w14:val="none"/>
+          <ns2:ligatures ns2:val="none"/>
         </w:rPr>
         <w:t xml:space="preserve"> que, en un</w:t>
       </w:r>
@@ -2613,7 +2613,7 @@
           <w:color w:val="000000"/>
           <w:kern w:val="0"/>
           <w:lang w:val="es-ES" w:eastAsia="es-ES"/>
-          <w14:ligatures w14:val="none"/>
+          <ns2:ligatures ns2:val="none"/>
         </w:rPr>
         <w:t xml:space="preserve"> plazo no mayor de cinco (5) días hábiles contado a partir del día siguiente de la notificación de la presente resolución, cumpla </w:t>
       </w:r>
@@ -2623,7 +2623,7 @@
           <w:color w:val="000000"/>
           <w:kern w:val="0"/>
           <w:lang w:val="es-ES" w:eastAsia="es-ES"/>
-          <w14:ligatures w14:val="none"/>
+          <ns2:ligatures ns2:val="none"/>
         </w:rPr>
         <w:t xml:space="preserve">con lo siguiente: (i) presentar una copia completa, legible y debidamente suscrita de la </w:t>
       </w:r>
@@ -2633,7 +2633,7 @@
           <w:color w:val="000000"/>
           <w:kern w:val="0"/>
           <w:lang w:val="es-ES" w:eastAsia="es-ES"/>
-          <w14:ligatures w14:val="none"/>
+          <ns2:ligatures ns2:val="none"/>
         </w:rPr>
         <w:t>Póliza 71-45432 del Seguro de Protección de Tarjetas</w:t>
       </w:r>
@@ -2643,7 +2643,7 @@
           <w:color w:val="000000"/>
           <w:kern w:val="0"/>
           <w:lang w:val="es-ES" w:eastAsia="es-ES"/>
-          <w14:ligatures w14:val="none"/>
+          <ns2:ligatures ns2:val="none"/>
         </w:rPr>
         <w:t xml:space="preserve">, </w:t>
       </w:r>
@@ -2654,7 +2654,7 @@
           <w:color w:val="000000"/>
           <w:kern w:val="0"/>
           <w:lang w:val="es-ES" w:eastAsia="es-ES"/>
-          <w14:ligatures w14:val="none"/>
+          <ns2:ligatures ns2:val="none"/>
         </w:rPr>
         <w:t>así como el cargo de remisión de la póliza</w:t>
       </w:r>
@@ -2665,7 +2665,7 @@
           <w:color w:val="000000"/>
           <w:kern w:val="0"/>
           <w:lang w:val="es-ES" w:eastAsia="es-ES"/>
-          <w14:ligatures w14:val="none"/>
+          <ns2:ligatures ns2:val="none"/>
         </w:rPr>
         <w:t>; (</w:t>
       </w:r>
@@ -2676,7 +2676,7 @@
           <w:color w:val="000000"/>
           <w:kern w:val="0"/>
           <w:lang w:val="es-ES" w:eastAsia="es-ES"/>
-          <w14:ligatures w14:val="none"/>
+          <ns2:ligatures ns2:val="none"/>
         </w:rPr>
         <w:t>ii</w:t>
       </w:r>
@@ -2687,7 +2687,7 @@
           <w:color w:val="000000"/>
           <w:kern w:val="0"/>
           <w:lang w:val="es-ES" w:eastAsia="es-ES"/>
-          <w14:ligatures w14:val="none"/>
+          <ns2:ligatures ns2:val="none"/>
         </w:rPr>
         <w:t xml:space="preserve">) </w:t>
       </w:r>
@@ -2697,7 +2697,7 @@
           <w:color w:val="000000"/>
           <w:kern w:val="0"/>
           <w:lang w:val="es-ES" w:eastAsia="es-ES"/>
-          <w14:ligatures w14:val="none"/>
+          <ns2:ligatures ns2:val="none"/>
         </w:rPr>
         <w:t>presentar los medios probatorios que acrediten que la negativa de otorgamiento de cobertura es justificada; y, (</w:t>
       </w:r>
@@ -2708,7 +2708,7 @@
           <w:color w:val="000000"/>
           <w:kern w:val="0"/>
           <w:lang w:val="es-ES" w:eastAsia="es-ES"/>
-          <w14:ligatures w14:val="none"/>
+          <ns2:ligatures ns2:val="none"/>
         </w:rPr>
         <w:t>iii</w:t>
       </w:r>
@@ -2719,7 +2719,7 @@
           <w:color w:val="000000"/>
           <w:kern w:val="0"/>
           <w:lang w:val="es-ES" w:eastAsia="es-ES"/>
-          <w14:ligatures w14:val="none"/>
+          <ns2:ligatures ns2:val="none"/>
         </w:rPr>
         <w:t>) presentar todas las comunicaciones cursadas con la parte denunciante en virtud de los hechos materia de denuncia</w:t>
       </w:r>
@@ -2729,7 +2729,7 @@
           <w:color w:val="000000"/>
           <w:kern w:val="0"/>
           <w:lang w:val="es-ES" w:eastAsia="es-ES"/>
-          <w14:ligatures w14:val="none"/>
+          <ns2:ligatures ns2:val="none"/>
         </w:rPr>
         <w:t>.</w:t>
       </w:r>
@@ -2739,13 +2739,13 @@
           <w:color w:val="000000"/>
           <w:kern w:val="0"/>
           <w:lang w:eastAsia="es-ES"/>
-          <w14:ligatures w14:val="none"/>
+          <ns2:ligatures ns2:val="none"/>
         </w:rPr>
         <w:t xml:space="preserve"> </w:t>
       </w:r>
     </w:p>
     <w:bookmarkEnd w:id="14"/>
-    <w:p>
+    <w:p ns2:paraId="5C93B848" ns2:textId="77777777">
       <w:pPr>
         <w:pStyle w:val="Prrafodelista"/>
         <w:spacing w:after="0" w:line="240" w:lineRule="auto"/>
@@ -2756,11 +2756,11 @@
           <w:color w:val="000000"/>
           <w:kern w:val="0"/>
           <w:lang w:val="es-ES" w:eastAsia="es-ES"/>
-          <w14:ligatures w14:val="none"/>
-        </w:rPr>
-      </w:pPr>
-    </w:p>
-    <w:p>
+          <ns2:ligatures ns2:val="none"/>
+        </w:rPr>
+      </w:pPr>
+    </w:p>
+    <w:p ns2:paraId="2A119386" ns2:textId="77777777">
       <w:pPr>
         <w:pStyle w:val="Prrafodelista"/>
         <w:numPr>
@@ -2780,36 +2780,36 @@
           <w:color w:val="000000"/>
           <w:kern w:val="0"/>
           <w:lang w:eastAsia="es-PE"/>
-          <w14:ligatures w14:val="none"/>
-        </w:rPr>
-      </w:pPr>
-      <w:r>
-        <w:rPr>
-          <w:rFonts w:ascii="Arial Narrow" w:eastAsia="Arial Narrow" w:hAnsi="Arial Narrow" w:cs="Arial Narrow"/>
-          <w:b/>
-          <w:color w:val="000000"/>
-          <w:kern w:val="0"/>
-          <w:lang w:eastAsia="es-PE"/>
-          <w14:ligatures w14:val="none"/>
+          <ns2:ligatures ns2:val="none"/>
+        </w:rPr>
+      </w:pPr>
+      <w:r>
+        <w:rPr>
+          <w:rFonts w:ascii="Arial Narrow" w:eastAsia="Arial Narrow" w:hAnsi="Arial Narrow" w:cs="Arial Narrow"/>
+          <w:b/>
+          <w:color w:val="000000"/>
+          <w:kern w:val="0"/>
+          <w:lang w:eastAsia="es-PE"/>
+          <ns2:ligatures ns2:val="none"/>
         </w:rPr>
         <w:t xml:space="preserve">RESOLUCIÓN DE LA SECRETARÍA TÉCNICA </w:t>
       </w:r>
     </w:p>
-    <w:p>
-      <w:pPr>
-        <w:spacing w:after="0" w:line="240" w:lineRule="auto"/>
-        <w:jc w:val="both"/>
-        <w:rPr>
-          <w:rFonts w:ascii="Arial Narrow" w:eastAsia="Arial Narrow" w:hAnsi="Arial Narrow" w:cs="Arial Narrow"/>
-          <w:b/>
-          <w:color w:val="000000"/>
-          <w:kern w:val="0"/>
-          <w:lang w:eastAsia="es-PE"/>
-          <w14:ligatures w14:val="none"/>
-        </w:rPr>
-      </w:pPr>
-    </w:p>
-    <w:p>
+    <w:p ns2:paraId="7F554EB2" ns2:textId="77777777">
+      <w:pPr>
+        <w:spacing w:after="0" w:line="240" w:lineRule="auto"/>
+        <w:jc w:val="both"/>
+        <w:rPr>
+          <w:rFonts w:ascii="Arial Narrow" w:eastAsia="Arial Narrow" w:hAnsi="Arial Narrow" w:cs="Arial Narrow"/>
+          <w:b/>
+          <w:color w:val="000000"/>
+          <w:kern w:val="0"/>
+          <w:lang w:eastAsia="es-PE"/>
+          <ns2:ligatures ns2:val="none"/>
+        </w:rPr>
+      </w:pPr>
+    </w:p>
+    <w:p ns2:paraId="40BE44E6" ns2:textId="1AC10B10">
       <w:pPr>
         <w:spacing w:after="0" w:line="240" w:lineRule="auto"/>
         <w:jc w:val="both"/>
@@ -2818,17 +2818,17 @@
           <w:color w:val="000000"/>
           <w:kern w:val="0"/>
           <w:lang w:eastAsia="es-PE"/>
-          <w14:ligatures w14:val="none"/>
-        </w:rPr>
-      </w:pPr>
-      <w:r>
-        <w:rPr>
-          <w:rFonts w:ascii="Arial Narrow" w:eastAsia="Arial Narrow" w:hAnsi="Arial Narrow" w:cs="Arial Narrow"/>
-          <w:b/>
-          <w:color w:val="000000"/>
-          <w:kern w:val="0"/>
-          <w:lang w:eastAsia="es-PE"/>
-          <w14:ligatures w14:val="none"/>
+          <ns2:ligatures ns2:val="none"/>
+        </w:rPr>
+      </w:pPr>
+      <w:r>
+        <w:rPr>
+          <w:rFonts w:ascii="Arial Narrow" w:eastAsia="Arial Narrow" w:hAnsi="Arial Narrow" w:cs="Arial Narrow"/>
+          <w:b/>
+          <w:color w:val="000000"/>
+          <w:kern w:val="0"/>
+          <w:lang w:eastAsia="es-PE"/>
+          <ns2:ligatures ns2:val="none"/>
         </w:rPr>
         <w:t xml:space="preserve">PRIMERO: admitir a trámite la denuncia del 3 de abril de 2026 interpuesta por el señor [DENUNCIANTE] contra Chubb Perú S.A. Compañía de Seguros y Reaseguros, por lo siguiente:</w:t>
       </w:r>
@@ -2839,7 +2839,7 @@
           <w:kern w:val="0"/>
           <w:shd w:val="clear" w:color="auto" w:fill="FFFFFF"/>
           <w:lang w:eastAsia="es-PE"/>
-          <w14:ligatures w14:val="none"/>
+          <ns2:ligatures ns2:val="none"/>
         </w:rPr>
         <w:t xml:space="preserve"/>
       </w:r>
@@ -2850,7 +2850,7 @@
           <w:kern w:val="0"/>
           <w:shd w:val="clear" w:color="auto" w:fill="FFFFFF"/>
           <w:lang w:eastAsia="es-PE"/>
-          <w14:ligatures w14:val="none"/>
+          <ns2:ligatures ns2:val="none"/>
         </w:rPr>
         <w:t xml:space="preserve"/>
       </w:r>
@@ -2861,7 +2861,7 @@
           <w:kern w:val="0"/>
           <w:shd w:val="clear" w:color="auto" w:fill="FFFFFF"/>
           <w:lang w:eastAsia="es-PE"/>
-          <w14:ligatures w14:val="none"/>
+          <ns2:ligatures ns2:val="none"/>
         </w:rPr>
         <w:t/>
       </w:r>
@@ -2872,7 +2872,7 @@
           <w:kern w:val="0"/>
           <w:shd w:val="clear" w:color="auto" w:fill="FFFFFF"/>
           <w:lang w:eastAsia="es-PE"/>
-          <w14:ligatures w14:val="none"/>
+          <ns2:ligatures ns2:val="none"/>
         </w:rPr>
         <w:t xml:space="preserve"/>
       </w:r>
@@ -2883,7 +2883,7 @@
           <w:kern w:val="0"/>
           <w:shd w:val="clear" w:color="auto" w:fill="FFFFFF"/>
           <w:lang w:eastAsia="es-PE"/>
-          <w14:ligatures w14:val="none"/>
+          <ns2:ligatures ns2:val="none"/>
         </w:rPr>
         <w:t xml:space="preserve"/>
       </w:r>
@@ -2894,7 +2894,7 @@
           <w:kern w:val="0"/>
           <w:shd w:val="clear" w:color="auto" w:fill="FFFFFF"/>
           <w:lang w:eastAsia="es-PE"/>
-          <w14:ligatures w14:val="none"/>
+          <ns2:ligatures ns2:val="none"/>
         </w:rPr>
         <w:t xml:space="preserve"/>
       </w:r>
@@ -2905,7 +2905,7 @@
           <w:kern w:val="0"/>
           <w:shd w:val="clear" w:color="auto" w:fill="FFFFFF"/>
           <w:lang w:eastAsia="es-PE"/>
-          <w14:ligatures w14:val="none"/>
+          <ns2:ligatures ns2:val="none"/>
         </w:rPr>
         <w:t/>
       </w:r>
@@ -2916,7 +2916,7 @@
           <w:kern w:val="0"/>
           <w:shd w:val="clear" w:color="auto" w:fill="FFFFFF"/>
           <w:lang w:eastAsia="es-PE"/>
-          <w14:ligatures w14:val="none"/>
+          <ns2:ligatures ns2:val="none"/>
         </w:rPr>
         <w:t xml:space="preserve"/>
       </w:r>
@@ -2928,12 +2928,12 @@
           <w:kern w:val="0"/>
           <w:shd w:val="clear" w:color="auto" w:fill="FFFFFF"/>
           <w:lang w:eastAsia="es-PE"/>
-          <w14:ligatures w14:val="none"/>
+          <ns2:ligatures ns2:val="none"/>
         </w:rPr>
         <w:t/>
       </w:r>
     </w:p>
-    <w:p>
+    <w:p ns2:paraId="5E66126E" ns2:textId="77777777">
       <w:pPr>
         <w:spacing w:after="0" w:line="240" w:lineRule="auto"/>
         <w:jc w:val="both"/>
@@ -2942,11 +2942,11 @@
           <w:color w:val="000000"/>
           <w:kern w:val="0"/>
           <w:lang w:eastAsia="es-PE"/>
-          <w14:ligatures w14:val="none"/>
-        </w:rPr>
-      </w:pPr>
-    </w:p>
-    <w:p>
+          <ns2:ligatures ns2:val="none"/>
+        </w:rPr>
+      </w:pPr>
+    </w:p>
+    <w:p ns2:paraId="0CDDEEDD" ns2:textId="4000C7D5">
       <w:pPr>
         <w:pStyle w:val="Prrafodelista"/>
         <w:numPr>
@@ -2964,7 +2964,7 @@
           <w:rFonts w:ascii="Arial Narrow" w:eastAsia="Calibri" w:hAnsi="Arial Narrow" w:cs="Arial Narrow"/>
           <w:kern w:val="0"/>
           <w:lang w:eastAsia="es-PE"/>
-          <w14:ligatures w14:val="none"/>
+          <ns2:ligatures ns2:val="none"/>
         </w:rPr>
       </w:pPr>
       <w:r>
@@ -2973,7 +2973,7 @@
           <w:color w:val="000000"/>
           <w:kern w:val="0"/>
           <w:lang w:eastAsia="es-PE"/>
-          <w14:ligatures w14:val="none"/>
+          <ns2:ligatures ns2:val="none"/>
         </w:rPr>
         <w:t>Presunta</w:t>
       </w:r>
@@ -2983,7 +2983,7 @@
           <w:kern w:val="0"/>
           <w:shd w:val="clear" w:color="auto" w:fill="FFFFFF"/>
           <w:lang w:eastAsia="es-PE"/>
-          <w14:ligatures w14:val="none"/>
+          <ns2:ligatures ns2:val="none"/>
         </w:rPr>
         <w:t xml:space="preserve"> infracción a los artículos 18 y 19</w:t>
       </w:r>
@@ -2992,7 +2992,7 @@
           <w:rFonts w:ascii="Arial Narrow" w:eastAsia="Calibri" w:hAnsi="Arial Narrow" w:cs="Arial Narrow"/>
           <w:kern w:val="0"/>
           <w:lang w:eastAsia="es-PE"/>
-          <w14:ligatures w14:val="none"/>
+          <ns2:ligatures ns2:val="none"/>
         </w:rPr>
         <w:t xml:space="preserve"> de </w:t>
       </w:r>
@@ -3002,7 +3002,7 @@
           <w:kern w:val="0"/>
           <w:shd w:val="clear" w:color="auto" w:fill="FFFFFF"/>
           <w:lang w:eastAsia="es-PE"/>
-          <w14:ligatures w14:val="none"/>
+          <ns2:ligatures ns2:val="none"/>
         </w:rPr>
         <w:t xml:space="preserve">la Ley </w:t>
       </w:r>
@@ -3012,7 +3012,7 @@
           <w:kern w:val="0"/>
           <w:shd w:val="clear" w:color="auto" w:fill="FFFFFF"/>
           <w:lang w:eastAsia="es-PE"/>
-          <w14:ligatures w14:val="none"/>
+          <ns2:ligatures ns2:val="none"/>
         </w:rPr>
         <w:t>29571</w:t>
       </w:r>
@@ -3022,7 +3022,7 @@
           <w:kern w:val="0"/>
           <w:shd w:val="clear" w:color="auto" w:fill="FFFFFF"/>
           <w:lang w:eastAsia="es-PE"/>
-          <w14:ligatures w14:val="none"/>
+          <ns2:ligatures ns2:val="none"/>
         </w:rPr>
         <w:t>, Código de Protección y Defensa del Consumidor, en tanto</w:t>
       </w:r>
@@ -3033,7 +3033,7 @@
           <w:kern w:val="0"/>
           <w:shd w:val="clear" w:color="auto" w:fill="FFFFFF"/>
           <w:lang w:eastAsia="es-PE"/>
-          <w14:ligatures w14:val="none"/>
+          <ns2:ligatures ns2:val="none"/>
         </w:rPr>
         <w:t xml:space="preserve"> </w:t>
       </w:r>
@@ -3043,7 +3043,7 @@
           <w:kern w:val="0"/>
           <w:shd w:val="clear" w:color="auto" w:fill="FFFFFF"/>
           <w:lang w:eastAsia="es-PE"/>
-          <w14:ligatures w14:val="none"/>
+          <ns2:ligatures ns2:val="none"/>
         </w:rPr>
         <w:t>la compañía aseguradora habría negado injustificadamente al denunciante la cobertura</w:t>
       </w:r>
@@ -3053,7 +3053,7 @@
           <w:kern w:val="0"/>
           <w:shd w:val="clear" w:color="auto" w:fill="FFFFFF"/>
           <w:lang w:eastAsia="es-PE"/>
-          <w14:ligatures w14:val="none"/>
+          <ns2:ligatures ns2:val="none"/>
         </w:rPr>
         <w:t xml:space="preserve"> de la</w:t>
       </w:r>
@@ -3063,7 +3063,7 @@
           <w:kern w:val="0"/>
           <w:shd w:val="clear" w:color="auto" w:fill="FFFFFF"/>
           <w:lang w:eastAsia="es-PE"/>
-          <w14:ligatures w14:val="none"/>
+          <ns2:ligatures ns2:val="none"/>
         </w:rPr>
         <w:t xml:space="preserve"> </w:t>
       </w:r>
@@ -3074,7 +3074,7 @@
           <w:kern w:val="0"/>
           <w:shd w:val="clear" w:color="auto" w:fill="FFFFFF"/>
           <w:lang w:eastAsia="es-PE"/>
-          <w14:ligatures w14:val="none"/>
+          <ns2:ligatures ns2:val="none"/>
         </w:rPr>
         <w:t>Póliza 71-45432 del Seguro de Protección de Tarjetas</w:t>
       </w:r>
@@ -3084,7 +3084,7 @@
           <w:kern w:val="0"/>
           <w:shd w:val="clear" w:color="auto" w:fill="FFFFFF"/>
           <w:lang w:eastAsia="es-PE"/>
-          <w14:ligatures w14:val="none"/>
+          <ns2:ligatures ns2:val="none"/>
         </w:rPr>
         <w:t xml:space="preserve"> </w:t>
       </w:r>
@@ -3095,7 +3095,7 @@
           <w:kern w:val="0"/>
           <w:shd w:val="clear" w:color="auto" w:fill="FFFFFF"/>
           <w:lang w:eastAsia="es-PE"/>
-          <w14:ligatures w14:val="none"/>
+          <ns2:ligatures ns2:val="none"/>
         </w:rPr>
         <w:t xml:space="preserve">por el siniestro </w:t>
       </w:r>
@@ -3105,7 +3105,7 @@
           <w:kern w:val="0"/>
           <w:shd w:val="clear" w:color="auto" w:fill="FFFFFF"/>
           <w:lang w:eastAsia="es-PE"/>
-          <w14:ligatures w14:val="none"/>
+          <ns2:ligatures ns2:val="none"/>
         </w:rPr>
         <w:t>71-17139-1-</w:t>
       </w:r>
@@ -3116,7 +3116,7 @@
           <w:kern w:val="0"/>
           <w:shd w:val="clear" w:color="auto" w:fill="FFFFFF"/>
           <w:lang w:eastAsia="es-PE"/>
-          <w14:ligatures w14:val="none"/>
+          <ns2:ligatures ns2:val="none"/>
         </w:rPr>
         <w:t>2</w:t>
       </w:r>
@@ -3124,12 +3124,12 @@
         <w:rPr>
           <w:rFonts w:ascii="Arial Narrow" w:eastAsia="Arial Narrow" w:hAnsi="Arial Narrow" w:cs="Arial Narrow"/>
           <w:kern w:val="0"/>
-          <w14:ligatures w14:val="none"/>
+          <ns2:ligatures ns2:val="none"/>
         </w:rPr>
         <w:t>.</w:t>
       </w:r>
     </w:p>
-    <w:p>
+    <w:p ns2:paraId="163CBB5D" ns2:textId="77777777">
       <w:pPr>
         <w:spacing w:after="0" w:line="240" w:lineRule="auto"/>
         <w:jc w:val="both"/>
@@ -3137,11 +3137,11 @@
           <w:rFonts w:ascii="Arial Narrow" w:eastAsia="Calibri" w:hAnsi="Arial Narrow" w:cs="Arial Narrow"/>
           <w:kern w:val="0"/>
           <w:lang w:eastAsia="es-PE"/>
-          <w14:ligatures w14:val="none"/>
-        </w:rPr>
-      </w:pPr>
-    </w:p>
-    <w:p>
+          <ns2:ligatures ns2:val="none"/>
+        </w:rPr>
+      </w:pPr>
+    </w:p>
+    <w:p ns2:paraId="32EC993B" ns2:textId="7E5F45FC">
       <w:pPr>
         <w:pStyle w:val="Prrafodelista"/>
         <w:numPr>
@@ -3158,14 +3158,14 @@
         <w:rPr>
           <w:rFonts w:ascii="Arial Narrow" w:eastAsia="Arial Narrow" w:hAnsi="Arial Narrow" w:cs="Arial Narrow"/>
           <w:kern w:val="0"/>
-          <w14:ligatures w14:val="none"/>
-        </w:rPr>
-      </w:pPr>
-      <w:r>
-        <w:rPr>
-          <w:rFonts w:ascii="Arial Narrow" w:eastAsia="Arial Narrow" w:hAnsi="Arial Narrow" w:cs="Arial Narrow"/>
-          <w:kern w:val="0"/>
-          <w14:ligatures w14:val="none"/>
+          <ns2:ligatures ns2:val="none"/>
+        </w:rPr>
+      </w:pPr>
+      <w:r>
+        <w:rPr>
+          <w:rFonts w:ascii="Arial Narrow" w:eastAsia="Arial Narrow" w:hAnsi="Arial Narrow" w:cs="Arial Narrow"/>
+          <w:kern w:val="0"/>
+          <ns2:ligatures ns2:val="none"/>
         </w:rPr>
         <w:t xml:space="preserve">Presunta </w:t>
       </w:r>
@@ -3175,7 +3175,7 @@
           <w:kern w:val="0"/>
           <w:shd w:val="clear" w:color="auto" w:fill="FFFFFF"/>
           <w:lang w:eastAsia="es-PE"/>
-          <w14:ligatures w14:val="none"/>
+          <ns2:ligatures ns2:val="none"/>
         </w:rPr>
         <w:t xml:space="preserve">infracción al literal e) del artículo 47 </w:t>
       </w:r>
@@ -3183,7 +3183,7 @@
         <w:rPr>
           <w:rFonts w:ascii="Arial Narrow" w:eastAsia="Calibri" w:hAnsi="Arial Narrow" w:cs="Arial"/>
           <w:kern w:val="0"/>
-          <w14:ligatures w14:val="none"/>
+          <ns2:ligatures ns2:val="none"/>
         </w:rPr>
         <w:t>de</w:t>
       </w:r>
@@ -3193,7 +3193,7 @@
           <w:kern w:val="0"/>
           <w:shd w:val="clear" w:color="auto" w:fill="FFFFFF"/>
           <w:lang w:eastAsia="es-PE"/>
-          <w14:ligatures w14:val="none"/>
+          <ns2:ligatures ns2:val="none"/>
         </w:rPr>
         <w:t xml:space="preserve"> la Ley </w:t>
       </w:r>
@@ -3203,7 +3203,7 @@
           <w:kern w:val="0"/>
           <w:shd w:val="clear" w:color="auto" w:fill="FFFFFF"/>
           <w:lang w:eastAsia="es-PE"/>
-          <w14:ligatures w14:val="none"/>
+          <ns2:ligatures ns2:val="none"/>
         </w:rPr>
         <w:t>29571</w:t>
       </w:r>
@@ -3213,7 +3213,7 @@
           <w:kern w:val="0"/>
           <w:shd w:val="clear" w:color="auto" w:fill="FFFFFF"/>
           <w:lang w:eastAsia="es-PE"/>
-          <w14:ligatures w14:val="none"/>
+          <ns2:ligatures ns2:val="none"/>
         </w:rPr>
         <w:t xml:space="preserve">, Código de Protección y Defensa del Consumidor, </w:t>
       </w:r>
@@ -3224,7 +3224,7 @@
           <w:color w:val="000000"/>
           <w:kern w:val="0"/>
           <w:lang w:eastAsia="es-PE"/>
-          <w14:ligatures w14:val="none"/>
+          <ns2:ligatures ns2:val="none"/>
         </w:rPr>
         <w:t xml:space="preserve">en tanto </w:t>
       </w:r>
@@ -3232,7 +3232,7 @@
         <w:rPr>
           <w:rFonts w:ascii="Arial Narrow" w:eastAsia="Arial Narrow" w:hAnsi="Arial Narrow" w:cs="Arial Narrow"/>
           <w:kern w:val="0"/>
-          <w14:ligatures w14:val="none"/>
+          <ns2:ligatures ns2:val="none"/>
         </w:rPr>
         <w:t xml:space="preserve">la compañía aseguradora </w:t>
       </w:r>
@@ -3242,7 +3242,7 @@
           <w:kern w:val="0"/>
           <w:shd w:val="clear" w:color="auto" w:fill="FFFFFF"/>
           <w:lang w:eastAsia="es-PE"/>
-          <w14:ligatures w14:val="none"/>
+          <ns2:ligatures ns2:val="none"/>
         </w:rPr>
         <w:t xml:space="preserve">no habría cumplido con enviar de forma oportuna los documentos contractuales </w:t>
       </w:r>
@@ -3252,7 +3252,7 @@
           <w:kern w:val="0"/>
           <w:shd w:val="clear" w:color="auto" w:fill="FFFFFF"/>
           <w:lang w:eastAsia="es-PE"/>
-          <w14:ligatures w14:val="none"/>
+          <ns2:ligatures ns2:val="none"/>
         </w:rPr>
         <w:t xml:space="preserve">de la Póliza 71-45432 del </w:t>
       </w:r>
@@ -3262,7 +3262,7 @@
           <w:kern w:val="0"/>
           <w:shd w:val="clear" w:color="auto" w:fill="FFFFFF"/>
           <w:lang w:eastAsia="es-PE"/>
-          <w14:ligatures w14:val="none"/>
+          <ns2:ligatures ns2:val="none"/>
         </w:rPr>
         <w:t>Seguro de Protección de Tarjetas al denunciante</w:t>
       </w:r>
@@ -3272,7 +3272,7 @@
           <w:color w:val="000000"/>
           <w:kern w:val="0"/>
           <w:lang w:eastAsia="es-ES"/>
-          <w14:ligatures w14:val="none"/>
+          <ns2:ligatures ns2:val="none"/>
         </w:rPr>
         <w:t>.</w:t>
       </w:r>
@@ -3280,18 +3280,18 @@
     </w:p>
     <w:bookmarkEnd w:id="16"/>
     <w:bookmarkEnd w:id="19"/>
-    <w:p>
-      <w:pPr>
-        <w:spacing w:after="0" w:line="240" w:lineRule="auto"/>
-        <w:jc w:val="both"/>
-        <w:rPr>
-          <w:rFonts w:ascii="Arial Narrow" w:eastAsia="Arial Narrow" w:hAnsi="Arial Narrow" w:cs="Arial Narrow"/>
-          <w:kern w:val="0"/>
-          <w14:ligatures w14:val="none"/>
-        </w:rPr>
-      </w:pPr>
-    </w:p>
-    <w:p>
+    <w:p ns2:paraId="042B3F54" ns2:textId="777BBF33">
+      <w:pPr>
+        <w:spacing w:after="0" w:line="240" w:lineRule="auto"/>
+        <w:jc w:val="both"/>
+        <w:rPr>
+          <w:rFonts w:ascii="Arial Narrow" w:eastAsia="Arial Narrow" w:hAnsi="Arial Narrow" w:cs="Arial Narrow"/>
+          <w:kern w:val="0"/>
+          <ns2:ligatures ns2:val="none"/>
+        </w:rPr>
+      </w:pPr>
+    </w:p>
+    <w:p ns2:paraId="0A292C9F" ns2:textId="00825E86">
       <w:pPr>
         <w:spacing w:after="0" w:line="240" w:lineRule="auto"/>
         <w:contextualSpacing/>
@@ -3299,17 +3299,17 @@
         <w:rPr>
           <w:rFonts w:ascii="Arial Narrow" w:eastAsia="Calibri" w:hAnsi="Arial Narrow" w:cs="Arial"/>
           <w:kern w:val="0"/>
-          <w14:ligatures w14:val="none"/>
-        </w:rPr>
-      </w:pPr>
-      <w:r>
-        <w:rPr>
-          <w:rFonts w:ascii="Arial Narrow" w:eastAsia="Arial Narrow" w:hAnsi="Arial Narrow" w:cs="Arial Narrow"/>
-          <w:b/>
-          <w:color w:val="000000"/>
-          <w:kern w:val="0"/>
-          <w:lang w:eastAsia="es-PE"/>
-          <w14:ligatures w14:val="none"/>
+          <ns2:ligatures ns2:val="none"/>
+        </w:rPr>
+      </w:pPr>
+      <w:r>
+        <w:rPr>
+          <w:rFonts w:ascii="Arial Narrow" w:eastAsia="Arial Narrow" w:hAnsi="Arial Narrow" w:cs="Arial Narrow"/>
+          <w:b/>
+          <w:color w:val="000000"/>
+          <w:kern w:val="0"/>
+          <w:lang w:eastAsia="es-PE"/>
+          <ns2:ligatures ns2:val="none"/>
         </w:rPr>
         <w:t>SEGUNDO:</w:t>
       </w:r>
@@ -3319,7 +3319,7 @@
           <w:color w:val="000000"/>
           <w:kern w:val="0"/>
           <w:lang w:eastAsia="es-PE"/>
-          <w14:ligatures w14:val="none"/>
+          <ns2:ligatures ns2:val="none"/>
         </w:rPr>
         <w:t xml:space="preserve"> tener por ofrecidos los medios probatorios</w:t>
       </w:r>
@@ -3329,7 +3329,7 @@
           <w:color w:val="000000"/>
           <w:kern w:val="0"/>
           <w:lang w:eastAsia="es-PE"/>
-          <w14:ligatures w14:val="none"/>
+          <ns2:ligatures ns2:val="none"/>
         </w:rPr>
         <w:t xml:space="preserve"> presentados en el escrito de denuncia </w:t>
       </w:r>
@@ -3339,7 +3339,7 @@
           <w:color w:val="000000"/>
           <w:kern w:val="0"/>
           <w:lang w:val="es-ES" w:eastAsia="es-ES"/>
-          <w14:ligatures w14:val="none"/>
+          <ns2:ligatures ns2:val="none"/>
         </w:rPr>
         <w:t>del</w:t>
       </w:r>
@@ -3349,7 +3349,7 @@
           <w:color w:val="000000"/>
           <w:kern w:val="0"/>
           <w:lang w:val="es-ES" w:eastAsia="es-ES"/>
-          <w14:ligatures w14:val="none"/>
+          <ns2:ligatures ns2:val="none"/>
         </w:rPr>
         <w:t xml:space="preserve"> </w:t>
       </w:r>
@@ -3359,7 +3359,7 @@
           <w:color w:val="000000"/>
           <w:kern w:val="0"/>
           <w:lang w:val="es-ES" w:eastAsia="es-ES"/>
-          <w14:ligatures w14:val="none"/>
+          <ns2:ligatures ns2:val="none"/>
         </w:rPr>
         <w:t>3 de abril de 2026</w:t>
       </w:r>
@@ -3367,12 +3367,12 @@
         <w:rPr>
           <w:rFonts w:ascii="Arial Narrow" w:eastAsia="Calibri" w:hAnsi="Arial Narrow" w:cs="Arial"/>
           <w:kern w:val="0"/>
-          <w14:ligatures w14:val="none"/>
+          <ns2:ligatures ns2:val="none"/>
         </w:rPr>
         <w:t>.</w:t>
       </w:r>
     </w:p>
-    <w:p>
+    <w:p ns2:paraId="68A17E97" ns2:textId="77777777">
       <w:pPr>
         <w:spacing w:after="0" w:line="240" w:lineRule="auto"/>
         <w:contextualSpacing/>
@@ -3382,30 +3382,30 @@
           <w:color w:val="000000"/>
           <w:kern w:val="0"/>
           <w:lang w:eastAsia="es-PE"/>
-          <w14:ligatures w14:val="none"/>
-        </w:rPr>
-      </w:pPr>
-    </w:p>
-    <w:p>
-      <w:pPr>
-        <w:spacing w:after="0" w:line="240" w:lineRule="auto"/>
-        <w:jc w:val="both"/>
-        <w:rPr>
-          <w:rFonts w:ascii="Arial Narrow" w:eastAsia="Arial Narrow" w:hAnsi="Arial Narrow" w:cs="Arial Narrow"/>
-          <w:color w:val="000000"/>
-          <w:kern w:val="0"/>
-          <w:lang w:eastAsia="es-PE"/>
-          <w14:ligatures w14:val="none"/>
-        </w:rPr>
-      </w:pPr>
-      <w:r>
-        <w:rPr>
-          <w:rFonts w:ascii="Arial Narrow" w:eastAsia="Arial Narrow" w:hAnsi="Arial Narrow" w:cs="Arial Narrow"/>
-          <w:b/>
-          <w:color w:val="000000"/>
-          <w:kern w:val="0"/>
-          <w:lang w:eastAsia="es-PE"/>
-          <w14:ligatures w14:val="none"/>
+          <ns2:ligatures ns2:val="none"/>
+        </w:rPr>
+      </w:pPr>
+    </w:p>
+    <w:p ns2:paraId="168254DA" ns2:textId="63A100DD">
+      <w:pPr>
+        <w:spacing w:after="0" w:line="240" w:lineRule="auto"/>
+        <w:jc w:val="both"/>
+        <w:rPr>
+          <w:rFonts w:ascii="Arial Narrow" w:eastAsia="Arial Narrow" w:hAnsi="Arial Narrow" w:cs="Arial Narrow"/>
+          <w:color w:val="000000"/>
+          <w:kern w:val="0"/>
+          <w:lang w:eastAsia="es-PE"/>
+          <ns2:ligatures ns2:val="none"/>
+        </w:rPr>
+      </w:pPr>
+      <w:r>
+        <w:rPr>
+          <w:rFonts w:ascii="Arial Narrow" w:eastAsia="Arial Narrow" w:hAnsi="Arial Narrow" w:cs="Arial Narrow"/>
+          <w:b/>
+          <w:color w:val="000000"/>
+          <w:kern w:val="0"/>
+          <w:lang w:eastAsia="es-PE"/>
+          <ns2:ligatures ns2:val="none"/>
         </w:rPr>
         <w:t xml:space="preserve">TERCERO: </w:t>
       </w:r>
@@ -3415,7 +3415,7 @@
           <w:color w:val="000000"/>
           <w:kern w:val="0"/>
           <w:lang w:eastAsia="es-PE"/>
-          <w14:ligatures w14:val="none"/>
+          <ns2:ligatures ns2:val="none"/>
         </w:rPr>
         <w:t xml:space="preserve">requerir a </w:t>
       </w:r>
@@ -3425,7 +3425,7 @@
           <w:color w:val="000000"/>
           <w:kern w:val="0"/>
           <w:lang w:eastAsia="es-PE"/>
-          <w14:ligatures w14:val="none"/>
+          <ns2:ligatures ns2:val="none"/>
         </w:rPr>
         <w:t xml:space="preserve">Chubb Perú S.A. Compañía de Seguros y Reaseguros </w:t>
       </w:r>
@@ -3435,12 +3435,12 @@
           <w:color w:val="000000"/>
           <w:kern w:val="0"/>
           <w:lang w:eastAsia="es-PE"/>
-          <w14:ligatures w14:val="none"/>
+          <ns2:ligatures ns2:val="none"/>
         </w:rPr>
         <w:t>que cumpla con lo siguiente:</w:t>
       </w:r>
     </w:p>
-    <w:p>
+    <w:p ns2:paraId="20FDFB8D" ns2:textId="77777777">
       <w:pPr>
         <w:spacing w:after="0" w:line="240" w:lineRule="auto"/>
         <w:jc w:val="both"/>
@@ -3449,11 +3449,11 @@
           <w:color w:val="000000"/>
           <w:kern w:val="0"/>
           <w:lang w:eastAsia="es-PE"/>
-          <w14:ligatures w14:val="none"/>
-        </w:rPr>
-      </w:pPr>
-    </w:p>
-    <w:p>
+          <ns2:ligatures ns2:val="none"/>
+        </w:rPr>
+      </w:pPr>
+    </w:p>
+    <w:p ns2:paraId="4AA80738" ns2:textId="77777777">
       <w:pPr>
         <w:numPr>
           <w:ilvl w:val="0"/>
@@ -3467,21 +3467,21 @@
           <w:color w:val="000000"/>
           <w:kern w:val="0"/>
           <w:lang w:eastAsia="es-PE"/>
-          <w14:ligatures w14:val="none"/>
-        </w:rPr>
-      </w:pPr>
-      <w:r>
-        <w:rPr>
-          <w:rFonts w:ascii="Arial Narrow" w:eastAsia="Arial Narrow" w:hAnsi="Arial Narrow" w:cs="Arial Narrow"/>
-          <w:color w:val="000000"/>
-          <w:kern w:val="0"/>
-          <w:lang w:eastAsia="es-PE"/>
-          <w14:ligatures w14:val="none"/>
+          <ns2:ligatures ns2:val="none"/>
+        </w:rPr>
+      </w:pPr>
+      <w:r>
+        <w:rPr>
+          <w:rFonts w:ascii="Arial Narrow" w:eastAsia="Arial Narrow" w:hAnsi="Arial Narrow" w:cs="Arial Narrow"/>
+          <w:color w:val="000000"/>
+          <w:kern w:val="0"/>
+          <w:lang w:eastAsia="es-PE"/>
+          <ns2:ligatures ns2:val="none"/>
         </w:rPr>
         <w:t>presentar documentos que acrediten su inscripción en los Registros Públicos o una declaración jurada que indique que cuenta con dicha inscripción;</w:t>
       </w:r>
     </w:p>
-    <w:p>
+    <w:p ns2:paraId="2B29D59F" ns2:textId="77777777">
       <w:pPr>
         <w:numPr>
           <w:ilvl w:val="0"/>
@@ -3495,22 +3495,22 @@
           <w:color w:val="000000"/>
           <w:kern w:val="0"/>
           <w:lang w:eastAsia="es-PE"/>
-          <w14:ligatures w14:val="none"/>
-        </w:rPr>
-      </w:pPr>
-      <w:r>
-        <w:rPr>
-          <w:rFonts w:ascii="Arial Narrow" w:eastAsia="Arial Narrow" w:hAnsi="Arial Narrow" w:cs="Arial Narrow"/>
-          <w:color w:val="000000"/>
-          <w:kern w:val="0"/>
-          <w:lang w:eastAsia="es-PE"/>
-          <w14:ligatures w14:val="none"/>
+          <ns2:ligatures ns2:val="none"/>
+        </w:rPr>
+      </w:pPr>
+      <w:r>
+        <w:rPr>
+          <w:rFonts w:ascii="Arial Narrow" w:eastAsia="Arial Narrow" w:hAnsi="Arial Narrow" w:cs="Arial Narrow"/>
+          <w:color w:val="000000"/>
+          <w:kern w:val="0"/>
+          <w:lang w:eastAsia="es-PE"/>
+          <ns2:ligatures ns2:val="none"/>
         </w:rPr>
         <w:lastRenderedPageBreak/>
         <w:t>presentar copia simple de las facultades de representación de su representante legal en el presente procedimiento o la declaración jurada que indique que cuenta con dichas facultades y que estas se encuentran vigentes;</w:t>
       </w:r>
     </w:p>
-    <w:p>
+    <w:p ns2:paraId="7EF50C46" ns2:textId="77777777">
       <w:pPr>
         <w:numPr>
           <w:ilvl w:val="0"/>
@@ -3524,21 +3524,21 @@
           <w:color w:val="000000"/>
           <w:kern w:val="0"/>
           <w:lang w:eastAsia="es-PE"/>
-          <w14:ligatures w14:val="none"/>
-        </w:rPr>
-      </w:pPr>
-      <w:r>
-        <w:rPr>
-          <w:rFonts w:ascii="Arial Narrow" w:eastAsia="Arial Narrow" w:hAnsi="Arial Narrow" w:cs="Arial Narrow"/>
-          <w:color w:val="000000"/>
-          <w:kern w:val="0"/>
-          <w:lang w:eastAsia="es-PE"/>
-          <w14:ligatures w14:val="none"/>
+          <ns2:ligatures ns2:val="none"/>
+        </w:rPr>
+      </w:pPr>
+      <w:r>
+        <w:rPr>
+          <w:rFonts w:ascii="Arial Narrow" w:eastAsia="Arial Narrow" w:hAnsi="Arial Narrow" w:cs="Arial Narrow"/>
+          <w:color w:val="000000"/>
+          <w:kern w:val="0"/>
+          <w:lang w:eastAsia="es-PE"/>
+          <ns2:ligatures ns2:val="none"/>
         </w:rPr>
         <w:t>consignar el Número de Registro Único de Contribuyentes (RUC); y,</w:t>
       </w:r>
     </w:p>
-    <w:p>
+    <w:p ns2:paraId="19E4DFA1" ns2:textId="2D033D4A">
       <w:pPr>
         <w:numPr>
           <w:ilvl w:val="0"/>
@@ -3550,16 +3550,16 @@
         <w:rPr>
           <w:rFonts w:ascii="Arial Narrow" w:eastAsia="Calibri" w:hAnsi="Arial Narrow" w:cs="Arial"/>
           <w:kern w:val="0"/>
-          <w14:ligatures w14:val="none"/>
-        </w:rPr>
-      </w:pPr>
-      <w:r>
-        <w:rPr>
-          <w:rFonts w:ascii="Arial Narrow" w:eastAsia="Arial Narrow" w:hAnsi="Arial Narrow" w:cs="Arial Narrow"/>
-          <w:color w:val="000000"/>
-          <w:kern w:val="0"/>
-          <w:lang w:eastAsia="es-PE"/>
-          <w14:ligatures w14:val="none"/>
+          <ns2:ligatures ns2:val="none"/>
+        </w:rPr>
+      </w:pPr>
+      <w:r>
+        <w:rPr>
+          <w:rFonts w:ascii="Arial Narrow" w:eastAsia="Arial Narrow" w:hAnsi="Arial Narrow" w:cs="Arial Narrow"/>
+          <w:color w:val="000000"/>
+          <w:kern w:val="0"/>
+          <w:lang w:eastAsia="es-PE"/>
+          <ns2:ligatures ns2:val="none"/>
         </w:rPr>
         <w:t xml:space="preserve">fijar domicilio procesal para el procedimiento, de conformidad con el numeral 1 del artículo 442 del Código Procesal Civil. </w:t>
       </w:r>
@@ -3567,7 +3567,7 @@
         <w:rPr>
           <w:rFonts w:ascii="Arial Narrow" w:eastAsia="Calibri" w:hAnsi="Arial Narrow" w:cs="Arial"/>
           <w:kern w:val="0"/>
-          <w14:ligatures w14:val="none"/>
+          <ns2:ligatures ns2:val="none"/>
         </w:rPr>
         <w:t>Para ello podrá señalar domicilio físico o una dirección electrónica a la que pueda remitirse las notificaciones</w:t>
       </w:r>
@@ -3576,12 +3576,12 @@
           <w:rFonts w:ascii="Arial Narrow" w:eastAsia="Arial" w:hAnsi="Arial Narrow" w:cs="Arial"/>
           <w:kern w:val="0"/>
           <w:lang w:val="es"/>
-          <w14:ligatures w14:val="none"/>
+          <ns2:ligatures ns2:val="none"/>
         </w:rPr>
         <w:t>;</w:t>
       </w:r>
     </w:p>
-    <w:p>
+    <w:p ns2:paraId="7C63E340" ns2:textId="70531021">
       <w:pPr>
         <w:numPr>
           <w:ilvl w:val="0"/>
@@ -3593,14 +3593,14 @@
         <w:rPr>
           <w:rFonts w:ascii="Arial Narrow" w:eastAsia="Calibri" w:hAnsi="Arial Narrow" w:cs="Arial"/>
           <w:kern w:val="0"/>
-          <w14:ligatures w14:val="none"/>
+          <ns2:ligatures ns2:val="none"/>
         </w:rPr>
       </w:pPr>
       <w:r>
         <w:rPr>
           <w:rFonts w:ascii="Arial Narrow" w:eastAsia="Calibri" w:hAnsi="Arial Narrow" w:cs="Arial"/>
           <w:kern w:val="0"/>
-          <w14:ligatures w14:val="none"/>
+          <ns2:ligatures ns2:val="none"/>
         </w:rPr>
         <w:t xml:space="preserve">en caso califique como </w:t>
       </w:r>
@@ -3609,7 +3609,7 @@
         <w:rPr>
           <w:rFonts w:ascii="Arial Narrow" w:eastAsia="Calibri" w:hAnsi="Arial Narrow" w:cs="Arial"/>
           <w:kern w:val="0"/>
-          <w14:ligatures w14:val="none"/>
+          <ns2:ligatures ns2:val="none"/>
         </w:rPr>
         <w:t>micro empresa</w:t>
       </w:r>
@@ -3618,7 +3618,7 @@
         <w:rPr>
           <w:rFonts w:ascii="Arial Narrow" w:eastAsia="Calibri" w:hAnsi="Arial Narrow" w:cs="Arial"/>
           <w:kern w:val="0"/>
-          <w14:ligatures w14:val="none"/>
+          <ns2:ligatures ns2:val="none"/>
         </w:rPr>
         <w:t xml:space="preserve"> o pequeña empresa, presentar los documentos que acrediten su volumen de ventas o ingresos brutos percibidos el año anterior relativo a todas sus actividades económicas y el número de trabajadores con el que cuenta</w:t>
       </w:r>
@@ -3628,7 +3628,7 @@
           <w:rFonts w:ascii="Arial Narrow" w:eastAsia="Calibri" w:hAnsi="Arial Narrow" w:cs="Arial"/>
           <w:kern w:val="0"/>
           <w:vertAlign w:val="superscript"/>
-          <w14:ligatures w14:val="none"/>
+          <ns2:ligatures ns2:val="none"/>
         </w:rPr>
         <w:footnoteReference w:id="7"/>
       </w:r>
@@ -3636,7 +3636,7 @@
         <w:rPr>
           <w:rFonts w:ascii="Arial Narrow" w:eastAsia="Calibri" w:hAnsi="Arial Narrow" w:cs="Arial"/>
           <w:kern w:val="0"/>
-          <w14:ligatures w14:val="none"/>
+          <ns2:ligatures ns2:val="none"/>
         </w:rPr>
         <w:t xml:space="preserve">. Ello, a fin de que la Comisión pueda meritar dicha documentación, conforme lo establece el artículo 110 del </w:t>
       </w:r>
@@ -3645,7 +3645,7 @@
           <w:rFonts w:ascii="Arial Narrow" w:eastAsia="Calibri" w:hAnsi="Arial Narrow" w:cs="Arial"/>
           <w:spacing w:val="-2"/>
           <w:kern w:val="0"/>
-          <w14:ligatures w14:val="none"/>
+          <ns2:ligatures ns2:val="none"/>
         </w:rPr>
         <w:t>Código</w:t>
       </w:r>
@@ -3656,7 +3656,7 @@
           <w:spacing w:val="-2"/>
           <w:kern w:val="0"/>
           <w:vertAlign w:val="superscript"/>
-          <w14:ligatures w14:val="none"/>
+          <ns2:ligatures ns2:val="none"/>
         </w:rPr>
         <w:footnoteReference w:id="8"/>
       </w:r>
@@ -3665,67 +3665,102 @@
           <w:rFonts w:ascii="Arial Narrow" w:eastAsia="Calibri" w:hAnsi="Arial Narrow" w:cs="Arial"/>
           <w:spacing w:val="-2"/>
           <w:kern w:val="0"/>
-          <w14:ligatures w14:val="none"/>
+          <ns2:ligatures ns2:val="none"/>
         </w:rPr>
         <w:t>.</w:t>
       </w:r>
     </w:p>
+    <w:p ns2:paraId="1F11FE32" ns2:textId="77777777">
+      <w:pPr>
+        <w:spacing w:after="0" w:line="240" w:lineRule="auto"/>
+        <w:ind w:left="567"/>
+        <w:jc w:val="both"/>
+        <w:rPr>
+          <w:rFonts w:ascii="Arial Narrow" w:eastAsia="Arial Narrow" w:hAnsi="Arial Narrow" w:cs="Arial Narrow"/>
+          <w:color w:val="000000"/>
+          <w:kern w:val="0"/>
+          <w:lang w:eastAsia="es-PE"/>
+          <ns2:ligatures ns2:val="none"/>
+        </w:rPr>
+      </w:pPr>
+    </w:p>
     <w:p>
       <w:pPr>
         <w:spacing w:after="0" w:line="240" w:lineRule="auto"/>
-        <w:ind w:left="567"/>
-        <w:jc w:val="both"/>
-        <w:rPr>
-          <w:rFonts w:ascii="Arial Narrow" w:eastAsia="Arial Narrow" w:hAnsi="Arial Narrow" w:cs="Arial Narrow"/>
-          <w:color w:val="000000"/>
-          <w:kern w:val="0"/>
-          <w:lang w:eastAsia="es-PE"/>
-          <w14:ligatures w14:val="none"/>
-        </w:rPr>
-      </w:pPr>
-    </w:p>
-    <w:p>
-      <w:pPr>
-        <w:spacing w:after="0" w:line="240" w:lineRule="auto"/>
-        <w:jc w:val="both"/>
-        <w:rPr>
-          <w:rFonts w:ascii="Arial Narrow" w:eastAsia="Arial Narrow" w:hAnsi="Arial Narrow" w:cs="Arial Narrow"/>
-          <w:color w:val="000000"/>
-          <w:kern w:val="0"/>
-          <w:lang w:eastAsia="es-PE"/>
-          <w14:ligatures w14:val="none"/>
-        </w:rPr>
-      </w:pPr>
-      <w:r>
-        <w:rPr>
-          <w:rFonts w:ascii="Arial Narrow" w:eastAsia="Arial Narrow" w:hAnsi="Arial Narrow" w:cs="Arial Narrow"/>
-          <w:b/>
-          <w:color w:val="000000"/>
-          <w:kern w:val="0"/>
-          <w:lang w:eastAsia="es-PE"/>
-          <w14:ligatures w14:val="none"/>
+        <w:jc w:val="both"/>
+        <w:rPr>
+          <w:rFonts w:ascii="Arial Narrow" w:eastAsia="Arial Narrow" w:hAnsi="Arial Narrow" w:cs="Arial Narrow"/>
+          <w:color w:val="000000"/>
+          <w:kern w:val="0"/>
+          <w:lang w:eastAsia="es-PE"/>
+          <ns2:ligatures ns2:val="none"/>
+        </w:rPr>
+      </w:pPr>
+      <w:r>
+        <w:rPr>
+          <w:rFonts w:ascii="Arial Narrow" w:hAnsi="Arial Narrow" w:cs="Arial Narrow"/>
+          <w:b w:val="1"/>
+          <w:bCs w:val="1"/>
+          <w:sz w:val="20"/>
+          <w:szCs w:val="20"/>
         </w:rPr>
         <w:t xml:space="preserve">CUARTO: </w:t>
       </w:r>
       <w:r>
         <w:rPr>
-          <w:rFonts w:ascii="Arial Narrow" w:eastAsia="Arial Narrow" w:hAnsi="Arial Narrow" w:cs="Arial Narrow"/>
-          <w:color w:val="000000"/>
-          <w:kern w:val="0"/>
-          <w:lang w:eastAsia="es-PE"/>
-          <w14:ligatures w14:val="none"/>
-        </w:rPr>
-        <w:t xml:space="preserve">correr traslado de la denuncia interpuesta </w:t>
-      </w:r>
-      <w:r>
+          <w:rFonts w:ascii="Arial Narrow" w:hAnsi="Arial Narrow" w:cs="Arial Narrow"/>
+          <w:sz w:val="20"/>
+          <w:szCs w:val="20"/>
+        </w:rPr>
+        <w:t xml:space="preserve">correr traslado de la presente resolución a Chubb Perú S.A. Compañía de Seguros y Reaseguros para que, de conformidad con lo dispuesto por el artículo 26° de la Ley sobre Facultades, Normas y Organización del Indecopi, aprobado por Decreto Legislativo N° 8079, presenten sus descargos sobre la imputación de cargos realizada en un plazo no mayor a cinco (5) días hábiles contado a partir del día siguiente de la notificación de la presente resolución, vencido el cual, el Secretario Técnico declarará en rebeldía a los denunciados que no lo hubieran presentado. Debe precisarse que de conformidad con lo establecido por el artículo 223° del Texto Único Ordenado de la Ley N° 27444, Ley del Procedimiento Administrativo General, las alegaciones y los hechos relevantes de la reclamación, salvo que hayan sido específicamente negadas en la contestación, se tendrán por aceptadas o meritadas como ciertas.</w:t>
+      </w:r>
+    </w:p>
+    <w:p ns2:paraId="228F876C" ns2:textId="77777777">
+      <w:pPr>
+        <w:spacing w:after="0" w:line="240" w:lineRule="auto"/>
+        <w:jc w:val="both"/>
+        <w:rPr>
+          <w:rFonts w:ascii="Arial Narrow" w:eastAsia="Arial Narrow" w:hAnsi="Arial Narrow" w:cs="Arial Narrow"/>
+          <w:color w:val="000000"/>
+          <w:kern w:val="0"/>
+          <w:lang w:eastAsia="es-PE"/>
+          <ns2:ligatures ns2:val="none"/>
+        </w:rPr>
+      </w:pPr>
+    </w:p>
+    <w:p ns2:paraId="774AFBA5" ns2:textId="2585571B">
+      <w:pPr>
+        <w:spacing w:after="0" w:line="240" w:lineRule="auto"/>
+        <w:jc w:val="both"/>
         <w:rPr>
           <w:rFonts w:ascii="Arial Narrow" w:eastAsia="Times New Roman" w:hAnsi="Arial Narrow" w:cs="Arial"/>
           <w:color w:val="000000"/>
           <w:kern w:val="0"/>
           <w:lang w:val="es-ES" w:eastAsia="es-ES"/>
-          <w14:ligatures w14:val="none"/>
-        </w:rPr>
-        <w:t xml:space="preserve">el </w:t>
+          <ns2:ligatures ns2:val="none"/>
+        </w:rPr>
+      </w:pPr>
+      <w:r>
+        <w:rPr>
+          <w:rFonts w:ascii="Arial Narrow" w:eastAsia="Arial Narrow" w:hAnsi="Arial Narrow" w:cs="Arial Narrow"/>
+          <w:b/>
+          <w:color w:val="000000"/>
+          <w:kern w:val="0"/>
+          <w:lang w:eastAsia="es-PE"/>
+          <ns2:ligatures ns2:val="none"/>
+        </w:rPr>
+        <w:t xml:space="preserve">QUINTO: </w:t>
+      </w:r>
+      <w:bookmarkStart w:id="20" w:name="_Hlk188286813"/>
+      <w:r>
+        <w:rPr>
+          <w:rFonts w:ascii="Arial Narrow" w:eastAsia="Times New Roman" w:hAnsi="Arial Narrow" w:cs="Arial"/>
+          <w:color w:val="000000"/>
+          <w:kern w:val="0"/>
+          <w:lang w:eastAsia="es-ES"/>
+          <ns2:ligatures ns2:val="none"/>
+        </w:rPr>
+        <w:t xml:space="preserve">requerir </w:t>
       </w:r>
       <w:r>
         <w:rPr>
@@ -3733,28 +3768,32 @@
           <w:color w:val="000000"/>
           <w:kern w:val="0"/>
           <w:lang w:val="es-ES" w:eastAsia="es-ES"/>
-          <w14:ligatures w14:val="none"/>
-        </w:rPr>
-        <w:t>3 de abril de 2026</w:t>
-      </w:r>
-      <w:r>
-        <w:rPr>
-          <w:rFonts w:ascii="Arial Narrow" w:eastAsia="Calibri" w:hAnsi="Arial Narrow" w:cs="Arial"/>
-          <w:kern w:val="0"/>
-          <w14:ligatures w14:val="none"/>
+          <ns2:ligatures ns2:val="none"/>
+        </w:rPr>
+        <w:t xml:space="preserve">que, en un </w:t>
+      </w:r>
+      <w:r>
+        <w:rPr>
+          <w:rFonts w:ascii="Arial Narrow" w:eastAsia="Times New Roman" w:hAnsi="Arial Narrow" w:cs="Arial"/>
+          <w:color w:val="000000"/>
+          <w:kern w:val="0"/>
+          <w:lang w:eastAsia="es-ES"/>
+          <ns2:ligatures ns2:val="none"/>
+        </w:rPr>
+        <w:t>plazo no mayor de cinco (5) días hábiles contado a partir del día siguiente de la notificación de la presente resolución</w:t>
+      </w:r>
+      <w:bookmarkEnd w:id="20"/>
+      <w:r>
+        <w:rPr>
+          <w:rFonts w:ascii="Arial Narrow" w:eastAsia="Times New Roman" w:hAnsi="Arial Narrow" w:cs="Arial"/>
+          <w:color w:val="000000"/>
+          <w:kern w:val="0"/>
+          <w:lang w:eastAsia="es-ES"/>
+          <ns2:ligatures ns2:val="none"/>
         </w:rPr>
         <w:t xml:space="preserve">, </w:t>
       </w:r>
-      <w:r>
-        <w:rPr>
-          <w:rFonts w:ascii="Arial Narrow" w:eastAsia="Arial Narrow" w:hAnsi="Arial Narrow" w:cs="Arial Narrow"/>
-          <w:color w:val="000000"/>
-          <w:kern w:val="0"/>
-          <w:lang w:eastAsia="es-PE"/>
-          <w14:ligatures w14:val="none"/>
-        </w:rPr>
-        <w:t>a</w:t>
-      </w:r>
+      <w:bookmarkStart w:id="21" w:name="_Hlk188286828"/>
       <w:r>
         <w:rPr>
           <w:rFonts w:ascii="Arial Narrow" w:eastAsia="Times New Roman" w:hAnsi="Arial Narrow" w:cs="Times New Roman"/>
@@ -3762,283 +3801,161 @@
           <w:kern w:val="0"/>
           <w:shd w:val="clear" w:color="auto" w:fill="FFFFFF"/>
           <w:lang w:eastAsia="es-PE"/>
-          <w14:ligatures w14:val="none"/>
+          <ns2:ligatures ns2:val="none"/>
+        </w:rPr>
+        <w:t>el proveedor denunciado</w:t>
+      </w:r>
+      <w:r>
+        <w:rPr>
+          <w:rFonts w:ascii="Arial Narrow" w:eastAsia="Times New Roman" w:hAnsi="Arial Narrow" w:cs="Arial"/>
+          <w:color w:val="000000"/>
+          <w:kern w:val="0"/>
+          <w:lang w:eastAsia="es-ES"/>
+          <ns2:ligatures ns2:val="none"/>
         </w:rPr>
         <w:t xml:space="preserve"> </w:t>
       </w:r>
+      <w:bookmarkEnd w:id="21"/>
+      <w:r>
+        <w:rPr>
+          <w:rFonts w:ascii="Arial Narrow" w:eastAsia="Times New Roman" w:hAnsi="Arial Narrow" w:cs="Arial"/>
+          <w:color w:val="000000"/>
+          <w:kern w:val="0"/>
+          <w:lang w:val="es-ES" w:eastAsia="es-ES"/>
+          <ns2:ligatures ns2:val="none"/>
+        </w:rPr>
+        <w:t xml:space="preserve">cumpla con: </w:t>
+      </w:r>
+      <w:r>
+        <w:rPr>
+          <w:rFonts w:ascii="Arial Narrow" w:eastAsia="Times New Roman" w:hAnsi="Arial Narrow" w:cs="Arial"/>
+          <w:color w:val="000000"/>
+          <w:kern w:val="0"/>
+          <w:lang w:val="es-ES" w:eastAsia="es-ES"/>
+          <ns2:ligatures ns2:val="none"/>
+        </w:rPr>
+        <w:t>(i) presentar una copia completa, legible y debidamente suscrita de la Póliza 71-45432 del Seguro de Protección de Tarjetas, así como el cargo de remisión de la póliza; (</w:t>
+      </w:r>
+      <w:proofErr w:type="spellStart"/>
+      <w:r>
+        <w:rPr>
+          <w:rFonts w:ascii="Arial Narrow" w:eastAsia="Times New Roman" w:hAnsi="Arial Narrow" w:cs="Arial"/>
+          <w:color w:val="000000"/>
+          <w:kern w:val="0"/>
+          <w:lang w:val="es-ES" w:eastAsia="es-ES"/>
+          <ns2:ligatures ns2:val="none"/>
+        </w:rPr>
+        <w:t>ii</w:t>
+      </w:r>
+      <w:proofErr w:type="spellEnd"/>
+      <w:r>
+        <w:rPr>
+          <w:rFonts w:ascii="Arial Narrow" w:eastAsia="Times New Roman" w:hAnsi="Arial Narrow" w:cs="Arial"/>
+          <w:color w:val="000000"/>
+          <w:kern w:val="0"/>
+          <w:lang w:val="es-ES" w:eastAsia="es-ES"/>
+          <ns2:ligatures ns2:val="none"/>
+        </w:rPr>
+        <w:t>) presentar los medios probatorios que acrediten que la negativa de otorgamiento de cobertura es justificada; y, (</w:t>
+      </w:r>
+      <w:proofErr w:type="spellStart"/>
+      <w:r>
+        <w:rPr>
+          <w:rFonts w:ascii="Arial Narrow" w:eastAsia="Times New Roman" w:hAnsi="Arial Narrow" w:cs="Arial"/>
+          <w:color w:val="000000"/>
+          <w:kern w:val="0"/>
+          <w:lang w:val="es-ES" w:eastAsia="es-ES"/>
+          <ns2:ligatures ns2:val="none"/>
+        </w:rPr>
+        <w:t>iii</w:t>
+      </w:r>
+      <w:proofErr w:type="spellEnd"/>
+      <w:r>
+        <w:rPr>
+          <w:rFonts w:ascii="Arial Narrow" w:eastAsia="Times New Roman" w:hAnsi="Arial Narrow" w:cs="Arial"/>
+          <w:color w:val="000000"/>
+          <w:kern w:val="0"/>
+          <w:lang w:val="es-ES" w:eastAsia="es-ES"/>
+          <ns2:ligatures ns2:val="none"/>
+        </w:rPr>
+        <w:t>) presentar todas las comunicaciones cursadas con la parte denunciante en virtud de los hechos materia de denuncia</w:t>
+      </w:r>
+      <w:r>
+        <w:rPr>
+          <w:rFonts w:ascii="Arial Narrow" w:eastAsia="Times New Roman" w:hAnsi="Arial Narrow" w:cs="Arial"/>
+          <w:color w:val="000000"/>
+          <w:kern w:val="0"/>
+          <w:lang w:val="es-ES" w:eastAsia="es-ES"/>
+          <ns2:ligatures ns2:val="none"/>
+        </w:rPr>
+        <w:t>.</w:t>
+      </w:r>
+    </w:p>
+    <w:p ns2:paraId="12A4D8BD" ns2:textId="77777777">
+      <w:pPr>
+        <w:spacing w:after="0" w:line="240" w:lineRule="auto"/>
+        <w:jc w:val="both"/>
+        <w:rPr>
+          <w:rFonts w:ascii="Arial Narrow" w:eastAsia="Arial Narrow" w:hAnsi="Arial Narrow" w:cs="Arial Narrow"/>
+          <w:b/>
+          <w:color w:val="000000"/>
+          <w:kern w:val="0"/>
+          <w:lang w:val="es-ES" w:eastAsia="es-PE"/>
+          <ns2:ligatures ns2:val="none"/>
+        </w:rPr>
+      </w:pPr>
+    </w:p>
+    <w:p ns2:paraId="591B7E6F" ns2:textId="62D015BB">
+      <w:pPr>
+        <w:spacing w:after="0" w:line="240" w:lineRule="auto"/>
+        <w:jc w:val="both"/>
+        <w:rPr>
+          <w:rFonts w:ascii="Arial Narrow" w:eastAsia="Arial Narrow" w:hAnsi="Arial Narrow" w:cs="Arial Narrow"/>
+          <w:color w:val="000000"/>
+          <w:kern w:val="0"/>
+          <w:lang w:eastAsia="es-PE"/>
+          <ns2:ligatures ns2:val="none"/>
+        </w:rPr>
+      </w:pPr>
+      <w:r>
+        <w:rPr>
+          <w:rFonts w:ascii="Arial Narrow" w:eastAsia="Arial Narrow" w:hAnsi="Arial Narrow" w:cs="Arial Narrow"/>
+          <w:b/>
+          <w:color w:val="000000"/>
+          <w:kern w:val="0"/>
+          <w:lang w:eastAsia="es-PE"/>
+          <ns2:ligatures ns2:val="none"/>
+        </w:rPr>
+        <w:t>SEXTO:</w:t>
+      </w:r>
+      <w:r>
+        <w:rPr>
+          <w:rFonts w:ascii="Arial Narrow" w:eastAsia="Arial Narrow" w:hAnsi="Arial Narrow" w:cs="Arial Narrow"/>
+          <w:color w:val="000000"/>
+          <w:kern w:val="0"/>
+          <w:lang w:eastAsia="es-PE"/>
+          <ns2:ligatures ns2:val="none"/>
+        </w:rPr>
+        <w:t xml:space="preserve"> </w:t>
+      </w:r>
+      <w:bookmarkStart w:id="22" w:name="_Hlk188286915"/>
+      <w:r>
+        <w:rPr>
+          <w:rFonts w:ascii="Arial Narrow" w:eastAsia="Arial Narrow" w:hAnsi="Arial Narrow" w:cs="Arial Narrow"/>
+          <w:color w:val="000000"/>
+          <w:kern w:val="0"/>
+          <w:lang w:eastAsia="es-PE"/>
+          <ns2:ligatures ns2:val="none"/>
+        </w:rPr>
+        <w:t xml:space="preserve">informar a las partes que el artículo 110 de la Ley </w:t>
+      </w:r>
       <w:r>
         <w:rPr>
           <w:rFonts w:ascii="Arial Narrow" w:eastAsia="Times New Roman" w:hAnsi="Arial Narrow" w:cs="Times New Roman"/>
-          <w:color w:val="000000"/>
           <w:kern w:val="0"/>
           <w:shd w:val="clear" w:color="auto" w:fill="FFFFFF"/>
           <w:lang w:eastAsia="es-PE"/>
-          <w14:ligatures w14:val="none"/>
-        </w:rPr>
-        <w:t>Chubb Perú S.A. Compañía de Seguros y Reaseguros</w:t>
-      </w:r>
-      <w:r>
-        <w:rPr>
-          <w:rFonts w:ascii="Arial Narrow" w:eastAsia="Arial Narrow" w:hAnsi="Arial Narrow" w:cs="Arial Narrow"/>
-          <w:color w:val="000000"/>
-          <w:kern w:val="0"/>
-          <w:lang w:eastAsia="es-PE"/>
-          <w14:ligatures w14:val="none"/>
-        </w:rPr>
-        <w:t>,</w:t>
-      </w:r>
-      <w:r>
-        <w:rPr>
-          <w:rFonts w:ascii="Arial Narrow" w:eastAsia="Arial Narrow" w:hAnsi="Arial Narrow" w:cs="Arial Narrow"/>
-          <w:color w:val="000000"/>
-          <w:kern w:val="0"/>
-          <w:lang w:eastAsia="es-PE"/>
-          <w14:ligatures w14:val="none"/>
-        </w:rPr>
-        <w:t xml:space="preserve"> para que, de conformidad con lo dispuesto por el artículo 26 de la Ley sobre Facultades, Normas y Organización del Indecopi, aprobada por Decreto Legislativo 807, presente sus descargos en un plazo no mayor de cinco (5) días hábiles contados desde la notificación. </w:t>
-      </w:r>
-    </w:p>
-    <w:p>
-      <w:pPr>
-        <w:spacing w:after="0" w:line="240" w:lineRule="auto"/>
-        <w:jc w:val="both"/>
-        <w:rPr>
-          <w:rFonts w:ascii="Arial Narrow" w:eastAsia="Arial Narrow" w:hAnsi="Arial Narrow" w:cs="Arial Narrow"/>
-          <w:color w:val="000000"/>
-          <w:kern w:val="0"/>
-          <w:lang w:eastAsia="es-PE"/>
-          <w14:ligatures w14:val="none"/>
-        </w:rPr>
-      </w:pPr>
-    </w:p>
-    <w:p>
-      <w:pPr>
-        <w:spacing w:after="0" w:line="240" w:lineRule="auto"/>
-        <w:jc w:val="both"/>
-        <w:rPr>
-          <w:rFonts w:ascii="Arial Narrow" w:eastAsia="Times New Roman" w:hAnsi="Arial Narrow" w:cs="Arial"/>
-          <w:color w:val="000000"/>
-          <w:kern w:val="0"/>
-          <w:lang w:val="es-ES" w:eastAsia="es-ES"/>
-          <w14:ligatures w14:val="none"/>
-        </w:rPr>
-      </w:pPr>
-      <w:r>
-        <w:rPr>
-          <w:rFonts w:ascii="Arial Narrow" w:eastAsia="Arial Narrow" w:hAnsi="Arial Narrow" w:cs="Arial Narrow"/>
-          <w:b/>
-          <w:color w:val="000000"/>
-          <w:kern w:val="0"/>
-          <w:lang w:eastAsia="es-PE"/>
-          <w14:ligatures w14:val="none"/>
-        </w:rPr>
-        <w:t xml:space="preserve">QUINTO: </w:t>
-      </w:r>
-      <w:bookmarkStart w:id="20" w:name="_Hlk188286813"/>
-      <w:r>
-        <w:rPr>
-          <w:rFonts w:ascii="Arial Narrow" w:eastAsia="Times New Roman" w:hAnsi="Arial Narrow" w:cs="Arial"/>
-          <w:color w:val="000000"/>
-          <w:kern w:val="0"/>
-          <w:lang w:eastAsia="es-ES"/>
-          <w14:ligatures w14:val="none"/>
-        </w:rPr>
-        <w:t xml:space="preserve">requerir </w:t>
-      </w:r>
-      <w:r>
-        <w:rPr>
-          <w:rFonts w:ascii="Arial Narrow" w:eastAsia="Times New Roman" w:hAnsi="Arial Narrow" w:cs="Arial"/>
-          <w:color w:val="000000"/>
-          <w:kern w:val="0"/>
-          <w:lang w:val="es-ES" w:eastAsia="es-ES"/>
-          <w14:ligatures w14:val="none"/>
-        </w:rPr>
-        <w:t xml:space="preserve">que, en un </w:t>
-      </w:r>
-      <w:r>
-        <w:rPr>
-          <w:rFonts w:ascii="Arial Narrow" w:eastAsia="Times New Roman" w:hAnsi="Arial Narrow" w:cs="Arial"/>
-          <w:color w:val="000000"/>
-          <w:kern w:val="0"/>
-          <w:lang w:eastAsia="es-ES"/>
-          <w14:ligatures w14:val="none"/>
-        </w:rPr>
-        <w:t>plazo no mayor de cinco (5) días hábiles contado a partir del día siguiente de la notificación de la presente resolución</w:t>
-      </w:r>
-      <w:bookmarkEnd w:id="20"/>
-      <w:r>
-        <w:rPr>
-          <w:rFonts w:ascii="Arial Narrow" w:eastAsia="Times New Roman" w:hAnsi="Arial Narrow" w:cs="Arial"/>
-          <w:color w:val="000000"/>
-          <w:kern w:val="0"/>
-          <w:lang w:eastAsia="es-ES"/>
-          <w14:ligatures w14:val="none"/>
-        </w:rPr>
-        <w:t xml:space="preserve">, </w:t>
-      </w:r>
-      <w:bookmarkStart w:id="21" w:name="_Hlk188286828"/>
-      <w:r>
-        <w:rPr>
-          <w:rFonts w:ascii="Arial Narrow" w:eastAsia="Times New Roman" w:hAnsi="Arial Narrow" w:cs="Times New Roman"/>
-          <w:color w:val="000000"/>
-          <w:kern w:val="0"/>
-          <w:shd w:val="clear" w:color="auto" w:fill="FFFFFF"/>
-          <w:lang w:eastAsia="es-PE"/>
-          <w14:ligatures w14:val="none"/>
-        </w:rPr>
-        <w:t>el proveedor denunciado</w:t>
-      </w:r>
-      <w:r>
-        <w:rPr>
-          <w:rFonts w:ascii="Arial Narrow" w:eastAsia="Times New Roman" w:hAnsi="Arial Narrow" w:cs="Arial"/>
-          <w:color w:val="000000"/>
-          <w:kern w:val="0"/>
-          <w:lang w:eastAsia="es-ES"/>
-          <w14:ligatures w14:val="none"/>
-        </w:rPr>
-        <w:t xml:space="preserve"> </w:t>
-      </w:r>
-      <w:bookmarkEnd w:id="21"/>
-      <w:r>
-        <w:rPr>
-          <w:rFonts w:ascii="Arial Narrow" w:eastAsia="Times New Roman" w:hAnsi="Arial Narrow" w:cs="Arial"/>
-          <w:color w:val="000000"/>
-          <w:kern w:val="0"/>
-          <w:lang w:val="es-ES" w:eastAsia="es-ES"/>
-          <w14:ligatures w14:val="none"/>
-        </w:rPr>
-        <w:t xml:space="preserve">cumpla con: </w:t>
-      </w:r>
-      <w:r>
-        <w:rPr>
-          <w:rFonts w:ascii="Arial Narrow" w:eastAsia="Times New Roman" w:hAnsi="Arial Narrow" w:cs="Arial"/>
-          <w:color w:val="000000"/>
-          <w:kern w:val="0"/>
-          <w:lang w:val="es-ES" w:eastAsia="es-ES"/>
-          <w14:ligatures w14:val="none"/>
-        </w:rPr>
-        <w:t>(i) presentar una copia completa, legible y debidamente suscrita de la Póliza 71-45432 del Seguro de Protección de Tarjetas, así como el cargo de remisión de la póliza; (</w:t>
-      </w:r>
-      <w:proofErr w:type="spellStart"/>
-      <w:r>
-        <w:rPr>
-          <w:rFonts w:ascii="Arial Narrow" w:eastAsia="Times New Roman" w:hAnsi="Arial Narrow" w:cs="Arial"/>
-          <w:color w:val="000000"/>
-          <w:kern w:val="0"/>
-          <w:lang w:val="es-ES" w:eastAsia="es-ES"/>
-          <w14:ligatures w14:val="none"/>
-        </w:rPr>
-        <w:t>ii</w:t>
-      </w:r>
-      <w:proofErr w:type="spellEnd"/>
-      <w:r>
-        <w:rPr>
-          <w:rFonts w:ascii="Arial Narrow" w:eastAsia="Times New Roman" w:hAnsi="Arial Narrow" w:cs="Arial"/>
-          <w:color w:val="000000"/>
-          <w:kern w:val="0"/>
-          <w:lang w:val="es-ES" w:eastAsia="es-ES"/>
-          <w14:ligatures w14:val="none"/>
-        </w:rPr>
-        <w:t>) presentar los medios probatorios que acrediten que la negativa de otorgamiento de cobertura es justificada; y, (</w:t>
-      </w:r>
-      <w:proofErr w:type="spellStart"/>
-      <w:r>
-        <w:rPr>
-          <w:rFonts w:ascii="Arial Narrow" w:eastAsia="Times New Roman" w:hAnsi="Arial Narrow" w:cs="Arial"/>
-          <w:color w:val="000000"/>
-          <w:kern w:val="0"/>
-          <w:lang w:val="es-ES" w:eastAsia="es-ES"/>
-          <w14:ligatures w14:val="none"/>
-        </w:rPr>
-        <w:t>iii</w:t>
-      </w:r>
-      <w:proofErr w:type="spellEnd"/>
-      <w:r>
-        <w:rPr>
-          <w:rFonts w:ascii="Arial Narrow" w:eastAsia="Times New Roman" w:hAnsi="Arial Narrow" w:cs="Arial"/>
-          <w:color w:val="000000"/>
-          <w:kern w:val="0"/>
-          <w:lang w:val="es-ES" w:eastAsia="es-ES"/>
-          <w14:ligatures w14:val="none"/>
-        </w:rPr>
-        <w:t>) presentar todas las comunicaciones cursadas con la parte denunciante en virtud de los hechos materia de denuncia</w:t>
-      </w:r>
-      <w:r>
-        <w:rPr>
-          <w:rFonts w:ascii="Arial Narrow" w:eastAsia="Times New Roman" w:hAnsi="Arial Narrow" w:cs="Arial"/>
-          <w:color w:val="000000"/>
-          <w:kern w:val="0"/>
-          <w:lang w:val="es-ES" w:eastAsia="es-ES"/>
-          <w14:ligatures w14:val="none"/>
-        </w:rPr>
-        <w:t>.</w:t>
-      </w:r>
-    </w:p>
-    <w:p>
-      <w:pPr>
-        <w:spacing w:after="0" w:line="240" w:lineRule="auto"/>
-        <w:jc w:val="both"/>
-        <w:rPr>
-          <w:rFonts w:ascii="Arial Narrow" w:eastAsia="Arial Narrow" w:hAnsi="Arial Narrow" w:cs="Arial Narrow"/>
-          <w:b/>
-          <w:color w:val="000000"/>
-          <w:kern w:val="0"/>
-          <w:lang w:val="es-ES" w:eastAsia="es-PE"/>
-          <w14:ligatures w14:val="none"/>
-        </w:rPr>
-      </w:pPr>
-    </w:p>
-    <w:p>
-      <w:pPr>
-        <w:spacing w:after="0" w:line="240" w:lineRule="auto"/>
-        <w:jc w:val="both"/>
-        <w:rPr>
-          <w:rFonts w:ascii="Arial Narrow" w:eastAsia="Arial Narrow" w:hAnsi="Arial Narrow" w:cs="Arial Narrow"/>
-          <w:color w:val="000000"/>
-          <w:kern w:val="0"/>
-          <w:lang w:eastAsia="es-PE"/>
-          <w14:ligatures w14:val="none"/>
-        </w:rPr>
-      </w:pPr>
-      <w:r>
-        <w:rPr>
-          <w:rFonts w:ascii="Arial Narrow" w:eastAsia="Arial Narrow" w:hAnsi="Arial Narrow" w:cs="Arial Narrow"/>
-          <w:b/>
-          <w:color w:val="000000"/>
-          <w:kern w:val="0"/>
-          <w:lang w:eastAsia="es-PE"/>
-          <w14:ligatures w14:val="none"/>
-        </w:rPr>
-        <w:t>SEXTO:</w:t>
-      </w:r>
-      <w:r>
-        <w:rPr>
-          <w:rFonts w:ascii="Arial Narrow" w:eastAsia="Arial Narrow" w:hAnsi="Arial Narrow" w:cs="Arial Narrow"/>
-          <w:color w:val="000000"/>
-          <w:kern w:val="0"/>
-          <w:lang w:eastAsia="es-PE"/>
-          <w14:ligatures w14:val="none"/>
-        </w:rPr>
-        <w:t xml:space="preserve"> </w:t>
-      </w:r>
-      <w:bookmarkStart w:id="22" w:name="_Hlk188286915"/>
-      <w:r>
-        <w:rPr>
-          <w:rFonts w:ascii="Arial Narrow" w:eastAsia="Arial Narrow" w:hAnsi="Arial Narrow" w:cs="Arial Narrow"/>
-          <w:color w:val="000000"/>
-          <w:kern w:val="0"/>
-          <w:lang w:eastAsia="es-PE"/>
-          <w14:ligatures w14:val="none"/>
-        </w:rPr>
-        <w:t xml:space="preserve">informar a las partes que el artículo 110 de la Ley </w:t>
-      </w:r>
-      <w:r>
-        <w:rPr>
-          <w:rFonts w:ascii="Arial Narrow" w:eastAsia="Times New Roman" w:hAnsi="Arial Narrow" w:cs="Times New Roman"/>
-          <w:kern w:val="0"/>
-          <w:shd w:val="clear" w:color="auto" w:fill="FFFFFF"/>
-          <w:lang w:eastAsia="es-PE"/>
-          <w14:ligatures w14:val="none"/>
+          <ns2:ligatures ns2:val="none"/>
         </w:rPr>
         <w:t>29571</w:t>
       </w:r>
@@ -4048,7 +3965,7 @@
           <w:color w:val="000000"/>
           <w:kern w:val="0"/>
           <w:lang w:eastAsia="es-PE"/>
-          <w14:ligatures w14:val="none"/>
+          <ns2:ligatures ns2:val="none"/>
         </w:rPr>
         <w:t>, Código de Protección y Defensa del Consumidor</w:t>
       </w:r>
@@ -4060,7 +3977,7 @@
           <w:kern w:val="0"/>
           <w:vertAlign w:val="superscript"/>
           <w:lang w:eastAsia="es-PE"/>
-          <w14:ligatures w14:val="none"/>
+          <ns2:ligatures ns2:val="none"/>
         </w:rPr>
         <w:footnoteReference w:id="9"/>
       </w:r>
@@ -4070,7 +3987,7 @@
           <w:color w:val="000000"/>
           <w:kern w:val="0"/>
           <w:lang w:eastAsia="es-PE"/>
-          <w14:ligatures w14:val="none"/>
+          <ns2:ligatures ns2:val="none"/>
         </w:rPr>
         <w:t xml:space="preserve">, faculta a la Comisión a calificar las infracciones de la referida norma como leves, graves o muy graves e imponer sanciones que van desde una amonestación hasta una multa por un máximo de 450 Unidades Impositivas Tributarias, sin perjuicio de las medidas correctivas, reparadoras y complementarias, </w:t>
       </w:r>
@@ -4080,7 +3997,7 @@
           <w:color w:val="000000"/>
           <w:kern w:val="0"/>
           <w:lang w:eastAsia="es-PE"/>
-          <w14:ligatures w14:val="none"/>
+          <ns2:ligatures ns2:val="none"/>
         </w:rPr>
         <w:lastRenderedPageBreak/>
         <w:t>que puedan ordenarse de acuerdo a lo estipulado en los artículos 114, 115 y 116 de la referida norma</w:t>
@@ -4093,7 +4010,7 @@
           <w:kern w:val="0"/>
           <w:vertAlign w:val="superscript"/>
           <w:lang w:eastAsia="es-PE"/>
-          <w14:ligatures w14:val="none"/>
+          <ns2:ligatures ns2:val="none"/>
         </w:rPr>
         <w:footnoteReference w:id="10"/>
       </w:r>
@@ -4103,7 +4020,7 @@
           <w:color w:val="000000"/>
           <w:kern w:val="0"/>
           <w:lang w:eastAsia="es-PE"/>
-          <w14:ligatures w14:val="none"/>
+          <ns2:ligatures ns2:val="none"/>
         </w:rPr>
         <w:t xml:space="preserve">. </w:t>
       </w:r>
@@ -4114,7 +4031,7 @@
           <w:color w:val="000000"/>
           <w:kern w:val="0"/>
           <w:lang w:eastAsia="es-PE"/>
-          <w14:ligatures w14:val="none"/>
+          <ns2:ligatures ns2:val="none"/>
         </w:rPr>
         <w:t xml:space="preserve">Asimismo, se consideran circunstancias atenuantes para la graduación de la sanción, el allanamiento de la </w:t>
       </w:r>
@@ -4124,7 +4041,7 @@
           <w:color w:val="000000"/>
           <w:kern w:val="0"/>
           <w:lang w:eastAsia="es-PE"/>
-          <w14:ligatures w14:val="none"/>
+          <ns2:ligatures ns2:val="none"/>
         </w:rPr>
         <w:lastRenderedPageBreak/>
         <w:t>denuncia o el reconocimiento de las pretensiones en ella contenidas, de acuerdo con el artículo 112 del Código</w:t>
@@ -4137,7 +4054,7 @@
           <w:kern w:val="0"/>
           <w:vertAlign w:val="superscript"/>
           <w:lang w:eastAsia="es-PE"/>
-          <w14:ligatures w14:val="none"/>
+          <ns2:ligatures ns2:val="none"/>
         </w:rPr>
         <w:footnoteReference w:id="11"/>
       </w:r>
@@ -4147,12 +4064,12 @@
           <w:color w:val="000000"/>
           <w:kern w:val="0"/>
           <w:lang w:eastAsia="es-PE"/>
-          <w14:ligatures w14:val="none"/>
+          <ns2:ligatures ns2:val="none"/>
         </w:rPr>
         <w:t>.</w:t>
       </w:r>
     </w:p>
-    <w:p>
+    <w:p ns2:paraId="0ECE55DF" ns2:textId="77777777">
       <w:pPr>
         <w:shd w:val="clear" w:color="auto" w:fill="FFFFFF"/>
         <w:spacing w:after="0" w:line="240" w:lineRule="auto"/>
@@ -4163,11 +4080,11 @@
           <w:color w:val="000000"/>
           <w:kern w:val="0"/>
           <w:lang w:eastAsia="es-PE"/>
-          <w14:ligatures w14:val="none"/>
-        </w:rPr>
-      </w:pPr>
-    </w:p>
-    <w:p>
+          <ns2:ligatures ns2:val="none"/>
+        </w:rPr>
+      </w:pPr>
+    </w:p>
+    <w:p ns2:paraId="1CC114EB" ns2:textId="27EE39A5">
       <w:pPr>
         <w:shd w:val="clear" w:color="auto" w:fill="FFFFFF"/>
         <w:spacing w:after="0" w:line="240" w:lineRule="auto"/>
@@ -4177,17 +4094,17 @@
           <w:color w:val="000000"/>
           <w:kern w:val="0"/>
           <w:lang w:eastAsia="es-PE"/>
-          <w14:ligatures w14:val="none"/>
-        </w:rPr>
-      </w:pPr>
-      <w:r>
-        <w:rPr>
-          <w:rFonts w:ascii="Arial Narrow" w:eastAsia="Arial Narrow" w:hAnsi="Arial Narrow" w:cs="Arial Narrow"/>
-          <w:b/>
-          <w:color w:val="000000"/>
-          <w:kern w:val="0"/>
-          <w:lang w:eastAsia="es-PE"/>
-          <w14:ligatures w14:val="none"/>
+          <ns2:ligatures ns2:val="none"/>
+        </w:rPr>
+      </w:pPr>
+      <w:r>
+        <w:rPr>
+          <w:rFonts w:ascii="Arial Narrow" w:eastAsia="Arial Narrow" w:hAnsi="Arial Narrow" w:cs="Arial Narrow"/>
+          <w:b/>
+          <w:color w:val="000000"/>
+          <w:kern w:val="0"/>
+          <w:lang w:eastAsia="es-PE"/>
+          <ns2:ligatures ns2:val="none"/>
         </w:rPr>
         <w:t>SÉTIMO:</w:t>
       </w:r>
@@ -4197,12 +4114,12 @@
           <w:color w:val="000000"/>
           <w:kern w:val="0"/>
           <w:lang w:eastAsia="es-PE"/>
-          <w14:ligatures w14:val="none"/>
+          <ns2:ligatures ns2:val="none"/>
         </w:rPr>
         <w:t xml:space="preserve"> informar a las partes que conforme a lo establecido en el artículo 39 de la Ley sobre Facultades, Normas y Organización del Indecopi, aprobada por Decreto Legislativo 807, los gastos por los peritajes realizados, actuación de pruebas, inspecciones y otros derivados de la tramitación del proceso serán de cargo de la parte que solicita la prueba, salvo pacto en contrario. En todos los casos, la resolución final determinará si los gastos deben ser asumidos por alguna de las partes, o reembolsados a la otra parte o al Indecopi, según sea el caso, de manera adicional a la sanción que haya podido imponerse. </w:t>
       </w:r>
     </w:p>
-    <w:p>
+    <w:p ns2:paraId="364C4B19" ns2:textId="77777777">
       <w:pPr>
         <w:shd w:val="clear" w:color="auto" w:fill="FFFFFF"/>
         <w:spacing w:after="0" w:line="240" w:lineRule="auto"/>
@@ -4212,11 +4129,11 @@
           <w:color w:val="000000"/>
           <w:kern w:val="0"/>
           <w:lang w:eastAsia="es-PE"/>
-          <w14:ligatures w14:val="none"/>
-        </w:rPr>
-      </w:pPr>
-    </w:p>
-    <w:p>
+          <ns2:ligatures ns2:val="none"/>
+        </w:rPr>
+      </w:pPr>
+    </w:p>
+    <w:p ns2:paraId="27E9BBC0" ns2:textId="79262C3B">
       <w:pPr>
         <w:suppressAutoHyphens/>
         <w:spacing w:after="0" w:line="240" w:lineRule="auto"/>
@@ -4225,7 +4142,7 @@
           <w:rFonts w:ascii="Arial Narrow" w:eastAsia="Calibri" w:hAnsi="Arial Narrow" w:cs="Arial"/>
           <w:kern w:val="0"/>
           <w:u w:val="single"/>
-          <w14:ligatures w14:val="none"/>
+          <ns2:ligatures ns2:val="none"/>
         </w:rPr>
       </w:pPr>
       <w:r>
@@ -4234,7 +4151,7 @@
           <w:b/>
           <w:bCs/>
           <w:kern w:val="0"/>
-          <w14:ligatures w14:val="none"/>
+          <ns2:ligatures ns2:val="none"/>
         </w:rPr>
         <w:t>OCTAVO</w:t>
       </w:r>
@@ -4243,7 +4160,7 @@
           <w:rFonts w:ascii="Arial Narrow" w:eastAsia="Calibri" w:hAnsi="Arial Narrow" w:cs="Arial"/>
           <w:b/>
           <w:kern w:val="0"/>
-          <w14:ligatures w14:val="none"/>
+          <ns2:ligatures ns2:val="none"/>
         </w:rPr>
         <w:t>:</w:t>
       </w:r>
@@ -4251,7 +4168,7 @@
         <w:rPr>
           <w:rFonts w:ascii="Arial Narrow" w:eastAsia="Calibri" w:hAnsi="Arial Narrow" w:cs="Arial"/>
           <w:kern w:val="0"/>
-          <w14:ligatures w14:val="none"/>
+          <ns2:ligatures ns2:val="none"/>
         </w:rPr>
         <w:t xml:space="preserve"> comunicar a las partes que, </w:t>
       </w:r>
@@ -4260,7 +4177,7 @@
         <w:rPr>
           <w:rFonts w:ascii="Arial Narrow" w:eastAsia="Calibri" w:hAnsi="Arial Narrow" w:cs="Arial"/>
           <w:kern w:val="0"/>
-          <w14:ligatures w14:val="none"/>
+          <ns2:ligatures ns2:val="none"/>
         </w:rPr>
         <w:t>de acuerdo a</w:t>
       </w:r>
@@ -4269,7 +4186,7 @@
         <w:rPr>
           <w:rFonts w:ascii="Arial Narrow" w:eastAsia="Calibri" w:hAnsi="Arial Narrow" w:cs="Arial"/>
           <w:kern w:val="0"/>
-          <w14:ligatures w14:val="none"/>
+          <ns2:ligatures ns2:val="none"/>
         </w:rPr>
         <w:t xml:space="preserve"> lo señalado por el artículo 29 del Decreto </w:t>
       </w:r>
@@ -4278,7 +4195,7 @@
         <w:rPr>
           <w:rFonts w:ascii="Arial Narrow" w:eastAsia="Calibri" w:hAnsi="Arial Narrow" w:cs="Arial"/>
           <w:kern w:val="0"/>
-          <w14:ligatures w14:val="none"/>
+          <ns2:ligatures ns2:val="none"/>
         </w:rPr>
         <w:t>Legislativo 807</w:t>
       </w:r>
@@ -4289,7 +4206,7 @@
           <w:rFonts w:ascii="Arial Narrow" w:eastAsia="Calibri" w:hAnsi="Arial Narrow" w:cs="Arial"/>
           <w:kern w:val="0"/>
           <w:vertAlign w:val="superscript"/>
-          <w14:ligatures w14:val="none"/>
+          <ns2:ligatures ns2:val="none"/>
         </w:rPr>
         <w:footnoteReference w:id="12"/>
       </w:r>
@@ -4297,7 +4214,7 @@
         <w:rPr>
           <w:rFonts w:ascii="Arial Narrow" w:eastAsia="Calibri" w:hAnsi="Arial Narrow" w:cs="Arial"/>
           <w:kern w:val="0"/>
-          <w14:ligatures w14:val="none"/>
+          <ns2:ligatures ns2:val="none"/>
         </w:rPr>
         <w:t xml:space="preserve">, hasta antes de la emisión de la Resolución Final tienen la posibilidad de solicitar una audiencia de conciliación. En caso deleguen a favor de una tercera persona su actuación en la diligencia programada, esta deberá presentar un poder especial con firma legalizada ante Notario Público, donde conste </w:t>
       </w:r>
@@ -4306,7 +4223,7 @@
           <w:rFonts w:ascii="Arial Narrow" w:eastAsia="Calibri" w:hAnsi="Arial Narrow" w:cs="Arial"/>
           <w:kern w:val="0"/>
           <w:u w:val="single"/>
-          <w14:ligatures w14:val="none"/>
+          <ns2:ligatures ns2:val="none"/>
         </w:rPr>
         <w:t>expresamente su facultad para asistir y conciliar en su representación</w:t>
       </w:r>
@@ -4315,7 +4232,7 @@
           <w:rFonts w:ascii="Arial Narrow" w:eastAsia="Calibri" w:hAnsi="Arial Narrow" w:cs="Arial"/>
           <w:bCs/>
           <w:kern w:val="0"/>
-          <w14:ligatures w14:val="none"/>
+          <ns2:ligatures ns2:val="none"/>
         </w:rPr>
         <w:t>.</w:t>
       </w:r>
@@ -4325,7 +4242,7 @@
           <w:b/>
           <w:bCs/>
           <w:kern w:val="0"/>
-          <w14:ligatures w14:val="none"/>
+          <ns2:ligatures ns2:val="none"/>
         </w:rPr>
         <w:t xml:space="preserve"> </w:t>
       </w:r>
@@ -4334,12 +4251,12 @@
           <w:rFonts w:ascii="Arial Narrow" w:eastAsia="Calibri" w:hAnsi="Arial Narrow" w:cs="Arial"/>
           <w:kern w:val="0"/>
           <w:u w:val="single"/>
-          <w14:ligatures w14:val="none"/>
+          <ns2:ligatures ns2:val="none"/>
         </w:rPr>
         <w:t xml:space="preserve">Ello bajo apercibimiento de no realizar la audiencia de conciliación y levantar el acta de inasistencia correspondiente. </w:t>
       </w:r>
     </w:p>
-    <w:p>
+    <w:p ns2:paraId="4CD47B08" ns2:textId="77777777">
       <w:pPr>
         <w:suppressAutoHyphens/>
         <w:spacing w:after="0" w:line="240" w:lineRule="auto"/>
@@ -4348,11 +4265,11 @@
           <w:rFonts w:ascii="Arial Narrow" w:eastAsia="Calibri" w:hAnsi="Arial Narrow" w:cs="Arial"/>
           <w:kern w:val="0"/>
           <w:u w:val="single"/>
-          <w14:ligatures w14:val="none"/>
-        </w:rPr>
-      </w:pPr>
-    </w:p>
-    <w:p>
+          <ns2:ligatures ns2:val="none"/>
+        </w:rPr>
+      </w:pPr>
+    </w:p>
+    <w:p ns2:paraId="0E80CA49" ns2:textId="77777777">
       <w:pPr>
         <w:suppressAutoHyphens/>
         <w:spacing w:after="0" w:line="240" w:lineRule="auto"/>
@@ -4362,7 +4279,7 @@
           <w:color w:val="000000"/>
           <w:kern w:val="0"/>
           <w:lang w:eastAsia="es-PE"/>
-          <w14:ligatures w14:val="none"/>
+          <ns2:ligatures ns2:val="none"/>
         </w:rPr>
       </w:pPr>
       <w:r>
@@ -4372,7 +4289,7 @@
           <w:color w:val="000000"/>
           <w:kern w:val="0"/>
           <w:lang w:eastAsia="es-PE"/>
-          <w14:ligatures w14:val="none"/>
+          <ns2:ligatures ns2:val="none"/>
         </w:rPr>
         <w:t>NOVENO:</w:t>
       </w:r>
@@ -4382,14 +4299,14 @@
           <w:color w:val="000000"/>
           <w:kern w:val="0"/>
           <w:lang w:eastAsia="es-PE"/>
-          <w14:ligatures w14:val="none"/>
+          <ns2:ligatures ns2:val="none"/>
         </w:rPr>
         <w:t xml:space="preserve"> poner en conocimiento de las partes que, antes de la emisión de la Resolución Final, tienen la posibilidad de formular su desistimiento o presentar el acuerdo arribado mediante la conciliación, mediación, transacción o cualquier otro que, de forma indubitable, deje constancia que se ha solucionado la controversia materia de denuncia.</w:t>
       </w:r>
       <w:bookmarkStart w:id="23" w:name="h.gjdgxs" w:colFirst="0" w:colLast="0"/>
       <w:bookmarkEnd w:id="23"/>
     </w:p>
-    <w:p>
+    <w:p ns2:paraId="7DDD06F7" ns2:textId="77777777">
       <w:pPr>
         <w:suppressAutoHyphens/>
         <w:spacing w:after="0" w:line="240" w:lineRule="auto"/>
@@ -4399,11 +4316,11 @@
           <w:color w:val="000000"/>
           <w:kern w:val="0"/>
           <w:lang w:eastAsia="es-PE"/>
-          <w14:ligatures w14:val="none"/>
-        </w:rPr>
-      </w:pPr>
-    </w:p>
-    <w:p>
+          <ns2:ligatures ns2:val="none"/>
+        </w:rPr>
+      </w:pPr>
+    </w:p>
+    <w:p ns2:paraId="00C1E8AE" ns2:textId="0762E71C">
       <w:pPr>
         <w:suppressAutoHyphens/>
         <w:spacing w:after="0" w:line="240" w:lineRule="auto"/>
@@ -4426,7 +4343,7 @@
           <w:b/>
           <w:spacing w:val="-3"/>
           <w:kern w:val="0"/>
-          <w14:ligatures w14:val="none"/>
+          <ns2:ligatures ns2:val="none"/>
         </w:rPr>
         <w:t/>
       </w:r>
@@ -4436,7 +4353,7 @@
           <w:bCs/>
           <w:spacing w:val="-3"/>
           <w:kern w:val="0"/>
-          <w14:ligatures w14:val="none"/>
+          <ns2:ligatures ns2:val="none"/>
         </w:rPr>
         <w:t xml:space="preserve"/>
       </w:r>
@@ -4446,7 +4363,7 @@
           <w:bCs/>
           <w:spacing w:val="-3"/>
           <w:kern w:val="0"/>
-          <w14:ligatures w14:val="none"/>
+          <ns2:ligatures ns2:val="none"/>
         </w:rPr>
         <w:t xml:space="preserve"/>
       </w:r>
@@ -4456,7 +4373,7 @@
           <w:bCs/>
           <w:spacing w:val="-3"/>
           <w:kern w:val="0"/>
-          <w14:ligatures w14:val="none"/>
+          <ns2:ligatures ns2:val="none"/>
         </w:rPr>
         <w:t/>
       </w:r>
@@ -4466,7 +4383,7 @@
           <w:bCs/>
           <w:spacing w:val="-3"/>
           <w:kern w:val="0"/>
-          <w14:ligatures w14:val="none"/>
+          <ns2:ligatures ns2:val="none"/>
         </w:rPr>
         <w:t xml:space="preserve"/>
       </w:r>
@@ -4477,7 +4394,7 @@
           <w:kern w:val="0"/>
           <w:shd w:val="clear" w:color="auto" w:fill="FFFFFF"/>
           <w:lang w:eastAsia="es-PE"/>
-          <w14:ligatures w14:val="none"/>
+          <ns2:ligatures ns2:val="none"/>
         </w:rPr>
         <w:t xml:space="preserve"/>
       </w:r>
@@ -4539,7 +4456,7 @@
         <w:t/>
       </w:r>
     </w:p>
-    <w:p>
+    <w:p ns2:paraId="61F34625" ns2:textId="77777777">
       <w:pPr>
         <w:suppressAutoHyphens/>
         <w:spacing w:after="0" w:line="240" w:lineRule="auto"/>
@@ -4549,7 +4466,7 @@
         </w:rPr>
       </w:pPr>
     </w:p>
-    <w:p>
+    <w:p ns2:paraId="083D8417" ns2:textId="2927D167">
       <w:pPr>
         <w:suppressAutoHyphens/>
         <w:spacing w:after="0" w:line="240" w:lineRule="auto"/>
@@ -4601,7 +4518,7 @@
       </w:r>
       <w:bookmarkStart w:id="24" w:name="_Hlk198890962"/>
     </w:p>
-    <w:p>
+    <w:p ns2:paraId="36317C11" ns2:textId="77777777">
       <w:pPr>
         <w:suppressAutoHyphens/>
         <w:spacing w:after="0" w:line="240" w:lineRule="auto"/>
@@ -4614,7 +4531,7 @@
     </w:p>
     <w:bookmarkEnd w:id="0"/>
     <w:bookmarkEnd w:id="24"/>
-    <w:p>
+    <w:p ns2:paraId="2E71D930" ns2:textId="77777777">
       <w:pPr>
         <w:spacing w:after="0" w:line="240" w:lineRule="auto"/>
         <w:jc w:val="both"/>
@@ -4624,11 +4541,11 @@
           <w:color w:val="000000"/>
           <w:kern w:val="0"/>
           <w:lang w:val="es-ES" w:eastAsia="es-PE"/>
-          <w14:ligatures w14:val="none"/>
-        </w:rPr>
-      </w:pPr>
-    </w:p>
-    <w:p>
+          <ns2:ligatures ns2:val="none"/>
+        </w:rPr>
+      </w:pPr>
+    </w:p>
+    <w:p ns2:paraId="03CAC917" ns2:textId="77777777">
       <w:pPr>
         <w:shd w:val="clear" w:color="auto" w:fill="FFFFFF"/>
         <w:spacing w:after="0" w:line="240" w:lineRule="auto"/>
@@ -4650,7 +4567,7 @@
         <w:t xml:space="preserve">Firmado digitalmente por </w:t>
       </w:r>
     </w:p>
-    <w:p>
+    <w:p ns2:paraId="77B75AD1" ns2:textId="77777777">
       <w:pPr>
         <w:shd w:val="clear" w:color="auto" w:fill="FFFFFF"/>
         <w:spacing w:after="0" w:line="240" w:lineRule="auto"/>
@@ -4672,7 +4589,7 @@
         <w:t>EVELING ROA QUISPE</w:t>
       </w:r>
     </w:p>
-    <w:p>
+    <w:p ns2:paraId="679F0DF1" ns2:textId="77777777">
       <w:pPr>
         <w:shd w:val="clear" w:color="auto" w:fill="FFFFFF"/>
         <w:spacing w:after="0" w:line="240" w:lineRule="auto"/>
@@ -4694,7 +4611,7 @@
         <w:t>Secretaria Técnica</w:t>
       </w:r>
     </w:p>
-    <w:p>
+    <w:p ns2:paraId="13657175" ns2:textId="7B445C9A">
       <w:pPr>
         <w:shd w:val="clear" w:color="auto" w:fill="FFFFFF"/>
         <w:spacing w:after="0" w:line="240" w:lineRule="auto"/>
@@ -4716,7 +4633,7 @@
         <w:t>Comisión de Protección al Consumidor 1</w:t>
       </w:r>
     </w:p>
-    <w:p>
+    <w:p ns2:paraId="35BE4E13" ns2:textId="77777777">
       <w:pPr>
         <w:spacing w:after="0" w:line="240" w:lineRule="auto"/>
         <w:rPr>
@@ -4733,7 +4650,7 @@
         <w:t>LGP/JCQ</w:t>
       </w:r>
     </w:p>
-    <w:p>
+    <w:p ns2:paraId="4423ADE9" ns2:textId="77777777">
       <w:pPr>
         <w:spacing w:after="0" w:line="240" w:lineRule="auto"/>
         <w:rPr>
@@ -4741,14 +4658,14 @@
         </w:rPr>
       </w:pPr>
     </w:p>
-    <w:p>
+    <w:p ns2:paraId="74AAB5F4" ns2:textId="77777777">
       <w:pPr>
         <w:spacing w:after="0" w:line="240" w:lineRule="auto"/>
       </w:pPr>
     </w:p>
     <w:sectPr>
-      <w:headerReference w:type="default" r:id="rId8"/>
-      <w:footerReference w:type="default" r:id="rId9"/>
+      <w:headerReference w:type="default" ns3:id="rId8"/>
+      <w:footerReference w:type="default" ns3:id="rId9"/>
       <w:pgSz w:w="11906" w:h="16838"/>
       <w:pgMar w:top="1417" w:right="1701" w:bottom="1417" w:left="1701" w:header="708" w:footer="708" w:gutter="0"/>
       <w:cols w:space="708"/>
